--- a/Documentation/Chapter_3_Methodology.docx
+++ b/Documentation/Chapter_3_Methodology.docx
@@ -70,13 +70,7 @@
         <w:jc w:val="both"/>
       </w:pPr>
       <w:r>
-        <w:rPr>
-          <w:rFonts w:ascii="Times New Roman" w:hAnsi="Times New Roman"/>
-          <w:b w:val="0"/>
-          <w:i w:val="0"/>
-          <w:sz w:val="24"/>
-        </w:rPr>
-        <w:t>The engineering of QChat followed an Agile software development methodology, structured into five iterative phases spanning ten weeks. An Agile approach was selected because it accommodates incremental build verification, enabling early detection of technical bottlenecks across the frontend UI, serverless database mutations, Web Crypto API key protection pipelines, and local blockchain smart contract interactions.</w:t>
+        <w:t>QChat was engineered following an Agile software development model structured into five iterative phases. Each development iteration produced a testable increment evaluated through automated unit tests and user scenarios.</w:t>
       </w:r>
     </w:p>
     <w:p>
@@ -100,22 +94,7 @@
         <w:jc w:val="both"/>
       </w:pPr>
       <w:r>
-        <w:rPr>
-          <w:rFonts w:ascii="Times New Roman" w:hAnsi="Times New Roman"/>
-          <w:b/>
-          <w:i w:val="0"/>
-          <w:sz w:val="24"/>
-        </w:rPr>
-        <w:t xml:space="preserve">Phase 1 — Requirements Analysis and UI Scaffold (Weeks 1–2): </w:t>
-      </w:r>
-      <w:r>
-        <w:rPr>
-          <w:rFonts w:ascii="Times New Roman" w:hAnsi="Times New Roman"/>
-          <w:b w:val="0"/>
-          <w:i w:val="0"/>
-          <w:sz w:val="24"/>
-        </w:rPr>
-        <w:t>Defined user personas (students, lecturers, administrators), functional specifications, and data flow boundaries. Built the initial React 19 and TypeScript frontend scaffold using Vite on a local development server. Designed all primary screen layouts using component-driven styling.</w:t>
+        <w:t>Phase 1 — Architectural Requirements &amp; Scaffolding (Weeks 1–2): Specified system personas, established React 19 UI component templates, and configured client routing.</w:t>
       </w:r>
     </w:p>
     <w:p>
@@ -124,22 +103,7 @@
         <w:jc w:val="both"/>
       </w:pPr>
       <w:r>
-        <w:rPr>
-          <w:rFonts w:ascii="Times New Roman" w:hAnsi="Times New Roman"/>
-          <w:b/>
-          <w:i w:val="0"/>
-          <w:sz w:val="24"/>
-        </w:rPr>
-        <w:t xml:space="preserve">Phase 2 — Convex Serverless Data Engine Integration (Weeks 3–4): </w:t>
-      </w:r>
-      <w:r>
-        <w:rPr>
-          <w:rFonts w:ascii="Times New Roman" w:hAnsi="Times New Roman"/>
-          <w:b w:val="0"/>
-          <w:i w:val="0"/>
-          <w:sz w:val="24"/>
-        </w:rPr>
-        <w:t>Constructed the complete Convex database schema comprising nine relational tables. Implemented live reactive queries and mutation functions for real-time messaging, binary file storage buckets, Q&amp;A thread posts, and user notifications.</w:t>
+        <w:t>Phase 2 — Reactive Data Engine Integration (Weeks 3–4): Built Convex schema definitions, implemented WebSocket subscription queries, and developed binary file storage handlers.</w:t>
       </w:r>
     </w:p>
     <w:p>
@@ -148,22 +112,7 @@
         <w:jc w:val="both"/>
       </w:pPr>
       <w:r>
-        <w:rPr>
-          <w:rFonts w:ascii="Times New Roman" w:hAnsi="Times New Roman"/>
-          <w:b/>
-          <w:i w:val="0"/>
-          <w:sz w:val="24"/>
-        </w:rPr>
-        <w:t xml:space="preserve">Phase 3 — Browser-Native Cryptography and BB84 Simulation (Weeks 5–6): </w:t>
-      </w:r>
-      <w:r>
-        <w:rPr>
-          <w:rFonts w:ascii="Times New Roman" w:hAnsi="Times New Roman"/>
-          <w:b w:val="0"/>
-          <w:i w:val="0"/>
-          <w:sz w:val="24"/>
-        </w:rPr>
-        <w:t>Integrated the browser's native Web Crypto API for client-side RSA-OAEP key pair generation on first login and AES-GCM symmetric session data protection. Developed the standalone TypeScript simulation of the BB84 Quantum Key Distribution protocol (bb84.ts) to generate 256-bit session keys and fingerprints.</w:t>
+        <w:t>Phase 3 — WebCrypto Pipeline &amp; QKD Simulation (Weeks 5–6): Implemented browser-native RSA-OAEP 2048 key generation, AES-GCM 256 ciphering, and the TypeScript BB84 simulation engine.</w:t>
       </w:r>
     </w:p>
     <w:p>
@@ -172,22 +121,7 @@
         <w:jc w:val="both"/>
       </w:pPr>
       <w:r>
-        <w:rPr>
-          <w:rFonts w:ascii="Times New Roman" w:hAnsi="Times New Roman"/>
-          <w:b/>
-          <w:i w:val="0"/>
-          <w:sz w:val="24"/>
-        </w:rPr>
-        <w:t xml:space="preserve">Phase 4 — Local Permissioned Blockchain Deployment (Weeks 7–8): </w:t>
-      </w:r>
-      <w:r>
-        <w:rPr>
-          <w:rFonts w:ascii="Times New Roman" w:hAnsi="Times New Roman"/>
-          <w:b w:val="0"/>
-          <w:i w:val="0"/>
-          <w:sz w:val="24"/>
-        </w:rPr>
-        <w:t>Authored the MessageVerifier.sol smart contract in Solidity. Configured and deployed the contract onto a locally hosted Hyperledger Besu private blockchain node utilizing QBFT consensus. Developed the Ethers.js integration service (web3Service.ts) to submit SHA-256 message fingerprints and record verified user roles.</w:t>
+        <w:t>Phase 4 — Permissioned Ledger Deployment (Weeks 7–8): Authored and compiled the MessageVerifier.sol smart contract, deployed to a local Hyperledger Besu node, and integrated Ethers.js v6 JSON-RPC calls.</w:t>
       </w:r>
     </w:p>
     <w:p>
@@ -196,22 +130,7 @@
         <w:jc w:val="both"/>
       </w:pPr>
       <w:r>
-        <w:rPr>
-          <w:rFonts w:ascii="Times New Roman" w:hAnsi="Times New Roman"/>
-          <w:b/>
-          <w:i w:val="0"/>
-          <w:sz w:val="24"/>
-        </w:rPr>
-        <w:t xml:space="preserve">Phase 5 — System Testing, Optimization, and Evaluation (Weeks 9–10): </w:t>
-      </w:r>
-      <w:r>
-        <w:rPr>
-          <w:rFonts w:ascii="Times New Roman" w:hAnsi="Times New Roman"/>
-          <w:b w:val="0"/>
-          <w:i w:val="0"/>
-          <w:sz w:val="24"/>
-        </w:rPr>
-        <w:t>Executed comprehensive unit testing of backend functions and cryptographic helpers, end-to-end integration testing across the messaging pipeline, and structured User Acceptance Testing (UAT) across student and lecturer test roles.</w:t>
+        <w:t>Phase 5 — System Integration, Benchmarking, &amp; UAT (Weeks 9–10): Ran cryptographic unit tests, measured Convex delivery latency, and conducted User Acceptance Testing (UAT) across student and faculty cohorts.</w:t>
       </w:r>
     </w:p>
     <w:p>
@@ -236,13 +155,7 @@
         <w:jc w:val="both"/>
       </w:pPr>
       <w:r>
-        <w:rPr>
-          <w:rFonts w:ascii="Times New Roman" w:hAnsi="Times New Roman"/>
-          <w:b w:val="0"/>
-          <w:i w:val="0"/>
-          <w:sz w:val="24"/>
-        </w:rPr>
-        <w:t>QChat is structured as a three-tier hybrid architecture that balances high-speed user interactions with tamper-evident audit logging. The table below details the responsibility matrix across all three layers:</w:t>
+        <w:t>QChat uses a three-tier hybrid design to balance real-time user experience with decentralized verification:</w:t>
       </w:r>
     </w:p>
     <w:tbl>
@@ -356,16 +269,7 @@
             <w:shd w:val="clear" w:color="auto" w:fill="F2F6FC"/>
           </w:tcPr>
           <w:p>
-            <w:pPr>
-              <w:jc w:val="left"/>
-            </w:pPr>
             <w:r>
-              <w:rPr>
-                <w:rFonts w:ascii="Times New Roman" w:hAnsi="Times New Roman"/>
-                <w:b w:val="0"/>
-                <w:i w:val="0"/>
-                <w:sz w:val="20"/>
-              </w:rPr>
               <w:t>Presentation Layer</w:t>
             </w:r>
           </w:p>
@@ -377,16 +281,7 @@
             <w:shd w:val="clear" w:color="auto" w:fill="F2F6FC"/>
           </w:tcPr>
           <w:p>
-            <w:pPr>
-              <w:jc w:val="left"/>
-            </w:pPr>
             <w:r>
-              <w:rPr>
-                <w:rFonts w:ascii="Times New Roman" w:hAnsi="Times New Roman"/>
-                <w:b w:val="0"/>
-                <w:i w:val="0"/>
-                <w:sz w:val="20"/>
-              </w:rPr>
               <w:t>React 19, TypeScript, Vite, Tailwind CSS</w:t>
             </w:r>
           </w:p>
@@ -398,17 +293,8 @@
             <w:shd w:val="clear" w:color="auto" w:fill="F2F6FC"/>
           </w:tcPr>
           <w:p>
-            <w:pPr>
-              <w:jc w:val="left"/>
-            </w:pPr>
             <w:r>
-              <w:rPr>
-                <w:rFonts w:ascii="Times New Roman" w:hAnsi="Times New Roman"/>
-                <w:b w:val="0"/>
-                <w:i w:val="0"/>
-                <w:sz w:val="20"/>
-              </w:rPr>
-              <w:t>Local Desktop Browser Host (http://localhost:5173)</w:t>
+              <w:t>Local Browser Host (http://localhost:5173)</w:t>
             </w:r>
           </w:p>
         </w:tc>
@@ -419,17 +305,8 @@
             <w:shd w:val="clear" w:color="auto" w:fill="F2F6FC"/>
           </w:tcPr>
           <w:p>
-            <w:pPr>
-              <w:jc w:val="left"/>
-            </w:pPr>
             <w:r>
-              <w:rPr>
-                <w:rFonts w:ascii="Times New Roman" w:hAnsi="Times New Roman"/>
-                <w:b w:val="0"/>
-                <w:i w:val="0"/>
-                <w:sz w:val="20"/>
-              </w:rPr>
-              <w:t>Renders responsive UI components, manages client routing, executes Web Crypto key generation, and runs the BB84 simulation.</w:t>
+              <w:t>Renders interactive UI screens, handles client routing, manages WebCrypto key pairs, and runs the BB84 QKD simulation.</w:t>
             </w:r>
           </w:p>
         </w:tc>
@@ -442,16 +319,7 @@
             <w:shd w:val="clear" w:color="auto" w:fill="FFFFFF"/>
           </w:tcPr>
           <w:p>
-            <w:pPr>
-              <w:jc w:val="left"/>
-            </w:pPr>
             <w:r>
-              <w:rPr>
-                <w:rFonts w:ascii="Times New Roman" w:hAnsi="Times New Roman"/>
-                <w:b w:val="0"/>
-                <w:i w:val="0"/>
-                <w:sz w:val="20"/>
-              </w:rPr>
               <w:t>Application Layer</w:t>
             </w:r>
           </w:p>
@@ -463,17 +331,8 @@
             <w:shd w:val="clear" w:color="auto" w:fill="FFFFFF"/>
           </w:tcPr>
           <w:p>
-            <w:pPr>
-              <w:jc w:val="left"/>
-            </w:pPr>
             <w:r>
-              <w:rPr>
-                <w:rFonts w:ascii="Times New Roman" w:hAnsi="Times New Roman"/>
-                <w:b w:val="0"/>
-                <w:i w:val="0"/>
-                <w:sz w:val="20"/>
-              </w:rPr>
-              <w:t>Convex Serverless Cloud Backend</w:t>
+              <w:t>Convex Serverless Backend Engine</w:t>
             </w:r>
           </w:p>
         </w:tc>
@@ -484,17 +343,8 @@
             <w:shd w:val="clear" w:color="auto" w:fill="FFFFFF"/>
           </w:tcPr>
           <w:p>
-            <w:pPr>
-              <w:jc w:val="left"/>
-            </w:pPr>
             <w:r>
-              <w:rPr>
-                <w:rFonts w:ascii="Times New Roman" w:hAnsi="Times New Roman"/>
-                <w:b w:val="0"/>
-                <w:i w:val="0"/>
-                <w:sz w:val="20"/>
-              </w:rPr>
-              <w:t>Cloud Data Engine (Reactive WebSockets)</w:t>
+              <w:t>Cloud WebSocket Sockets</w:t>
             </w:r>
           </w:p>
         </w:tc>
@@ -505,17 +355,8 @@
             <w:shd w:val="clear" w:color="auto" w:fill="FFFFFF"/>
           </w:tcPr>
           <w:p>
-            <w:pPr>
-              <w:jc w:val="left"/>
-            </w:pPr>
             <w:r>
-              <w:rPr>
-                <w:rFonts w:ascii="Times New Roman" w:hAnsi="Times New Roman"/>
-                <w:b w:val="0"/>
-                <w:i w:val="0"/>
-                <w:sz w:val="20"/>
-              </w:rPr>
-              <w:t>Manages real-time database queries/mutations, user authentication sessions, file storage buckets, and Q&amp;A notification dispatching.</w:t>
+              <w:t>Orchestrates real-time data sync, user authentication sessions, binary file storage buckets, and Q&amp;A notification dispatches.</w:t>
             </w:r>
           </w:p>
         </w:tc>
@@ -528,16 +369,7 @@
             <w:shd w:val="clear" w:color="auto" w:fill="F2F6FC"/>
           </w:tcPr>
           <w:p>
-            <w:pPr>
-              <w:jc w:val="left"/>
-            </w:pPr>
             <w:r>
-              <w:rPr>
-                <w:rFonts w:ascii="Times New Roman" w:hAnsi="Times New Roman"/>
-                <w:b w:val="0"/>
-                <w:i w:val="0"/>
-                <w:sz w:val="20"/>
-              </w:rPr>
               <w:t>Verification Layer</w:t>
             </w:r>
           </w:p>
@@ -549,16 +381,7 @@
             <w:shd w:val="clear" w:color="auto" w:fill="F2F6FC"/>
           </w:tcPr>
           <w:p>
-            <w:pPr>
-              <w:jc w:val="left"/>
-            </w:pPr>
             <w:r>
-              <w:rPr>
-                <w:rFonts w:ascii="Times New Roman" w:hAnsi="Times New Roman"/>
-                <w:b w:val="0"/>
-                <w:i w:val="0"/>
-                <w:sz w:val="20"/>
-              </w:rPr>
               <w:t>Hyperledger Besu, Solidity (MessageVerifier.sol), Ethers.js v6</w:t>
             </w:r>
           </w:p>
@@ -570,17 +393,8 @@
             <w:shd w:val="clear" w:color="auto" w:fill="F2F6FC"/>
           </w:tcPr>
           <w:p>
-            <w:pPr>
-              <w:jc w:val="left"/>
-            </w:pPr>
             <w:r>
-              <w:rPr>
-                <w:rFonts w:ascii="Times New Roman" w:hAnsi="Times New Roman"/>
-                <w:b w:val="0"/>
-                <w:i w:val="0"/>
-                <w:sz w:val="20"/>
-              </w:rPr>
-              <w:t>Local Private Blockchain Node (http://127.0.0.1:8545)</w:t>
+              <w:t>Local Private Ledger (http://127.0.0.1:8545)</w:t>
             </w:r>
           </w:p>
         </w:tc>
@@ -591,17 +405,8 @@
             <w:shd w:val="clear" w:color="auto" w:fill="F2F6FC"/>
           </w:tcPr>
           <w:p>
-            <w:pPr>
-              <w:jc w:val="left"/>
-            </w:pPr>
             <w:r>
-              <w:rPr>
-                <w:rFonts w:ascii="Times New Roman" w:hAnsi="Times New Roman"/>
-                <w:b w:val="0"/>
-                <w:i w:val="0"/>
-                <w:sz w:val="20"/>
-              </w:rPr>
-              <w:t>Stores immutable SHA-256 message fingerprints and anchors administrator-verified user roles under QBFT zero-gas consensus.</w:t>
+              <w:t>Logs SHA-256 message digests and records admin-verified user roles under zero-gas QBFT consensus.</w:t>
             </w:r>
           </w:p>
         </w:tc>
@@ -619,13 +424,7 @@
         <w:jc w:val="both"/>
       </w:pPr>
       <w:r>
-        <w:rPr>
-          <w:rFonts w:ascii="Times New Roman" w:hAnsi="Times New Roman"/>
-          <w:b w:val="0"/>
-          <w:i w:val="0"/>
-          <w:sz w:val="24"/>
-        </w:rPr>
-        <w:t>Selective Web3 Strategy: Routine operations — such as user login, message fetching, and Q&amp;A browsing — interact exclusively with the Convex serverless layer for instant responsiveness. The Hyperledger Besu blockchain node is invoked selectively during two high-value operations: (1) anchoring the SHA-256 fingerprint of a sensitive message upon transmission, and (2) writing an approved user's verified role to the contract upon administrator approval. This ensures zero latency penalty during normal browsing while maintaining immutable auditability.</w:t>
+        <w:t>Hybrid Architectural Rule: High-frequency operational requests—such as real-time messaging, forum posting, and file previews—run through the Convex serverless backend. Low-frequency, security-critical events—such as logging SHA-256 message fingerprints and registering administrative role approvals—are committed to the permissioned Hyperledger Besu blockchain.</w:t>
       </w:r>
     </w:p>
     <w:p>
@@ -650,13 +449,7 @@
         <w:jc w:val="both"/>
       </w:pPr>
       <w:r>
-        <w:rPr>
-          <w:rFonts w:ascii="Times New Roman" w:hAnsi="Times New Roman"/>
-          <w:b w:val="0"/>
-          <w:i w:val="0"/>
-          <w:sz w:val="24"/>
-        </w:rPr>
-        <w:t>The backend database is structured in Convex using TypeScript schema definitions (convex/schema.ts). The schema comprises nine specialized tables designed to support real-time messaging, file handling, community Q&amp;A, and identity verification. The table below summarizes the data models and indexing strategies:</w:t>
+        <w:t>The database is structured in Convex using strongly typed TypeScript schemas defining nine relational collections:</w:t>
       </w:r>
     </w:p>
     <w:tbl>
@@ -1565,13 +1358,7 @@
         <w:jc w:val="both"/>
       </w:pPr>
       <w:r>
-        <w:rPr>
-          <w:rFonts w:ascii="Times New Roman" w:hAnsi="Times New Roman"/>
-          <w:b w:val="0"/>
-          <w:i w:val="0"/>
-          <w:sz w:val="24"/>
-        </w:rPr>
-        <w:t>QChat enforces client-side data protection to ensure message confidentiality and non-repudiation. All cryptographic operations utilize the browser's native Web Crypto API (window.crypto.subtle), eliminating external third-party library vulnerabilities.</w:t>
+        <w:t>QChat enforces zero-trust client-side data protection using the browser's native Web Crypto API (window.crypto.subtle), keeping private key material local and avoiding third-party library risks.</w:t>
       </w:r>
     </w:p>
     <w:p>
@@ -1596,13 +1383,7 @@
         <w:jc w:val="both"/>
       </w:pPr>
       <w:r>
-        <w:rPr>
-          <w:rFonts w:ascii="Times New Roman" w:hAnsi="Times New Roman"/>
-          <w:b w:val="0"/>
-          <w:i w:val="0"/>
-          <w:sz w:val="24"/>
-        </w:rPr>
-        <w:t>When a user logs in for the first time, the CryptographicLoginGatekeeper component automatically triggers the generation of an asymmetric key pair inside the browser environment. The public key is exported as a Base64-encoded string and pinned to the user's database profile in Convex. The corresponding private key is stored non-extractably in the browser's local storage (qchat_private_identity_key). This asymmetric key pair is used to exchange symmetric session keys between users.</w:t>
+        <w:t>3.4.1 Asymmetric Identity Key Pair Generation (RSA-OAEP 2048-bit): Upon initial user authentication, the CryptographicLoginGatekeeper module automatically generates an asymmetric RSA key pair inside the browser. The exported public key publishes to the Convex user registry for peer discovery, while the private key remains stored securely within non-extractable client browser storage (qchat_private_identity_key).</w:t>
       </w:r>
     </w:p>
     <w:p>
@@ -1627,13 +1408,7 @@
         <w:jc w:val="both"/>
       </w:pPr>
       <w:r>
-        <w:rPr>
-          <w:rFonts w:ascii="Times New Roman" w:hAnsi="Times New Roman"/>
-          <w:b w:val="0"/>
-          <w:i w:val="0"/>
-          <w:sz w:val="24"/>
-        </w:rPr>
-        <w:t>Bulk data — including chat text messages and uploaded document files — is protected using a 256-bit symmetric key operating under AES-GCM mode. For text messages, the client encodes plaintext into a byte array, generates a 12-byte cryptographically random Initialization Vector (IV), and executes symmetric transformation. The resulting protected ciphertext and IV are encoded in Base64 before transmission to Convex. For file attachments, the file ArrayBuffer is processed symmetrically to produce a protected Blob payload, which is uploaded directly to Convex binary storage buckets while preserving original file metadata.</w:t>
+        <w:t>3.4.2 Symmetric Payload Encryption (AES-GCM 256-bit): Text messages and file attachments are ciphered using symmetric AES-GCM-256 keys. The client encodes message text into byte arrays, generates a 12-byte cryptographically random Initialization Vector (IV), and executes client-side ciphering before Base64 encoding. File attachments convert to ArrayBuffer buffers, cipher into encrypted Blob objects, and upload directly to Convex storage buckets.</w:t>
       </w:r>
     </w:p>
     <w:p>
@@ -1658,13 +1433,7 @@
         <w:jc w:val="both"/>
       </w:pPr>
       <w:r>
-        <w:rPr>
-          <w:rFonts w:ascii="Times New Roman" w:hAnsi="Times New Roman"/>
-          <w:b w:val="0"/>
-          <w:i w:val="0"/>
-          <w:sz w:val="24"/>
-        </w:rPr>
-        <w:t>Prior to transmission, the client computes a 256-bit SHA-256 digital fingerprint of the message payload. This fingerprint serves as a unique content identifier that is transmitted to the Hyperledger Besu blockchain smart contract to establish an undeniable audit record.</w:t>
+        <w:t>3.4.3 SHA-256 Message Hashing: Prior to network dispatch, the client computes a 256-bit SHA-256 cryptographic digest of the message payload. This digest is submitted via Ethers.js to the Hyperledger Besu smart contract to establish an indelible audit log.</w:t>
       </w:r>
     </w:p>
     <w:p>
@@ -1689,13 +1458,7 @@
         <w:jc w:val="both"/>
       </w:pPr>
       <w:r>
-        <w:rPr>
-          <w:rFonts w:ascii="Times New Roman" w:hAnsi="Times New Roman"/>
-          <w:b w:val="0"/>
-          <w:i w:val="0"/>
-          <w:sz w:val="24"/>
-        </w:rPr>
-        <w:t>To introduce post-quantum key generation concepts, QChat incorporates an in-browser software simulation of the BB84 Quantum Key Distribution (QKD) protocol (src/lib/bb84.ts). The simulation executes the following algorithmic steps:</w:t>
+        <w:t>3.5 TypeScript BB84 Quantum Key Distribution Simulation: To model post-quantum key agreement, QChat incorporates a TypeScript BB84 QKD simulation module (src/lib/bb84.ts) executing six algorithmic steps:</w:t>
       </w:r>
     </w:p>
     <w:p>
@@ -1704,13 +1467,7 @@
         <w:spacing w:after="80"/>
       </w:pPr>
       <w:r>
-        <w:rPr>
-          <w:rFonts w:ascii="Times New Roman" w:hAnsi="Times New Roman"/>
-          <w:b w:val="0"/>
-          <w:i w:val="0"/>
-          <w:sz w:val="24"/>
-        </w:rPr>
-        <w:t>Qubit Preparation (Alice): Alice generates cryptographically random binary bits (0 or 1) and assigns random measurement bases — either Rectilinear (+) or Diagonal (×).</w:t>
+        <w:t>1. Qubit Preparation (Alice) — Alice generates cryptographically secure random bits (0 or 1) and assigns random polarization bases: Rectilinear (+) or Diagonal (×).</w:t>
       </w:r>
     </w:p>
     <w:p>
@@ -1719,13 +1476,7 @@
         <w:spacing w:after="80"/>
       </w:pPr>
       <w:r>
-        <w:rPr>
-          <w:rFonts w:ascii="Times New Roman" w:hAnsi="Times New Roman"/>
-          <w:b w:val="0"/>
-          <w:i w:val="0"/>
-          <w:sz w:val="24"/>
-        </w:rPr>
-        <w:t>Quantum Channel Transmission Simulation: Alice sends the prepared qubits over a simulated quantum channel. If eavesdropping is enabled in test mode, measurement perturbations are applied to the quantum states.</w:t>
+        <w:t>2. Quantum Transit Simulation — Alice transmits prepared photon states across a simulated quantum channel. Enabling test eavesdropping introduces state perturbations.</w:t>
       </w:r>
     </w:p>
     <w:p>
@@ -1734,13 +1485,7 @@
         <w:spacing w:after="80"/>
       </w:pPr>
       <w:r>
-        <w:rPr>
-          <w:rFonts w:ascii="Times New Roman" w:hAnsi="Times New Roman"/>
-          <w:b w:val="0"/>
-          <w:i w:val="0"/>
-          <w:sz w:val="24"/>
-        </w:rPr>
-        <w:t>Measurement Simulation (Bob): Bob selects measurement bases (+) or (×) at random. If Bob's basis matches Alice's basis, Bob measures the exact bit value deterministically. If bases mismatch, Bob measures a randomized bit (50% probability).</w:t>
+        <w:t>3. Photon Measurement (Bob) — Bob selects measurement bases (+) or (×) at random. Matching bases yield deterministic bit measurement; mismatched bases produce a 50% random outcome.</w:t>
       </w:r>
     </w:p>
     <w:p>
@@ -1749,13 +1494,7 @@
         <w:spacing w:after="80"/>
       </w:pPr>
       <w:r>
-        <w:rPr>
-          <w:rFonts w:ascii="Times New Roman" w:hAnsi="Times New Roman"/>
-          <w:b w:val="0"/>
-          <w:i w:val="0"/>
-          <w:sz w:val="24"/>
-        </w:rPr>
-        <w:t>Basis Reconciliation (Sifting Phase): Alice and Bob communicate over a public channel to compare their basis choices. All positions where their bases mismatched are discarded, leaving the sifted key.</w:t>
+        <w:t>4. Basis Sifting — Alice and Bob compare their basis choices over an un-encrypted public channel, discarding all bit positions where bases differed to form the sifted key.</w:t>
       </w:r>
     </w:p>
     <w:p>
@@ -1764,13 +1503,7 @@
         <w:spacing w:after="80"/>
       </w:pPr>
       <w:r>
-        <w:rPr>
-          <w:rFonts w:ascii="Times New Roman" w:hAnsi="Times New Roman"/>
-          <w:b w:val="0"/>
-          <w:i w:val="0"/>
-          <w:sz w:val="24"/>
-        </w:rPr>
-        <w:t>Quantum Bit Error Rate (QBER) Evaluation: The simulation compares a sample subset of matching indices to calculate QBER = (Error Count / Matching Indices Count). If QBER exceeds 0.11 (11%), eavesdropping is detected and the session key is rejected.</w:t>
+        <w:t>5. QBER Calculation &amp; Threshold Inspection — The system evaluates a sample subset of matching indices to calculate QBER = (Error Count / Sample Size). A QBER exceeding 11% indicates potential eavesdropping, triggering an immediate session abort.</w:t>
       </w:r>
     </w:p>
     <w:p>
@@ -1779,13 +1512,7 @@
         <w:spacing w:after="80"/>
       </w:pPr>
       <w:r>
-        <w:rPr>
-          <w:rFonts w:ascii="Times New Roman" w:hAnsi="Times New Roman"/>
-          <w:b w:val="0"/>
-          <w:i w:val="0"/>
-          <w:sz w:val="24"/>
-        </w:rPr>
-        <w:t>Session Key Derivation and Fingerprint Formatting: The sifted bits are converted into a 256-bit hexadecimal string (bitsToHex()). A SHA-256 digest is taken to produce a human-readable fingerprint formatted as XXXX-XXXX-XXXX (e.g., A3F9-7C2B-1E8D), which is stored in the chat room record.</w:t>
+        <w:t>6. Key Formatting &amp; Room Registration — The sifted bit string converts into a 256-bit hexadecimal key. A SHA-256 digest formats a human-readable room fingerprint (e.g., A3F9-7C2B-1E8D) stored within the chat room state.</w:t>
       </w:r>
     </w:p>
     <w:p>
@@ -1810,13 +1537,7 @@
         <w:jc w:val="both"/>
       </w:pPr>
       <w:r>
-        <w:rPr>
-          <w:rFonts w:ascii="Times New Roman" w:hAnsi="Times New Roman"/>
-          <w:b w:val="0"/>
-          <w:i w:val="0"/>
-          <w:sz w:val="24"/>
-        </w:rPr>
-        <w:t>The verification layer is powered by a Solidity smart contract (MessageVerifier.sol) compiled under version 0.8.20 and deployed on a locally hosted Hyperledger Besu private network. The contract maintains two primary state mappings:</w:t>
+        <w:t>3.6 Smart Contract Logic (MessageVerifier.sol): The verification layer utilizes a Solidity smart contract (MessageVerifier.sol) compiled under version 0.8.20 and deployed on a local Hyperledger Besu node. The contract maintains two core mappings:</w:t>
       </w:r>
     </w:p>
     <w:p>
@@ -1826,13 +1547,7 @@
         <w:ind w:left="360"/>
       </w:pPr>
       <w:r>
-        <w:rPr>
-          <w:rFonts w:ascii="Times New Roman" w:hAnsi="Times New Roman"/>
-          <w:b w:val="0"/>
-          <w:i w:val="0"/>
-          <w:sz w:val="24"/>
-        </w:rPr>
-        <w:t>messageRecords: Mapping from a unique string messageId to a MessageRecord struct containing messageHash (bytes32 SHA-256 fingerprint), sender address, receiver address, and block timestamp.</w:t>
+        <w:t>1. messageRecords — Maps a unique messageId string to a MessageRecord struct containing messageHash (bytes32 SHA-256 digest), sender address, receiver address, and block timestamp.</w:t>
       </w:r>
     </w:p>
     <w:p>
@@ -1842,13 +1557,7 @@
         <w:ind w:left="360"/>
       </w:pPr>
       <w:r>
-        <w:rPr>
-          <w:rFonts w:ascii="Times New Roman" w:hAnsi="Times New Roman"/>
-          <w:b w:val="0"/>
-          <w:i w:val="0"/>
-          <w:sz w:val="24"/>
-        </w:rPr>
-        <w:t>userRoles: Mapping from user wallet address to assigned institutional role ('student', 'lecturer', 'admin').</w:t>
+        <w:t>2. userRoles — Maps a user wallet address to their verified institutional role ('student', 'lecturer', 'admin').</w:t>
       </w:r>
     </w:p>
     <w:p>
@@ -1872,22 +1581,7 @@
         <w:jc w:val="both"/>
       </w:pPr>
       <w:r>
-        <w:rPr>
-          <w:rFonts w:ascii="Times New Roman" w:hAnsi="Times New Roman"/>
-          <w:b/>
-          <w:i w:val="0"/>
-          <w:sz w:val="24"/>
-        </w:rPr>
-        <w:t xml:space="preserve">recordHash(string messageId, bytes32 messageHash, address sender, address receiver): </w:t>
-      </w:r>
-      <w:r>
-        <w:rPr>
-          <w:rFonts w:ascii="Times New Roman" w:hAnsi="Times New Roman"/>
-          <w:b w:val="0"/>
-          <w:i w:val="0"/>
-          <w:sz w:val="24"/>
-        </w:rPr>
-        <w:t>Records an immutable message fingerprint on-chain. Emits MessageHashRecorded event.</w:t>
+        <w:t>recordHash(string messageId, bytes32 messageHash, address sender, address receiver) — Commits an immutable message fingerprint to the ledger and emits a MessageHashRecorded event.</w:t>
       </w:r>
     </w:p>
     <w:p>
@@ -1896,22 +1590,7 @@
         <w:jc w:val="both"/>
       </w:pPr>
       <w:r>
-        <w:rPr>
-          <w:rFonts w:ascii="Times New Roman" w:hAnsi="Times New Roman"/>
-          <w:b/>
-          <w:i w:val="0"/>
-          <w:sz w:val="24"/>
-        </w:rPr>
-        <w:t xml:space="preserve">verifyHash(string messageId): </w:t>
-      </w:r>
-      <w:r>
-        <w:rPr>
-          <w:rFonts w:ascii="Times New Roman" w:hAnsi="Times New Roman"/>
-          <w:b w:val="0"/>
-          <w:i w:val="0"/>
-          <w:sz w:val="24"/>
-        </w:rPr>
-        <w:t>Returns the stored bytes32 SHA-256 fingerprint for on-chain integrity verification.</w:t>
+        <w:t>verifyHash(string messageId) — Returns the stored bytes32 SHA-256 fingerprint for on-chain integrity verification.</w:t>
       </w:r>
     </w:p>
     <w:p>
@@ -1920,22 +1599,7 @@
         <w:jc w:val="both"/>
       </w:pPr>
       <w:r>
-        <w:rPr>
-          <w:rFonts w:ascii="Times New Roman" w:hAnsi="Times New Roman"/>
-          <w:b/>
-          <w:i w:val="0"/>
-          <w:sz w:val="24"/>
-        </w:rPr>
-        <w:t xml:space="preserve">verifyUser(address userAddress, string role): </w:t>
-      </w:r>
-      <w:r>
-        <w:rPr>
-          <w:rFonts w:ascii="Times New Roman" w:hAnsi="Times New Roman"/>
-          <w:b w:val="0"/>
-          <w:i w:val="0"/>
-          <w:sz w:val="24"/>
-        </w:rPr>
-        <w:t>Restricted to contract admin via onlyAdmin modifier. Writes verified user roles to the ledger and emits UserVerified event.</w:t>
+        <w:t>verifyUser(address userAddress, string role) — Restricted to contract admins via the onlyAdmin modifier; writes verified user roles to the ledger and emits a UserVerified event.</w:t>
       </w:r>
     </w:p>
     <w:p>
@@ -1944,22 +1608,7 @@
         <w:jc w:val="both"/>
       </w:pPr>
       <w:r>
-        <w:rPr>
-          <w:rFonts w:ascii="Times New Roman" w:hAnsi="Times New Roman"/>
-          <w:b/>
-          <w:i w:val="0"/>
-          <w:sz w:val="24"/>
-        </w:rPr>
-        <w:t xml:space="preserve">getUserRole(address userAddress): </w:t>
-      </w:r>
-      <w:r>
-        <w:rPr>
-          <w:rFonts w:ascii="Times New Roman" w:hAnsi="Times New Roman"/>
-          <w:b w:val="0"/>
-          <w:i w:val="0"/>
-          <w:sz w:val="24"/>
-        </w:rPr>
-        <w:t>Returns the verified role string associated with a wallet address.</w:t>
+        <w:t>getUserRole(address userAddress) — Retrieves the verified role string associated with a given wallet address.</w:t>
       </w:r>
     </w:p>
     <w:p>
@@ -1968,13 +1617,7 @@
         <w:jc w:val="both"/>
       </w:pPr>
       <w:r>
-        <w:rPr>
-          <w:rFonts w:ascii="Times New Roman" w:hAnsi="Times New Roman"/>
-          <w:b w:val="0"/>
-          <w:i w:val="0"/>
-          <w:sz w:val="24"/>
-        </w:rPr>
-        <w:t>Besu Network Configuration: The contract is deployed to Hyperledger Besu running locally at http://127.0.0.1:8545 under QBFT consensus (chainId: 1337). Gas price is configured to zero (gasPrice: 0), eliminating transaction cost barriers for institutional recording.</w:t>
+        <w:t>Besu Network Configuration — The smart contract runs on a local Hyperledger Besu node at http://127.0.0.1:8545 under QBFT consensus (ChainId: 1337) with zero gas fees (gasPrice: 0), allowing free institutional auditing transactions.</w:t>
       </w:r>
     </w:p>
     <w:p>
@@ -1999,13 +1642,7 @@
         <w:jc w:val="both"/>
       </w:pPr>
       <w:r>
-        <w:rPr>
-          <w:rFonts w:ascii="Times New Roman" w:hAnsi="Times New Roman"/>
-          <w:b w:val="0"/>
-          <w:i w:val="0"/>
-          <w:sz w:val="24"/>
-        </w:rPr>
-        <w:t>System data processing is modeled across two key operational workflows:</w:t>
+        <w:t>System execution is modeled across two primary Level-1 Data Flow Diagrams:</w:t>
       </w:r>
     </w:p>
     <w:p>
@@ -2030,13 +1667,7 @@
         <w:jc w:val="both"/>
       </w:pPr>
       <w:r>
-        <w:rPr>
-          <w:rFonts w:ascii="Times New Roman" w:hAnsi="Times New Roman"/>
-          <w:b w:val="0"/>
-          <w:i w:val="0"/>
-          <w:sz w:val="24"/>
-        </w:rPr>
-        <w:t>1. Sender enters text/file → 2. Client Web Crypto API performs client-side AES-GCM protection → 3. Client generates SHA-256 payload fingerprint → 4. Protected message blob stored in Convex cloud DB → 5. Ethers.js service submits SHA-256 fingerprint to Besu contract (recordHash()) → 6. Transaction hash returned and stored in Convex message record → 7. Recipient receives real-time payload, unwraps content, and verifies on-chain fingerprint.</w:t>
+        <w:t>3.7.1 Message Transmission &amp; Fingerprint Logging Pipeline: 1. User inputs text/file -&gt; 2. Web Crypto API executes AES-GCM encryption -&gt; 3. Client computes SHA-256 payload digest -&gt; 4. Encrypted payload uploads to Convex cloud storage -&gt; 5. Ethers.js invokes recordHash() on Besu contract -&gt; 6. Besu returns transaction hash to Convex message record -&gt; 7. Recipient receives real-time payload via WebSocket and validates hash against Besu ledger.</w:t>
       </w:r>
     </w:p>
     <w:p>
@@ -2061,13 +1692,7 @@
         <w:jc w:val="both"/>
       </w:pPr>
       <w:r>
-        <w:rPr>
-          <w:rFonts w:ascii="Times New Roman" w:hAnsi="Times New Roman"/>
-          <w:b w:val="0"/>
-          <w:i w:val="0"/>
-          <w:sz w:val="24"/>
-        </w:rPr>
-        <w:t>1. Student/Lecturer submits institutional ID evidence → 2. Evidence blob uploaded to Convex storage bucket → 3. Verification request created in pending state → 4. Admin reviews request in Admin Dashboard → 5. Admin clicks Approve → 6. Convex status updated to approved → 7. Ethers.js invokes verifyUser() on Besu contract, permanently anchoring user role on-chain.</w:t>
+        <w:t>3.7.2 Institutional Identity Verification Pipeline: 1. Student/Lecturer uploads ID evidence -&gt; 2. Document blob saves to Convex storage bucket -&gt; 3. Request enters pending state -&gt; 4. Admin inspects evidence in Admin Portal -&gt; 5. Admin grants approval -&gt; 6. Convex record updates status to approved -&gt; 7. Ethers.js triggers verifyUser() on Besu contract, permanently locking role on-chain.</w:t>
       </w:r>
     </w:p>
     <w:p>
@@ -2092,13 +1717,7 @@
         <w:jc w:val="both"/>
       </w:pPr>
       <w:r>
-        <w:rPr>
-          <w:rFonts w:ascii="Times New Roman" w:hAnsi="Times New Roman"/>
-          <w:b w:val="0"/>
-          <w:i w:val="0"/>
-          <w:sz w:val="24"/>
-        </w:rPr>
-        <w:t>The application UI is structured into nine functional screens rendered using React 19 and React Router DOM v7:</w:t>
+        <w:t>The application UI comprises nine user interface screens built with React 19 and React Router v7:</w:t>
       </w:r>
     </w:p>
     <w:p>
@@ -2107,22 +1726,7 @@
         <w:jc w:val="both"/>
       </w:pPr>
       <w:r>
-        <w:rPr>
-          <w:rFonts w:ascii="Times New Roman" w:hAnsi="Times New Roman"/>
-          <w:b/>
-          <w:i w:val="0"/>
-          <w:sz w:val="24"/>
-        </w:rPr>
-        <w:t xml:space="preserve">Landing Page (LandingPage.tsx): </w:t>
-      </w:r>
-      <w:r>
-        <w:rPr>
-          <w:rFonts w:ascii="Times New Roman" w:hAnsi="Times New Roman"/>
-          <w:b w:val="0"/>
-          <w:i w:val="0"/>
-          <w:sz w:val="24"/>
-        </w:rPr>
-        <w:t>Public landing screen highlighting system features and authentication entry points.</w:t>
+        <w:t>Landing Page (LandingPage.tsx) — Main entry portal introducing QChat features and login options.</w:t>
       </w:r>
     </w:p>
     <w:p>
@@ -2131,22 +1735,7 @@
         <w:jc w:val="both"/>
       </w:pPr>
       <w:r>
-        <w:rPr>
-          <w:rFonts w:ascii="Times New Roman" w:hAnsi="Times New Roman"/>
-          <w:b/>
-          <w:i w:val="0"/>
-          <w:sz w:val="24"/>
-        </w:rPr>
-        <w:t xml:space="preserve">User Registration (Register.tsx): </w:t>
-      </w:r>
-      <w:r>
-        <w:rPr>
-          <w:rFonts w:ascii="Times New Roman" w:hAnsi="Times New Roman"/>
-          <w:b w:val="0"/>
-          <w:i w:val="0"/>
-          <w:sz w:val="24"/>
-        </w:rPr>
-        <w:t>Account creation form capturing name, email, school, role selection, and password.</w:t>
+        <w:t>Registration Screen (Register.tsx) — User onboarding form capturing profile details, institutional affiliation, and role.</w:t>
       </w:r>
     </w:p>
     <w:p>
@@ -2155,22 +1744,7 @@
         <w:jc w:val="both"/>
       </w:pPr>
       <w:r>
-        <w:rPr>
-          <w:rFonts w:ascii="Times New Roman" w:hAnsi="Times New Roman"/>
-          <w:b/>
-          <w:i w:val="0"/>
-          <w:sz w:val="24"/>
-        </w:rPr>
-        <w:t xml:space="preserve">User Login (Login.tsx): </w:t>
-      </w:r>
-      <w:r>
-        <w:rPr>
-          <w:rFonts w:ascii="Times New Roman" w:hAnsi="Times New Roman"/>
-          <w:b w:val="0"/>
-          <w:i w:val="0"/>
-          <w:sz w:val="24"/>
-        </w:rPr>
-        <w:t>Authentication portal generating session tokens and triggering background key pair setup.</w:t>
+        <w:t>Login Screen (Login.tsx) — Authentication portal issuing session tokens and initiating client key pair generation.</w:t>
       </w:r>
     </w:p>
     <w:p>
@@ -2179,22 +1753,7 @@
         <w:jc w:val="both"/>
       </w:pPr>
       <w:r>
-        <w:rPr>
-          <w:rFonts w:ascii="Times New Roman" w:hAnsi="Times New Roman"/>
-          <w:b/>
-          <w:i w:val="0"/>
-          <w:sz w:val="24"/>
-        </w:rPr>
-        <w:t xml:space="preserve">Forgot Password (ForgotPassword.tsx): </w:t>
-      </w:r>
-      <w:r>
-        <w:rPr>
-          <w:rFonts w:ascii="Times New Roman" w:hAnsi="Times New Roman"/>
-          <w:b w:val="0"/>
-          <w:i w:val="0"/>
-          <w:sz w:val="24"/>
-        </w:rPr>
-        <w:t>Account recovery interface enabling credential updates.</w:t>
+        <w:t>Password Recovery (ForgotPassword.tsx) — Self-service credential recovery interface.</w:t>
       </w:r>
     </w:p>
     <w:p>
@@ -2203,22 +1762,7 @@
         <w:jc w:val="both"/>
       </w:pPr>
       <w:r>
-        <w:rPr>
-          <w:rFonts w:ascii="Times New Roman" w:hAnsi="Times New Roman"/>
-          <w:b/>
-          <w:i w:val="0"/>
-          <w:sz w:val="24"/>
-        </w:rPr>
-        <w:t xml:space="preserve">Messaging Center (MessagesList.tsx): </w:t>
-      </w:r>
-      <w:r>
-        <w:rPr>
-          <w:rFonts w:ascii="Times New Roman" w:hAnsi="Times New Roman"/>
-          <w:b w:val="0"/>
-          <w:i w:val="0"/>
-          <w:sz w:val="24"/>
-        </w:rPr>
-        <w:t>Core messaging hub featuring real-time room feeds, sensitive mode toggle, BB84 simulation controls, and document preview controls.</w:t>
+        <w:t>Messaging Hub (MessagesList.tsx) — Core communication portal featuring real-time room feeds, sensitive mode toggles, BB84 simulation controls, and document preview panels.</w:t>
       </w:r>
     </w:p>
     <w:p>
@@ -2227,22 +1771,7 @@
         <w:jc w:val="both"/>
       </w:pPr>
       <w:r>
-        <w:rPr>
-          <w:rFonts w:ascii="Times New Roman" w:hAnsi="Times New Roman"/>
-          <w:b/>
-          <w:i w:val="0"/>
-          <w:sz w:val="24"/>
-        </w:rPr>
-        <w:t xml:space="preserve">Community Q&amp;A (QAPage.tsx): </w:t>
-      </w:r>
-      <w:r>
-        <w:rPr>
-          <w:rFonts w:ascii="Times New Roman" w:hAnsi="Times New Roman"/>
-          <w:b w:val="0"/>
-          <w:i w:val="0"/>
-          <w:sz w:val="24"/>
-        </w:rPr>
-        <w:t>Interactive Q&amp;A forum with hashtag filtering, answer posting, and notification counters.</w:t>
+        <w:t>Community Q&amp;A (QAPage.tsx) — Interactive forum supporting hashtag categorization, answer posting, and real-time reply counters.</w:t>
       </w:r>
     </w:p>
     <w:p>
@@ -2251,22 +1780,7 @@
         <w:jc w:val="both"/>
       </w:pPr>
       <w:r>
-        <w:rPr>
-          <w:rFonts w:ascii="Times New Roman" w:hAnsi="Times New Roman"/>
-          <w:b/>
-          <w:i w:val="0"/>
-          <w:sz w:val="24"/>
-        </w:rPr>
-        <w:t xml:space="preserve">Explore Board (Explore.tsx): </w:t>
-      </w:r>
-      <w:r>
-        <w:rPr>
-          <w:rFonts w:ascii="Times New Roman" w:hAnsi="Times New Roman"/>
-          <w:b w:val="0"/>
-          <w:i w:val="0"/>
-          <w:sz w:val="24"/>
-        </w:rPr>
-        <w:t>Discovery screen for browsing institutional questions and academic topics.</w:t>
+        <w:t>Explore Feed (Explore.tsx) — Discovery interface for browsing trending institutional questions and topics.</w:t>
       </w:r>
     </w:p>
     <w:p>
@@ -2275,22 +1789,7 @@
         <w:jc w:val="both"/>
       </w:pPr>
       <w:r>
-        <w:rPr>
-          <w:rFonts w:ascii="Times New Roman" w:hAnsi="Times New Roman"/>
-          <w:b/>
-          <w:i w:val="0"/>
-          <w:sz w:val="24"/>
-        </w:rPr>
-        <w:t xml:space="preserve">Verify Profile (VerifyProfile.tsx): </w:t>
-      </w:r>
-      <w:r>
-        <w:rPr>
-          <w:rFonts w:ascii="Times New Roman" w:hAnsi="Times New Roman"/>
-          <w:b w:val="0"/>
-          <w:i w:val="0"/>
-          <w:sz w:val="24"/>
-        </w:rPr>
-        <w:t>User portal for uploading student/lecturer ID cards and tracking approval status.</w:t>
+        <w:t>Profile Verification (VerifyProfile.tsx) — Portal for staff/students to upload ID documentation and track verification status.</w:t>
       </w:r>
     </w:p>
     <w:p>
@@ -2299,22 +1798,7 @@
         <w:jc w:val="both"/>
       </w:pPr>
       <w:r>
-        <w:rPr>
-          <w:rFonts w:ascii="Times New Roman" w:hAnsi="Times New Roman"/>
-          <w:b/>
-          <w:i w:val="0"/>
-          <w:sz w:val="24"/>
-        </w:rPr>
-        <w:t xml:space="preserve">Admin Dashboard (Admin.tsx): </w:t>
-      </w:r>
-      <w:r>
-        <w:rPr>
-          <w:rFonts w:ascii="Times New Roman" w:hAnsi="Times New Roman"/>
-          <w:b w:val="0"/>
-          <w:i w:val="0"/>
-          <w:sz w:val="24"/>
-        </w:rPr>
-        <w:t>Governance portal allowing administrators to review verification evidence, approve users, and trigger blockchain role registrations.</w:t>
+        <w:t>Admin Governance Dashboard (Admin.tsx) — Administrative control center for reviewing evidence documents and executing on-chain role registrations.</w:t>
       </w:r>
     </w:p>
     <w:p>
@@ -2339,13 +1823,7 @@
         <w:jc w:val="both"/>
       </w:pPr>
       <w:r>
-        <w:rPr>
-          <w:rFonts w:ascii="Times New Roman" w:hAnsi="Times New Roman"/>
-          <w:b w:val="0"/>
-          <w:i w:val="0"/>
-          <w:sz w:val="24"/>
-        </w:rPr>
-        <w:t>A structured threat model was constructed to evaluate QChat's resilience against potential security vectors:</w:t>
+        <w:t>We developed a comprehensive threat model to evaluate QChat's resilience against common security vulnerabilities.</w:t>
       </w:r>
     </w:p>
     <w:tbl>
@@ -2459,16 +1937,7 @@
             <w:shd w:val="clear" w:color="auto" w:fill="F2F6FC"/>
           </w:tcPr>
           <w:p>
-            <w:pPr>
-              <w:jc w:val="left"/>
-            </w:pPr>
             <w:r>
-              <w:rPr>
-                <w:rFonts w:ascii="Times New Roman" w:hAnsi="Times New Roman"/>
-                <w:b w:val="0"/>
-                <w:i w:val="0"/>
-                <w:sz w:val="20"/>
-              </w:rPr>
               <w:t>Content Modification</w:t>
             </w:r>
           </w:p>
@@ -2480,17 +1949,8 @@
             <w:shd w:val="clear" w:color="auto" w:fill="F2F6FC"/>
           </w:tcPr>
           <w:p>
-            <w:pPr>
-              <w:jc w:val="left"/>
-            </w:pPr>
             <w:r>
-              <w:rPr>
-                <w:rFonts w:ascii="Times New Roman" w:hAnsi="Times New Roman"/>
-                <w:b w:val="0"/>
-                <w:i w:val="0"/>
-                <w:sz w:val="20"/>
-              </w:rPr>
-              <w:t>An attacker or database admin attempts to alter stored message text or submission timestamps.</w:t>
+              <w:t>Database admin or attacker attempts to alter stored message text or submission timestamps.</w:t>
             </w:r>
           </w:p>
         </w:tc>
@@ -2501,17 +1961,8 @@
             <w:shd w:val="clear" w:color="auto" w:fill="F2F6FC"/>
           </w:tcPr>
           <w:p>
-            <w:pPr>
-              <w:jc w:val="left"/>
-            </w:pPr>
             <w:r>
-              <w:rPr>
-                <w:rFonts w:ascii="Times New Roman" w:hAnsi="Times New Roman"/>
-                <w:b w:val="0"/>
-                <w:i w:val="0"/>
-                <w:sz w:val="20"/>
-              </w:rPr>
-              <w:t>Convex Database / Message Records</w:t>
+              <w:t>Convex DB / Message Records</w:t>
             </w:r>
           </w:p>
         </w:tc>
@@ -2522,17 +1973,8 @@
             <w:shd w:val="clear" w:color="auto" w:fill="F2F6FC"/>
           </w:tcPr>
           <w:p>
-            <w:pPr>
-              <w:jc w:val="left"/>
-            </w:pPr>
             <w:r>
-              <w:rPr>
-                <w:rFonts w:ascii="Times New Roman" w:hAnsi="Times New Roman"/>
-                <w:b w:val="0"/>
-                <w:i w:val="0"/>
-                <w:sz w:val="20"/>
-              </w:rPr>
-              <w:t>SHA-256 digital fingerprints are permanently recorded on the Hyperledger Besu blockchain. Any database modification creates a verifiable hash mismatch.</w:t>
+              <w:t>SHA-256 fingerprints are logged on the Hyperledger Besu blockchain. Any database change creates an instant hash mismatch.</w:t>
             </w:r>
           </w:p>
         </w:tc>
@@ -2545,16 +1987,7 @@
             <w:shd w:val="clear" w:color="auto" w:fill="FFFFFF"/>
           </w:tcPr>
           <w:p>
-            <w:pPr>
-              <w:jc w:val="left"/>
-            </w:pPr>
             <w:r>
-              <w:rPr>
-                <w:rFonts w:ascii="Times New Roman" w:hAnsi="Times New Roman"/>
-                <w:b w:val="0"/>
-                <w:i w:val="0"/>
-                <w:sz w:val="20"/>
-              </w:rPr>
               <w:t>Server Eavesdropping</w:t>
             </w:r>
           </w:p>
@@ -2566,17 +1999,8 @@
             <w:shd w:val="clear" w:color="auto" w:fill="FFFFFF"/>
           </w:tcPr>
           <w:p>
-            <w:pPr>
-              <w:jc w:val="left"/>
-            </w:pPr>
             <w:r>
-              <w:rPr>
-                <w:rFonts w:ascii="Times New Roman" w:hAnsi="Times New Roman"/>
-                <w:b w:val="0"/>
-                <w:i w:val="0"/>
-                <w:sz w:val="20"/>
-              </w:rPr>
-              <w:t>An unauthorized party inspects network traffic or database tables to read private communications.</w:t>
+              <w:t>Eavesdropper inspects backend database tables to read private student/lecturer messages.</w:t>
             </w:r>
           </w:p>
         </w:tc>
@@ -2587,16 +2011,7 @@
             <w:shd w:val="clear" w:color="auto" w:fill="FFFFFF"/>
           </w:tcPr>
           <w:p>
-            <w:pPr>
-              <w:jc w:val="left"/>
-            </w:pPr>
             <w:r>
-              <w:rPr>
-                <w:rFonts w:ascii="Times New Roman" w:hAnsi="Times New Roman"/>
-                <w:b w:val="0"/>
-                <w:i w:val="0"/>
-                <w:sz w:val="20"/>
-              </w:rPr>
               <w:t>Network Relay / Serverless Engine</w:t>
             </w:r>
           </w:p>
@@ -2608,17 +2023,8 @@
             <w:shd w:val="clear" w:color="auto" w:fill="FFFFFF"/>
           </w:tcPr>
           <w:p>
-            <w:pPr>
-              <w:jc w:val="left"/>
-            </w:pPr>
             <w:r>
-              <w:rPr>
-                <w:rFonts w:ascii="Times New Roman" w:hAnsi="Times New Roman"/>
-                <w:b w:val="0"/>
-                <w:i w:val="0"/>
-                <w:sz w:val="20"/>
-              </w:rPr>
-              <w:t>Client-side AES-GCM data protection ensures that intermediate servers store only protected blob payloads without access to private key material.</w:t>
+              <w:t>Client-side AES-GCM encryption ensures intermediate servers store only ciphertext without access to private key material.</w:t>
             </w:r>
           </w:p>
         </w:tc>
@@ -2631,16 +2037,7 @@
             <w:shd w:val="clear" w:color="auto" w:fill="F2F6FC"/>
           </w:tcPr>
           <w:p>
-            <w:pPr>
-              <w:jc w:val="left"/>
-            </w:pPr>
             <w:r>
-              <w:rPr>
-                <w:rFonts w:ascii="Times New Roman" w:hAnsi="Times New Roman"/>
-                <w:b w:val="0"/>
-                <w:i w:val="0"/>
-                <w:sz w:val="20"/>
-              </w:rPr>
               <w:t>Identity Spoofing</w:t>
             </w:r>
           </w:p>
@@ -2652,17 +2049,8 @@
             <w:shd w:val="clear" w:color="auto" w:fill="F2F6FC"/>
           </w:tcPr>
           <w:p>
-            <w:pPr>
-              <w:jc w:val="left"/>
-            </w:pPr>
             <w:r>
-              <w:rPr>
-                <w:rFonts w:ascii="Times New Roman" w:hAnsi="Times New Roman"/>
-                <w:b w:val="0"/>
-                <w:i w:val="0"/>
-                <w:sz w:val="20"/>
-              </w:rPr>
-              <w:t>An unverified user claims a lecturer or administrator role to issue fake notices or view restricted data.</w:t>
+              <w:t>Unverified user claims a lecturer role to issue fake announcements or access private records.</w:t>
             </w:r>
           </w:p>
         </w:tc>
@@ -2673,17 +2061,8 @@
             <w:shd w:val="clear" w:color="auto" w:fill="F2F6FC"/>
           </w:tcPr>
           <w:p>
-            <w:pPr>
-              <w:jc w:val="left"/>
-            </w:pPr>
             <w:r>
-              <w:rPr>
-                <w:rFonts w:ascii="Times New Roman" w:hAnsi="Times New Roman"/>
-                <w:b w:val="0"/>
-                <w:i w:val="0"/>
-                <w:sz w:val="20"/>
-              </w:rPr>
-              <w:t>Role Permissions / User Profiles</w:t>
+              <w:t>Role System / User Profiles</w:t>
             </w:r>
           </w:p>
         </w:tc>
@@ -2694,17 +2073,8 @@
             <w:shd w:val="clear" w:color="auto" w:fill="F2F6FC"/>
           </w:tcPr>
           <w:p>
-            <w:pPr>
-              <w:jc w:val="left"/>
-            </w:pPr>
             <w:r>
-              <w:rPr>
-                <w:rFonts w:ascii="Times New Roman" w:hAnsi="Times New Roman"/>
-                <w:b w:val="0"/>
-                <w:i w:val="0"/>
-                <w:sz w:val="20"/>
-              </w:rPr>
-              <w:t>Strict Role-Based Access Control (RBAC) tied to mandatory evidence uploads; approved roles are anchored immutably on the Besu smart contract.</w:t>
+              <w:t>Strict RBAC requires evidence submission; approved roles anchor immutably on the Besu smart contract.</w:t>
             </w:r>
           </w:p>
         </w:tc>
@@ -2717,16 +2087,7 @@
             <w:shd w:val="clear" w:color="auto" w:fill="FFFFFF"/>
           </w:tcPr>
           <w:p>
-            <w:pPr>
-              <w:jc w:val="left"/>
-            </w:pPr>
             <w:r>
-              <w:rPr>
-                <w:rFonts w:ascii="Times New Roman" w:hAnsi="Times New Roman"/>
-                <w:b w:val="0"/>
-                <w:i w:val="0"/>
-                <w:sz w:val="20"/>
-              </w:rPr>
               <w:t>Session Eavesdropping</w:t>
             </w:r>
           </w:p>
@@ -2738,17 +2099,8 @@
             <w:shd w:val="clear" w:color="auto" w:fill="FFFFFF"/>
           </w:tcPr>
           <w:p>
-            <w:pPr>
-              <w:jc w:val="left"/>
-            </w:pPr>
             <w:r>
-              <w:rPr>
-                <w:rFonts w:ascii="Times New Roman" w:hAnsi="Times New Roman"/>
-                <w:b w:val="0"/>
-                <w:i w:val="0"/>
-                <w:sz w:val="20"/>
-              </w:rPr>
-              <w:t>A third party attempts to intercept session key exchanges over the channel.</w:t>
+              <w:t>Adversary attempts to intercept session key exchanges over the communication channel.</w:t>
             </w:r>
           </w:p>
         </w:tc>
@@ -2759,16 +2111,7 @@
             <w:shd w:val="clear" w:color="auto" w:fill="FFFFFF"/>
           </w:tcPr>
           <w:p>
-            <w:pPr>
-              <w:jc w:val="left"/>
-            </w:pPr>
             <w:r>
-              <w:rPr>
-                <w:rFonts w:ascii="Times New Roman" w:hAnsi="Times New Roman"/>
-                <w:b w:val="0"/>
-                <w:i w:val="0"/>
-                <w:sz w:val="20"/>
-              </w:rPr>
               <w:t>Key Distribution Pipeline</w:t>
             </w:r>
           </w:p>
@@ -2780,17 +2123,8 @@
             <w:shd w:val="clear" w:color="auto" w:fill="FFFFFF"/>
           </w:tcPr>
           <w:p>
-            <w:pPr>
-              <w:jc w:val="left"/>
-            </w:pPr>
             <w:r>
-              <w:rPr>
-                <w:rFonts w:ascii="Times New Roman" w:hAnsi="Times New Roman"/>
-                <w:b w:val="0"/>
-                <w:i w:val="0"/>
-                <w:sz w:val="20"/>
-              </w:rPr>
-              <w:t>BB84 quantum simulation monitors Quantum Bit Error Rate (QBER); QBER &gt; 11% triggers an immediate session abort.</w:t>
+              <w:t>BB84 simulation measures Quantum Bit Error Rate (QBER); QBER &gt; 11% triggers an immediate key exchange abort.</w:t>
             </w:r>
           </w:p>
         </w:tc>

--- a/Documentation/Chapter_3_Methodology.docx
+++ b/Documentation/Chapter_3_Methodology.docx
@@ -4,190 +4,468 @@
   <w:body>
     <w:p>
       <w:pPr>
-        <w:spacing w:before="0" w:after="80"/>
-        <w:jc w:val="center"/>
+        <w:pStyle w:val="Heading1"/>
       </w:pPr>
       <w:r>
         <w:rPr>
-          <w:rFonts w:ascii="Times New Roman" w:hAnsi="Times New Roman"/>
+          <w:rFonts w:ascii="Times New Roman" w:hAnsi="Times New Roman" w:eastAsia="Times New Roman"/>
           <w:b/>
           <w:i w:val="0"/>
-          <w:color w:val="003366"/>
-          <w:sz w:val="36"/>
+          <w:color w:val="000000"/>
+          <w:sz w:val="28"/>
         </w:rPr>
-        <w:t>CHAPTER 3</w:t>
+        <w:t>Chapter 3</w:t>
       </w:r>
     </w:p>
     <w:p>
       <w:pPr>
-        <w:spacing w:before="0" w:after="240"/>
-        <w:jc w:val="center"/>
+        <w:pStyle w:val="Heading1"/>
       </w:pPr>
       <w:r>
         <w:rPr>
-          <w:rFonts w:ascii="Times New Roman" w:hAnsi="Times New Roman"/>
+          <w:rFonts w:ascii="Times New Roman" w:hAnsi="Times New Roman" w:eastAsia="Times New Roman"/>
           <w:b/>
           <w:i w:val="0"/>
-          <w:color w:val="1F497D"/>
-          <w:sz w:val="32"/>
+          <w:color w:val="000000"/>
+          <w:sz w:val="28"/>
         </w:rPr>
-        <w:t>METHODOLOGY AND SYSTEM DESIGN</w:t>
+        <w:t>Methodology and System Design</w:t>
       </w:r>
     </w:p>
     <w:p>
       <w:pPr>
-        <w:spacing w:before="40" w:after="40"/>
-        <w:pBdr>
-          <w:bottom w:val="single" w:sz="6" w:space="1" w:color="1F497D"/>
-        </w:pBdr>
-      </w:pPr>
-    </w:p>
-    <w:p>
-      <w:pPr>
-        <w:spacing w:before="0" w:after="240"/>
-        <w:jc w:val="left"/>
-      </w:pPr>
-    </w:p>
-    <w:p>
-      <w:pPr>
-        <w:spacing w:before="360" w:after="120"/>
-        <w:jc w:val="left"/>
+        <w:pStyle w:val="Heading2"/>
       </w:pPr>
       <w:r>
         <w:rPr>
-          <w:rFonts w:ascii="Times New Roman" w:hAnsi="Times New Roman"/>
+          <w:rFonts w:ascii="Times New Roman" w:hAnsi="Times New Roman" w:eastAsia="Times New Roman"/>
           <w:b/>
           <w:i w:val="0"/>
-          <w:color w:val="003366"/>
-          <w:sz w:val="32"/>
+          <w:color w:val="000000"/>
+          <w:sz w:val="26"/>
         </w:rPr>
-        <w:t>3.1  Software Engineering Methodology</w:t>
+        <w:t>3.1 Agile Development Framework and Timeline</w:t>
       </w:r>
     </w:p>
     <w:p>
       <w:pPr>
-        <w:spacing w:before="0" w:after="160"/>
-        <w:jc w:val="both"/>
-      </w:pPr>
-      <w:r>
-        <w:t>QChat was engineered following an Agile software development model structured into five iterative phases. Each development iteration produced a testable increment evaluated through automated unit tests and user scenarios.</w:t>
-      </w:r>
-    </w:p>
-    <w:p>
-      <w:pPr>
-        <w:spacing w:before="0" w:after="160"/>
-        <w:jc w:val="both"/>
+        <w:ind w:firstLine="720"/>
       </w:pPr>
       <w:r>
         <w:rPr>
-          <w:rFonts w:ascii="Times New Roman" w:hAnsi="Times New Roman"/>
+          <w:rFonts w:ascii="Times New Roman" w:hAnsi="Times New Roman" w:eastAsia="Times New Roman"/>
           <w:b w:val="0"/>
           <w:i w:val="0"/>
+          <w:color w:val="000000"/>
           <w:sz w:val="24"/>
         </w:rPr>
-        <w:t>Each phase produced a functional system increment that underwent immediate local testing before advancing to subsequent modules. The five execution phases are defined below:</w:t>
-      </w:r>
-    </w:p>
-    <w:p>
-      <w:pPr>
-        <w:spacing w:before="0" w:after="120"/>
-        <w:jc w:val="both"/>
-      </w:pPr>
-      <w:r>
-        <w:t>Phase 1 — Architectural Requirements &amp; Scaffolding (Weeks 1–2): Specified system personas, established React 19 UI component templates, and configured client routing.</w:t>
-      </w:r>
-    </w:p>
-    <w:p>
-      <w:pPr>
-        <w:spacing w:before="0" w:after="120"/>
-        <w:jc w:val="both"/>
-      </w:pPr>
-      <w:r>
-        <w:t>Phase 2 — Reactive Data Engine Integration (Weeks 3–4): Built Convex schema definitions, implemented WebSocket subscription queries, and developed binary file storage handlers.</w:t>
-      </w:r>
-    </w:p>
-    <w:p>
-      <w:pPr>
-        <w:spacing w:before="0" w:after="120"/>
-        <w:jc w:val="both"/>
-      </w:pPr>
-      <w:r>
-        <w:t>Phase 3 — WebCrypto Pipeline &amp; QKD Simulation (Weeks 5–6): Implemented browser-native RSA-OAEP 2048 key generation, AES-GCM 256 ciphering, and the TypeScript BB84 simulation engine.</w:t>
-      </w:r>
-    </w:p>
-    <w:p>
-      <w:pPr>
-        <w:spacing w:before="0" w:after="120"/>
-        <w:jc w:val="both"/>
-      </w:pPr>
-      <w:r>
-        <w:t>Phase 4 — Permissioned Ledger Deployment (Weeks 7–8): Authored and compiled the MessageVerifier.sol smart contract, deployed to a local Hyperledger Besu node, and integrated Ethers.js v6 JSON-RPC calls.</w:t>
-      </w:r>
-    </w:p>
-    <w:p>
-      <w:pPr>
-        <w:spacing w:before="0" w:after="120"/>
-        <w:jc w:val="both"/>
-      </w:pPr>
-      <w:r>
-        <w:t>Phase 5 — System Integration, Benchmarking, &amp; UAT (Weeks 9–10): Ran cryptographic unit tests, measured Convex delivery latency, and conducted User Acceptance Testing (UAT) across student and faculty cohorts.</w:t>
-      </w:r>
-    </w:p>
-    <w:p>
-      <w:pPr>
-        <w:spacing w:before="360" w:after="120"/>
-        <w:jc w:val="left"/>
-      </w:pPr>
-      <w:r>
-        <w:rPr>
-          <w:rFonts w:ascii="Times New Roman" w:hAnsi="Times New Roman"/>
-          <w:b/>
-          <w:i w:val="0"/>
-          <w:color w:val="003366"/>
-          <w:sz w:val="32"/>
-        </w:rPr>
-        <w:t>3.2  High-Level System Architecture</w:t>
-      </w:r>
-    </w:p>
-    <w:p>
-      <w:pPr>
-        <w:spacing w:before="0" w:after="160"/>
-        <w:jc w:val="both"/>
-      </w:pPr>
-      <w:r>
-        <w:t>QChat uses a three-tier hybrid design to balance real-time user experience with decentralized verification:</w:t>
+        <w:t>The project followed an iterative Agile development lifecycle structured into five two-week development sprints. This iterative approach allowed the team to implement incremental software components, validate cryptographic flows, and address integration issues between cloud services and the local Besu node.</w:t>
       </w:r>
     </w:p>
     <w:tbl>
       <w:tblPr>
         <w:tblStyle w:val="TableGrid"/>
         <w:tblW w:type="auto" w:w="0"/>
-        <w:jc w:val="center"/>
         <w:tblLook w:firstColumn="1" w:firstRow="1" w:lastColumn="0" w:lastRow="0" w:noHBand="0" w:noVBand="1" w:val="04A0"/>
       </w:tblPr>
       <w:tblGrid>
-        <w:gridCol w:w="2340"/>
-        <w:gridCol w:w="2340"/>
-        <w:gridCol w:w="2340"/>
-        <w:gridCol w:w="2340"/>
+        <w:gridCol w:w="3000"/>
+        <w:gridCol w:w="3000"/>
+        <w:gridCol w:w="3000"/>
       </w:tblGrid>
       <w:tr>
         <w:tc>
           <w:tcPr>
-            <w:tcW w:type="dxa" w:w="1584"/>
-            <w:vAlign w:val="center"/>
-            <w:shd w:val="clear" w:color="auto" w:fill="1F497D"/>
+            <w:tcW w:type="dxa" w:w="3000"/>
           </w:tcPr>
           <w:p>
-            <w:pPr>
-              <w:jc w:val="center"/>
-            </w:pPr>
+            <w:r/>
             <w:r>
               <w:rPr>
-                <w:rFonts w:ascii="Times New Roman" w:hAnsi="Times New Roman"/>
+                <w:rFonts w:ascii="Times New Roman" w:hAnsi="Times New Roman" w:eastAsia="Times New Roman"/>
                 <w:b/>
                 <w:i w:val="0"/>
-                <w:color w:val="FFFFFF"/>
+                <w:color w:val="000000"/>
+                <w:sz w:val="20"/>
+              </w:rPr>
+              <w:t>Sprint Phase</w:t>
+            </w:r>
+          </w:p>
+        </w:tc>
+        <w:tc>
+          <w:tcPr>
+            <w:tcW w:type="dxa" w:w="3000"/>
+          </w:tcPr>
+          <w:p>
+            <w:r/>
+            <w:r>
+              <w:rPr>
+                <w:rFonts w:ascii="Times New Roman" w:hAnsi="Times New Roman" w:eastAsia="Times New Roman"/>
+                <w:b/>
+                <w:i w:val="0"/>
+                <w:color w:val="000000"/>
+                <w:sz w:val="20"/>
+              </w:rPr>
+              <w:t>Duration</w:t>
+            </w:r>
+          </w:p>
+        </w:tc>
+        <w:tc>
+          <w:tcPr>
+            <w:tcW w:type="dxa" w:w="3000"/>
+          </w:tcPr>
+          <w:p>
+            <w:r/>
+            <w:r>
+              <w:rPr>
+                <w:rFonts w:ascii="Times New Roman" w:hAnsi="Times New Roman" w:eastAsia="Times New Roman"/>
+                <w:b/>
+                <w:i w:val="0"/>
+                <w:color w:val="000000"/>
+                <w:sz w:val="20"/>
+              </w:rPr>
+              <w:t>Key Engineering Deliverables</w:t>
+            </w:r>
+          </w:p>
+        </w:tc>
+      </w:tr>
+      <w:tr>
+        <w:tc>
+          <w:tcPr>
+            <w:tcW w:type="dxa" w:w="3000"/>
+          </w:tcPr>
+          <w:p>
+            <w:r/>
+            <w:r>
+              <w:rPr>
+                <w:rFonts w:ascii="Times New Roman" w:hAnsi="Times New Roman" w:eastAsia="Times New Roman"/>
+                <w:b w:val="0"/>
+                <w:i w:val="0"/>
+                <w:color w:val="000000"/>
+                <w:sz w:val="20"/>
+              </w:rPr>
+              <w:t>Sprint 1: UI Foundation</w:t>
+            </w:r>
+          </w:p>
+        </w:tc>
+        <w:tc>
+          <w:tcPr>
+            <w:tcW w:type="dxa" w:w="3000"/>
+          </w:tcPr>
+          <w:p>
+            <w:r/>
+            <w:r>
+              <w:rPr>
+                <w:rFonts w:ascii="Times New Roman" w:hAnsi="Times New Roman" w:eastAsia="Times New Roman"/>
+                <w:b w:val="0"/>
+                <w:i w:val="0"/>
+                <w:color w:val="000000"/>
+                <w:sz w:val="20"/>
+              </w:rPr>
+              <w:t>Weeks 1–2</w:t>
+            </w:r>
+          </w:p>
+        </w:tc>
+        <w:tc>
+          <w:tcPr>
+            <w:tcW w:type="dxa" w:w="3000"/>
+          </w:tcPr>
+          <w:p>
+            <w:r/>
+            <w:r>
+              <w:rPr>
+                <w:rFonts w:ascii="Times New Roman" w:hAnsi="Times New Roman" w:eastAsia="Times New Roman"/>
+                <w:b w:val="0"/>
+                <w:i w:val="0"/>
+                <w:color w:val="000000"/>
+                <w:sz w:val="20"/>
+              </w:rPr>
+              <w:t>Vite + React 19 single-page shell, UI routes, and layout components</w:t>
+            </w:r>
+          </w:p>
+        </w:tc>
+      </w:tr>
+      <w:tr>
+        <w:tc>
+          <w:tcPr>
+            <w:tcW w:type="dxa" w:w="3000"/>
+          </w:tcPr>
+          <w:p>
+            <w:r/>
+            <w:r>
+              <w:rPr>
+                <w:rFonts w:ascii="Times New Roman" w:hAnsi="Times New Roman" w:eastAsia="Times New Roman"/>
+                <w:b w:val="0"/>
+                <w:i w:val="0"/>
+                <w:color w:val="000000"/>
+                <w:sz w:val="20"/>
+              </w:rPr>
+              <w:t>Sprint 2: Convex Backend</w:t>
+            </w:r>
+          </w:p>
+        </w:tc>
+        <w:tc>
+          <w:tcPr>
+            <w:tcW w:type="dxa" w:w="3000"/>
+          </w:tcPr>
+          <w:p>
+            <w:r/>
+            <w:r>
+              <w:rPr>
+                <w:rFonts w:ascii="Times New Roman" w:hAnsi="Times New Roman" w:eastAsia="Times New Roman"/>
+                <w:b w:val="0"/>
+                <w:i w:val="0"/>
+                <w:color w:val="000000"/>
+                <w:sz w:val="20"/>
+              </w:rPr>
+              <w:t>Weeks 3–4</w:t>
+            </w:r>
+          </w:p>
+        </w:tc>
+        <w:tc>
+          <w:tcPr>
+            <w:tcW w:type="dxa" w:w="3000"/>
+          </w:tcPr>
+          <w:p>
+            <w:r/>
+            <w:r>
+              <w:rPr>
+                <w:rFonts w:ascii="Times New Roman" w:hAnsi="Times New Roman" w:eastAsia="Times New Roman"/>
+                <w:b w:val="0"/>
+                <w:i w:val="0"/>
+                <w:color w:val="000000"/>
+                <w:sz w:val="20"/>
+              </w:rPr>
+              <w:t>Database schema definition, real-time mutations, reactive queries, file storage</w:t>
+            </w:r>
+          </w:p>
+        </w:tc>
+      </w:tr>
+      <w:tr>
+        <w:tc>
+          <w:tcPr>
+            <w:tcW w:type="dxa" w:w="3000"/>
+          </w:tcPr>
+          <w:p>
+            <w:r/>
+            <w:r>
+              <w:rPr>
+                <w:rFonts w:ascii="Times New Roman" w:hAnsi="Times New Roman" w:eastAsia="Times New Roman"/>
+                <w:b w:val="0"/>
+                <w:i w:val="0"/>
+                <w:color w:val="000000"/>
+                <w:sz w:val="20"/>
+              </w:rPr>
+              <w:t>Sprint 3: Cryptography &amp; BB84</w:t>
+            </w:r>
+          </w:p>
+        </w:tc>
+        <w:tc>
+          <w:tcPr>
+            <w:tcW w:type="dxa" w:w="3000"/>
+          </w:tcPr>
+          <w:p>
+            <w:r/>
+            <w:r>
+              <w:rPr>
+                <w:rFonts w:ascii="Times New Roman" w:hAnsi="Times New Roman" w:eastAsia="Times New Roman"/>
+                <w:b w:val="0"/>
+                <w:i w:val="0"/>
+                <w:color w:val="000000"/>
+                <w:sz w:val="20"/>
+              </w:rPr>
+              <w:t>Weeks 5–6</w:t>
+            </w:r>
+          </w:p>
+        </w:tc>
+        <w:tc>
+          <w:tcPr>
+            <w:tcW w:type="dxa" w:w="3000"/>
+          </w:tcPr>
+          <w:p>
+            <w:r/>
+            <w:r>
+              <w:rPr>
+                <w:rFonts w:ascii="Times New Roman" w:hAnsi="Times New Roman" w:eastAsia="Times New Roman"/>
+                <w:b w:val="0"/>
+                <w:i w:val="0"/>
+                <w:color w:val="000000"/>
+                <w:sz w:val="20"/>
+              </w:rPr>
+              <w:t>Web Crypto API integration (RSA/AES), IndexedDB keyring, BB84 simulation module</w:t>
+            </w:r>
+          </w:p>
+        </w:tc>
+      </w:tr>
+      <w:tr>
+        <w:tc>
+          <w:tcPr>
+            <w:tcW w:type="dxa" w:w="3000"/>
+          </w:tcPr>
+          <w:p>
+            <w:r/>
+            <w:r>
+              <w:rPr>
+                <w:rFonts w:ascii="Times New Roman" w:hAnsi="Times New Roman" w:eastAsia="Times New Roman"/>
+                <w:b w:val="0"/>
+                <w:i w:val="0"/>
+                <w:color w:val="000000"/>
+                <w:sz w:val="20"/>
+              </w:rPr>
+              <w:t>Sprint 4: Ledger Integration</w:t>
+            </w:r>
+          </w:p>
+        </w:tc>
+        <w:tc>
+          <w:tcPr>
+            <w:tcW w:type="dxa" w:w="3000"/>
+          </w:tcPr>
+          <w:p>
+            <w:r/>
+            <w:r>
+              <w:rPr>
+                <w:rFonts w:ascii="Times New Roman" w:hAnsi="Times New Roman" w:eastAsia="Times New Roman"/>
+                <w:b w:val="0"/>
+                <w:i w:val="0"/>
+                <w:color w:val="000000"/>
+                <w:sz w:val="20"/>
+              </w:rPr>
+              <w:t>Weeks 7–8</w:t>
+            </w:r>
+          </w:p>
+        </w:tc>
+        <w:tc>
+          <w:tcPr>
+            <w:tcW w:type="dxa" w:w="3000"/>
+          </w:tcPr>
+          <w:p>
+            <w:r/>
+            <w:r>
+              <w:rPr>
+                <w:rFonts w:ascii="Times New Roman" w:hAnsi="Times New Roman" w:eastAsia="Times New Roman"/>
+                <w:b w:val="0"/>
+                <w:i w:val="0"/>
+                <w:color w:val="000000"/>
+                <w:sz w:val="20"/>
+              </w:rPr>
+              <w:t>Solidity contract MessageVerifier.sol, Podman Besu container, Ethers.js bridge</w:t>
+            </w:r>
+          </w:p>
+        </w:tc>
+      </w:tr>
+      <w:tr>
+        <w:tc>
+          <w:tcPr>
+            <w:tcW w:type="dxa" w:w="3000"/>
+          </w:tcPr>
+          <w:p>
+            <w:r/>
+            <w:r>
+              <w:rPr>
+                <w:rFonts w:ascii="Times New Roman" w:hAnsi="Times New Roman" w:eastAsia="Times New Roman"/>
+                <w:b w:val="0"/>
+                <w:i w:val="0"/>
+                <w:color w:val="000000"/>
+                <w:sz w:val="20"/>
+              </w:rPr>
+              <w:t>Sprint 5: Verification &amp; Testing</w:t>
+            </w:r>
+          </w:p>
+        </w:tc>
+        <w:tc>
+          <w:tcPr>
+            <w:tcW w:type="dxa" w:w="3000"/>
+          </w:tcPr>
+          <w:p>
+            <w:r/>
+            <w:r>
+              <w:rPr>
+                <w:rFonts w:ascii="Times New Roman" w:hAnsi="Times New Roman" w:eastAsia="Times New Roman"/>
+                <w:b w:val="0"/>
+                <w:i w:val="0"/>
+                <w:color w:val="000000"/>
+                <w:sz w:val="20"/>
+              </w:rPr>
+              <w:t>Weeks 9–10</w:t>
+            </w:r>
+          </w:p>
+        </w:tc>
+        <w:tc>
+          <w:tcPr>
+            <w:tcW w:type="dxa" w:w="3000"/>
+          </w:tcPr>
+          <w:p>
+            <w:r/>
+            <w:r>
+              <w:rPr>
+                <w:rFonts w:ascii="Times New Roman" w:hAnsi="Times New Roman" w:eastAsia="Times New Roman"/>
+                <w:b w:val="0"/>
+                <w:i w:val="0"/>
+                <w:color w:val="000000"/>
+                <w:sz w:val="20"/>
+              </w:rPr>
+              <w:t>End-to-end system testing, user walk-throughs, performance benchmarking, reporting</w:t>
+            </w:r>
+          </w:p>
+        </w:tc>
+      </w:tr>
+    </w:tbl>
+    <w:p/>
+    <w:p>
+      <w:pPr>
+        <w:pStyle w:val="Heading2"/>
+      </w:pPr>
+      <w:r>
+        <w:rPr>
+          <w:rFonts w:ascii="Times New Roman" w:hAnsi="Times New Roman" w:eastAsia="Times New Roman"/>
+          <w:b/>
+          <w:i w:val="0"/>
+          <w:color w:val="000000"/>
+          <w:sz w:val="26"/>
+        </w:rPr>
+        <w:t>3.2 System Architecture Overview</w:t>
+      </w:r>
+    </w:p>
+    <w:p>
+      <w:pPr>
+        <w:ind w:firstLine="720"/>
+      </w:pPr>
+      <w:r>
+        <w:rPr>
+          <w:rFonts w:ascii="Times New Roman" w:hAnsi="Times New Roman" w:eastAsia="Times New Roman"/>
+          <w:b w:val="0"/>
+          <w:i w:val="0"/>
+          <w:color w:val="000000"/>
+          <w:sz w:val="24"/>
+        </w:rPr>
+        <w:t>QChat employs a three-tier hybrid architecture comprising Presentation, Application, and Verification layers. High-frequency operations (messaging, notifications, Q&amp;A) interact with the cloud Application layer, while audit hashes and identity approvals are committed asynchronously to the Verification layer.</w:t>
+      </w:r>
+    </w:p>
+    <w:tbl>
+      <w:tblPr>
+        <w:tblStyle w:val="TableGrid"/>
+        <w:tblW w:type="auto" w:w="0"/>
+        <w:tblLook w:firstColumn="1" w:firstRow="1" w:lastColumn="0" w:lastRow="0" w:noHBand="0" w:noVBand="1" w:val="04A0"/>
+      </w:tblPr>
+      <w:tblGrid>
+        <w:gridCol w:w="2250"/>
+        <w:gridCol w:w="2250"/>
+        <w:gridCol w:w="2250"/>
+        <w:gridCol w:w="2250"/>
+      </w:tblGrid>
+      <w:tr>
+        <w:tc>
+          <w:tcPr>
+            <w:tcW w:type="dxa" w:w="2250"/>
+          </w:tcPr>
+          <w:p>
+            <w:r/>
+            <w:r>
+              <w:rPr>
+                <w:rFonts w:ascii="Times New Roman" w:hAnsi="Times New Roman" w:eastAsia="Times New Roman"/>
+                <w:b/>
+                <w:i w:val="0"/>
+                <w:color w:val="000000"/>
                 <w:sz w:val="20"/>
               </w:rPr>
               <w:t>Layer</w:t>
@@ -196,20 +474,16 @@
         </w:tc>
         <w:tc>
           <w:tcPr>
-            <w:tcW w:type="dxa" w:w="2016"/>
-            <w:vAlign w:val="center"/>
-            <w:shd w:val="clear" w:color="auto" w:fill="1F497D"/>
+            <w:tcW w:type="dxa" w:w="2250"/>
           </w:tcPr>
           <w:p>
-            <w:pPr>
-              <w:jc w:val="center"/>
-            </w:pPr>
+            <w:r/>
             <w:r>
               <w:rPr>
-                <w:rFonts w:ascii="Times New Roman" w:hAnsi="Times New Roman"/>
+                <w:rFonts w:ascii="Times New Roman" w:hAnsi="Times New Roman" w:eastAsia="Times New Roman"/>
                 <w:b/>
                 <w:i w:val="0"/>
-                <w:color w:val="FFFFFF"/>
+                <w:color w:val="000000"/>
                 <w:sz w:val="20"/>
               </w:rPr>
               <w:t>Technology Stack</w:t>
@@ -218,45 +492,37 @@
         </w:tc>
         <w:tc>
           <w:tcPr>
-            <w:tcW w:type="dxa" w:w="2160"/>
-            <w:vAlign w:val="center"/>
-            <w:shd w:val="clear" w:color="auto" w:fill="1F497D"/>
+            <w:tcW w:type="dxa" w:w="2250"/>
           </w:tcPr>
           <w:p>
-            <w:pPr>
-              <w:jc w:val="center"/>
-            </w:pPr>
+            <w:r/>
             <w:r>
               <w:rPr>
-                <w:rFonts w:ascii="Times New Roman" w:hAnsi="Times New Roman"/>
+                <w:rFonts w:ascii="Times New Roman" w:hAnsi="Times New Roman" w:eastAsia="Times New Roman"/>
                 <w:b/>
                 <w:i w:val="0"/>
-                <w:color w:val="FFFFFF"/>
+                <w:color w:val="000000"/>
                 <w:sz w:val="20"/>
               </w:rPr>
-              <w:t>Deployment Context</w:t>
+              <w:t>Execution Environment</w:t>
             </w:r>
           </w:p>
         </w:tc>
         <w:tc>
           <w:tcPr>
-            <w:tcW w:type="dxa" w:w="3600"/>
-            <w:vAlign w:val="center"/>
-            <w:shd w:val="clear" w:color="auto" w:fill="1F497D"/>
+            <w:tcW w:type="dxa" w:w="2250"/>
           </w:tcPr>
           <w:p>
-            <w:pPr>
-              <w:jc w:val="center"/>
-            </w:pPr>
+            <w:r/>
             <w:r>
               <w:rPr>
-                <w:rFonts w:ascii="Times New Roman" w:hAnsi="Times New Roman"/>
+                <w:rFonts w:ascii="Times New Roman" w:hAnsi="Times New Roman" w:eastAsia="Times New Roman"/>
                 <w:b/>
                 <w:i w:val="0"/>
-                <w:color w:val="FFFFFF"/>
+                <w:color w:val="000000"/>
                 <w:sz w:val="20"/>
               </w:rPr>
-              <w:t>Primary Functional Responsibilities</w:t>
+              <w:t>Primary Responsibility</w:t>
             </w:r>
           </w:p>
         </w:tc>
@@ -264,49 +530,73 @@
       <w:tr>
         <w:tc>
           <w:tcPr>
-            <w:tcW w:type="dxa" w:w="1584"/>
-            <w:vAlign w:val="center"/>
-            <w:shd w:val="clear" w:color="auto" w:fill="F2F6FC"/>
+            <w:tcW w:type="dxa" w:w="2250"/>
           </w:tcPr>
           <w:p>
+            <w:r/>
             <w:r>
-              <w:t>Presentation Layer</w:t>
+              <w:rPr>
+                <w:rFonts w:ascii="Times New Roman" w:hAnsi="Times New Roman" w:eastAsia="Times New Roman"/>
+                <w:b w:val="0"/>
+                <w:i w:val="0"/>
+                <w:color w:val="000000"/>
+                <w:sz w:val="20"/>
+              </w:rPr>
+              <w:t>Presentation</w:t>
             </w:r>
           </w:p>
         </w:tc>
         <w:tc>
           <w:tcPr>
-            <w:tcW w:type="dxa" w:w="2016"/>
-            <w:vAlign w:val="center"/>
-            <w:shd w:val="clear" w:color="auto" w:fill="F2F6FC"/>
+            <w:tcW w:type="dxa" w:w="2250"/>
           </w:tcPr>
           <w:p>
+            <w:r/>
             <w:r>
+              <w:rPr>
+                <w:rFonts w:ascii="Times New Roman" w:hAnsi="Times New Roman" w:eastAsia="Times New Roman"/>
+                <w:b w:val="0"/>
+                <w:i w:val="0"/>
+                <w:color w:val="000000"/>
+                <w:sz w:val="20"/>
+              </w:rPr>
               <w:t>React 19, TypeScript, Vite, Tailwind CSS</w:t>
             </w:r>
           </w:p>
         </w:tc>
         <w:tc>
           <w:tcPr>
-            <w:tcW w:type="dxa" w:w="2160"/>
-            <w:vAlign w:val="center"/>
-            <w:shd w:val="clear" w:color="auto" w:fill="F2F6FC"/>
+            <w:tcW w:type="dxa" w:w="2250"/>
           </w:tcPr>
           <w:p>
+            <w:r/>
             <w:r>
-              <w:t>Local Browser Host (http://localhost:5173)</w:t>
+              <w:rPr>
+                <w:rFonts w:ascii="Times New Roman" w:hAnsi="Times New Roman" w:eastAsia="Times New Roman"/>
+                <w:b w:val="0"/>
+                <w:i w:val="0"/>
+                <w:color w:val="000000"/>
+                <w:sz w:val="20"/>
+              </w:rPr>
+              <w:t>Client Browser (localhost:5173)</w:t>
             </w:r>
           </w:p>
         </w:tc>
         <w:tc>
           <w:tcPr>
-            <w:tcW w:type="dxa" w:w="3600"/>
-            <w:vAlign w:val="center"/>
-            <w:shd w:val="clear" w:color="auto" w:fill="F2F6FC"/>
+            <w:tcW w:type="dxa" w:w="2250"/>
           </w:tcPr>
           <w:p>
+            <w:r/>
             <w:r>
-              <w:t>Renders interactive UI screens, handles client routing, manages WebCrypto key pairs, and runs the BB84 QKD simulation.</w:t>
+              <w:rPr>
+                <w:rFonts w:ascii="Times New Roman" w:hAnsi="Times New Roman" w:eastAsia="Times New Roman"/>
+                <w:b w:val="0"/>
+                <w:i w:val="0"/>
+                <w:color w:val="000000"/>
+                <w:sz w:val="20"/>
+              </w:rPr>
+              <w:t>User interface, client-side encryption/decryption, BB84 simulation</w:t>
             </w:r>
           </w:p>
         </w:tc>
@@ -314,49 +604,73 @@
       <w:tr>
         <w:tc>
           <w:tcPr>
-            <w:tcW w:type="dxa" w:w="1584"/>
-            <w:vAlign w:val="center"/>
-            <w:shd w:val="clear" w:color="auto" w:fill="FFFFFF"/>
+            <w:tcW w:type="dxa" w:w="2250"/>
           </w:tcPr>
           <w:p>
+            <w:r/>
             <w:r>
-              <w:t>Application Layer</w:t>
+              <w:rPr>
+                <w:rFonts w:ascii="Times New Roman" w:hAnsi="Times New Roman" w:eastAsia="Times New Roman"/>
+                <w:b w:val="0"/>
+                <w:i w:val="0"/>
+                <w:color w:val="000000"/>
+                <w:sz w:val="20"/>
+              </w:rPr>
+              <w:t>Application</w:t>
             </w:r>
           </w:p>
         </w:tc>
         <w:tc>
           <w:tcPr>
-            <w:tcW w:type="dxa" w:w="2016"/>
-            <w:vAlign w:val="center"/>
-            <w:shd w:val="clear" w:color="auto" w:fill="FFFFFF"/>
+            <w:tcW w:type="dxa" w:w="2250"/>
           </w:tcPr>
           <w:p>
+            <w:r/>
             <w:r>
-              <w:t>Convex Serverless Backend Engine</w:t>
+              <w:rPr>
+                <w:rFonts w:ascii="Times New Roman" w:hAnsi="Times New Roman" w:eastAsia="Times New Roman"/>
+                <w:b w:val="0"/>
+                <w:i w:val="0"/>
+                <w:color w:val="000000"/>
+                <w:sz w:val="20"/>
+              </w:rPr>
+              <w:t>Convex Serverless Platform</w:t>
             </w:r>
           </w:p>
         </w:tc>
         <w:tc>
           <w:tcPr>
-            <w:tcW w:type="dxa" w:w="2160"/>
-            <w:vAlign w:val="center"/>
-            <w:shd w:val="clear" w:color="auto" w:fill="FFFFFF"/>
+            <w:tcW w:type="dxa" w:w="2250"/>
           </w:tcPr>
           <w:p>
+            <w:r/>
             <w:r>
-              <w:t>Cloud WebSocket Sockets</w:t>
+              <w:rPr>
+                <w:rFonts w:ascii="Times New Roman" w:hAnsi="Times New Roman" w:eastAsia="Times New Roman"/>
+                <w:b w:val="0"/>
+                <w:i w:val="0"/>
+                <w:color w:val="000000"/>
+                <w:sz w:val="20"/>
+              </w:rPr>
+              <w:t>Convex Cloud / Local Dev Server</w:t>
             </w:r>
           </w:p>
         </w:tc>
         <w:tc>
           <w:tcPr>
-            <w:tcW w:type="dxa" w:w="3600"/>
-            <w:vAlign w:val="center"/>
-            <w:shd w:val="clear" w:color="auto" w:fill="FFFFFF"/>
+            <w:tcW w:type="dxa" w:w="2250"/>
           </w:tcPr>
           <w:p>
+            <w:r/>
             <w:r>
-              <w:t>Orchestrates real-time data sync, user authentication sessions, binary file storage buckets, and Q&amp;A notification dispatches.</w:t>
+              <w:rPr>
+                <w:rFonts w:ascii="Times New Roman" w:hAnsi="Times New Roman" w:eastAsia="Times New Roman"/>
+                <w:b w:val="0"/>
+                <w:i w:val="0"/>
+                <w:color w:val="000000"/>
+                <w:sz w:val="20"/>
+              </w:rPr>
+              <w:t>Real-time state synchronization, document database, encrypted file storage</w:t>
             </w:r>
           </w:p>
         </w:tc>
@@ -364,193 +678,191 @@
       <w:tr>
         <w:tc>
           <w:tcPr>
-            <w:tcW w:type="dxa" w:w="1584"/>
-            <w:vAlign w:val="center"/>
-            <w:shd w:val="clear" w:color="auto" w:fill="F2F6FC"/>
+            <w:tcW w:type="dxa" w:w="2250"/>
           </w:tcPr>
           <w:p>
+            <w:r/>
             <w:r>
-              <w:t>Verification Layer</w:t>
+              <w:rPr>
+                <w:rFonts w:ascii="Times New Roman" w:hAnsi="Times New Roman" w:eastAsia="Times New Roman"/>
+                <w:b w:val="0"/>
+                <w:i w:val="0"/>
+                <w:color w:val="000000"/>
+                <w:sz w:val="20"/>
+              </w:rPr>
+              <w:t>Verification</w:t>
             </w:r>
           </w:p>
         </w:tc>
         <w:tc>
           <w:tcPr>
-            <w:tcW w:type="dxa" w:w="2016"/>
-            <w:vAlign w:val="center"/>
-            <w:shd w:val="clear" w:color="auto" w:fill="F2F6FC"/>
+            <w:tcW w:type="dxa" w:w="2250"/>
           </w:tcPr>
           <w:p>
+            <w:r/>
             <w:r>
-              <w:t>Hyperledger Besu, Solidity (MessageVerifier.sol), Ethers.js v6</w:t>
+              <w:rPr>
+                <w:rFonts w:ascii="Times New Roman" w:hAnsi="Times New Roman" w:eastAsia="Times New Roman"/>
+                <w:b w:val="0"/>
+                <w:i w:val="0"/>
+                <w:color w:val="000000"/>
+                <w:sz w:val="20"/>
+              </w:rPr>
+              <w:t>Hyperledger Besu, Solidity 0.8.20, Ethers.js v6</w:t>
             </w:r>
           </w:p>
         </w:tc>
         <w:tc>
           <w:tcPr>
-            <w:tcW w:type="dxa" w:w="2160"/>
-            <w:vAlign w:val="center"/>
-            <w:shd w:val="clear" w:color="auto" w:fill="F2F6FC"/>
+            <w:tcW w:type="dxa" w:w="2250"/>
           </w:tcPr>
           <w:p>
+            <w:r/>
             <w:r>
-              <w:t>Local Private Ledger (http://127.0.0.1:8545)</w:t>
+              <w:rPr>
+                <w:rFonts w:ascii="Times New Roman" w:hAnsi="Times New Roman" w:eastAsia="Times New Roman"/>
+                <w:b w:val="0"/>
+                <w:i w:val="0"/>
+                <w:color w:val="000000"/>
+                <w:sz w:val="20"/>
+              </w:rPr>
+              <w:t>Local Container (127.0.0.1:8545)</w:t>
             </w:r>
           </w:p>
         </w:tc>
         <w:tc>
           <w:tcPr>
-            <w:tcW w:type="dxa" w:w="3600"/>
-            <w:vAlign w:val="center"/>
-            <w:shd w:val="clear" w:color="auto" w:fill="F2F6FC"/>
+            <w:tcW w:type="dxa" w:w="2250"/>
           </w:tcPr>
           <w:p>
+            <w:r/>
             <w:r>
-              <w:t>Logs SHA-256 message digests and records admin-verified user roles under zero-gas QBFT consensus.</w:t>
+              <w:rPr>
+                <w:rFonts w:ascii="Times New Roman" w:hAnsi="Times New Roman" w:eastAsia="Times New Roman"/>
+                <w:b w:val="0"/>
+                <w:i w:val="0"/>
+                <w:color w:val="000000"/>
+                <w:sz w:val="20"/>
+              </w:rPr>
+              <w:t>Immutable digest logging (recordHash), on-chain role verification</w:t>
             </w:r>
           </w:p>
         </w:tc>
       </w:tr>
     </w:tbl>
+    <w:p/>
     <w:p>
       <w:pPr>
-        <w:spacing w:before="0" w:after="160"/>
-        <w:jc w:val="left"/>
-      </w:pPr>
-    </w:p>
-    <w:p>
-      <w:pPr>
-        <w:spacing w:before="0" w:after="160"/>
-        <w:jc w:val="both"/>
+        <w:pStyle w:val="Heading2"/>
       </w:pPr>
       <w:r>
-        <w:t>Hybrid Architectural Rule: High-frequency operational requests—such as real-time messaging, forum posting, and file previews—run through the Convex serverless backend. Low-frequency, security-critical events—such as logging SHA-256 message fingerprints and registering administrative role approvals—are committed to the permissioned Hyperledger Besu blockchain.</w:t>
+        <w:rPr>
+          <w:rFonts w:ascii="Times New Roman" w:hAnsi="Times New Roman" w:eastAsia="Times New Roman"/>
+          <w:b/>
+          <w:i w:val="0"/>
+          <w:color w:val="000000"/>
+          <w:sz w:val="26"/>
+        </w:rPr>
+        <w:t>3.3 Convex Schema and Data Model</w:t>
       </w:r>
     </w:p>
     <w:p>
       <w:pPr>
-        <w:spacing w:before="360" w:after="120"/>
-        <w:jc w:val="left"/>
+        <w:ind w:firstLine="720"/>
       </w:pPr>
       <w:r>
         <w:rPr>
-          <w:rFonts w:ascii="Times New Roman" w:hAnsi="Times New Roman"/>
-          <w:b/>
+          <w:rFonts w:ascii="Times New Roman" w:hAnsi="Times New Roman" w:eastAsia="Times New Roman"/>
+          <w:b w:val="0"/>
           <w:i w:val="0"/>
-          <w:color w:val="003366"/>
-          <w:sz w:val="32"/>
+          <w:color w:val="000000"/>
+          <w:sz w:val="24"/>
         </w:rPr>
-        <w:t>3.3  Database Schema and Data Modeling</w:t>
-      </w:r>
-    </w:p>
-    <w:p>
-      <w:pPr>
-        <w:spacing w:before="0" w:after="160"/>
-        <w:jc w:val="both"/>
-      </w:pPr>
-      <w:r>
-        <w:t>The database is structured in Convex using strongly typed TypeScript schemas defining nine relational collections:</w:t>
+        <w:t>The application database schema is defined in convex/schema.ts. Table 3.1 lists the collections and indexing strategies.</w:t>
       </w:r>
     </w:p>
     <w:tbl>
       <w:tblPr>
         <w:tblStyle w:val="TableGrid"/>
         <w:tblW w:type="auto" w:w="0"/>
-        <w:jc w:val="center"/>
         <w:tblLook w:firstColumn="1" w:firstRow="1" w:lastColumn="0" w:lastRow="0" w:noHBand="0" w:noVBand="1" w:val="04A0"/>
       </w:tblPr>
       <w:tblGrid>
-        <w:gridCol w:w="2340"/>
-        <w:gridCol w:w="2340"/>
-        <w:gridCol w:w="2340"/>
-        <w:gridCol w:w="2340"/>
+        <w:gridCol w:w="2250"/>
+        <w:gridCol w:w="2250"/>
+        <w:gridCol w:w="2250"/>
+        <w:gridCol w:w="2250"/>
       </w:tblGrid>
       <w:tr>
         <w:tc>
           <w:tcPr>
-            <w:tcW w:type="dxa" w:w="1728"/>
-            <w:vAlign w:val="center"/>
-            <w:shd w:val="clear" w:color="auto" w:fill="1F497D"/>
+            <w:tcW w:type="dxa" w:w="2250"/>
           </w:tcPr>
           <w:p>
-            <w:pPr>
-              <w:jc w:val="center"/>
-            </w:pPr>
+            <w:r/>
             <w:r>
               <w:rPr>
-                <w:rFonts w:ascii="Times New Roman" w:hAnsi="Times New Roman"/>
+                <w:rFonts w:ascii="Times New Roman" w:hAnsi="Times New Roman" w:eastAsia="Times New Roman"/>
                 <w:b/>
                 <w:i w:val="0"/>
-                <w:color w:val="FFFFFF"/>
+                <w:color w:val="000000"/>
                 <w:sz w:val="20"/>
               </w:rPr>
-              <w:t>Table Name</w:t>
+              <w:t>Collection Name</w:t>
             </w:r>
           </w:p>
         </w:tc>
         <w:tc>
           <w:tcPr>
-            <w:tcW w:type="dxa" w:w="3168"/>
-            <w:vAlign w:val="center"/>
-            <w:shd w:val="clear" w:color="auto" w:fill="1F497D"/>
+            <w:tcW w:type="dxa" w:w="2250"/>
           </w:tcPr>
           <w:p>
-            <w:pPr>
-              <w:jc w:val="center"/>
-            </w:pPr>
+            <w:r/>
             <w:r>
               <w:rPr>
-                <w:rFonts w:ascii="Times New Roman" w:hAnsi="Times New Roman"/>
+                <w:rFonts w:ascii="Times New Roman" w:hAnsi="Times New Roman" w:eastAsia="Times New Roman"/>
                 <w:b/>
                 <w:i w:val="0"/>
-                <w:color w:val="FFFFFF"/>
+                <w:color w:val="000000"/>
                 <w:sz w:val="20"/>
               </w:rPr>
-              <w:t>Core Fields</w:t>
+              <w:t>Core Schema Fields</w:t>
             </w:r>
           </w:p>
         </w:tc>
         <w:tc>
           <w:tcPr>
-            <w:tcW w:type="dxa" w:w="2016"/>
-            <w:vAlign w:val="center"/>
-            <w:shd w:val="clear" w:color="auto" w:fill="1F497D"/>
+            <w:tcW w:type="dxa" w:w="2250"/>
           </w:tcPr>
           <w:p>
-            <w:pPr>
-              <w:jc w:val="center"/>
-            </w:pPr>
+            <w:r/>
             <w:r>
               <w:rPr>
-                <w:rFonts w:ascii="Times New Roman" w:hAnsi="Times New Roman"/>
+                <w:rFonts w:ascii="Times New Roman" w:hAnsi="Times New Roman" w:eastAsia="Times New Roman"/>
                 <w:b/>
                 <w:i w:val="0"/>
-                <w:color w:val="FFFFFF"/>
+                <w:color w:val="000000"/>
                 <w:sz w:val="20"/>
               </w:rPr>
-              <w:t>Indexes</w:t>
+              <w:t>Secondary Indexing</w:t>
             </w:r>
           </w:p>
         </w:tc>
         <w:tc>
           <w:tcPr>
-            <w:tcW w:type="dxa" w:w="2448"/>
-            <w:vAlign w:val="center"/>
-            <w:shd w:val="clear" w:color="auto" w:fill="1F497D"/>
+            <w:tcW w:type="dxa" w:w="2250"/>
           </w:tcPr>
           <w:p>
-            <w:pPr>
-              <w:jc w:val="center"/>
-            </w:pPr>
+            <w:r/>
             <w:r>
               <w:rPr>
-                <w:rFonts w:ascii="Times New Roman" w:hAnsi="Times New Roman"/>
+                <w:rFonts w:ascii="Times New Roman" w:hAnsi="Times New Roman" w:eastAsia="Times New Roman"/>
                 <w:b/>
                 <w:i w:val="0"/>
-                <w:color w:val="FFFFFF"/>
+                <w:color w:val="000000"/>
                 <w:sz w:val="20"/>
               </w:rPr>
-              <w:t>Functional Purpose</w:t>
+              <w:t>System Purpose</w:t>
             </w:r>
           </w:p>
         </w:tc>
@@ -558,19 +870,16 @@
       <w:tr>
         <w:tc>
           <w:tcPr>
-            <w:tcW w:type="dxa" w:w="1728"/>
-            <w:vAlign w:val="center"/>
-            <w:shd w:val="clear" w:color="auto" w:fill="F2F6FC"/>
+            <w:tcW w:type="dxa" w:w="2250"/>
           </w:tcPr>
           <w:p>
-            <w:pPr>
-              <w:jc w:val="left"/>
-            </w:pPr>
+            <w:r/>
             <w:r>
               <w:rPr>
-                <w:rFonts w:ascii="Times New Roman" w:hAnsi="Times New Roman"/>
+                <w:rFonts w:ascii="Times New Roman" w:hAnsi="Times New Roman" w:eastAsia="Times New Roman"/>
                 <w:b w:val="0"/>
                 <w:i w:val="0"/>
+                <w:color w:val="000000"/>
                 <w:sz w:val="20"/>
               </w:rPr>
               <w:t>admins</w:t>
@@ -579,40 +888,34 @@
         </w:tc>
         <w:tc>
           <w:tcPr>
-            <w:tcW w:type="dxa" w:w="3168"/>
-            <w:vAlign w:val="center"/>
-            <w:shd w:val="clear" w:color="auto" w:fill="F2F6FC"/>
+            <w:tcW w:type="dxa" w:w="2250"/>
           </w:tcPr>
           <w:p>
-            <w:pPr>
-              <w:jc w:val="left"/>
-            </w:pPr>
+            <w:r/>
             <w:r>
               <w:rPr>
-                <w:rFonts w:ascii="Times New Roman" w:hAnsi="Times New Roman"/>
+                <w:rFonts w:ascii="Times New Roman" w:hAnsi="Times New Roman" w:eastAsia="Times New Roman"/>
                 <w:b w:val="0"/>
                 <w:i w:val="0"/>
+                <w:color w:val="000000"/>
                 <w:sz w:val="20"/>
               </w:rPr>
-              <w:t>email, displayName, passwordHash, sessionToken, createdAt, updatedAt</w:t>
+              <w:t>email, passwordHash, sessionToken</w:t>
             </w:r>
           </w:p>
         </w:tc>
         <w:tc>
           <w:tcPr>
-            <w:tcW w:type="dxa" w:w="2016"/>
-            <w:vAlign w:val="center"/>
-            <w:shd w:val="clear" w:color="auto" w:fill="F2F6FC"/>
+            <w:tcW w:type="dxa" w:w="2250"/>
           </w:tcPr>
           <w:p>
-            <w:pPr>
-              <w:jc w:val="left"/>
-            </w:pPr>
+            <w:r/>
             <w:r>
               <w:rPr>
-                <w:rFonts w:ascii="Times New Roman" w:hAnsi="Times New Roman"/>
+                <w:rFonts w:ascii="Times New Roman" w:hAnsi="Times New Roman" w:eastAsia="Times New Roman"/>
                 <w:b w:val="0"/>
                 <w:i w:val="0"/>
+                <w:color w:val="000000"/>
                 <w:sz w:val="20"/>
               </w:rPr>
               <w:t>by_email, by_sessionToken</w:t>
@@ -621,22 +924,19 @@
         </w:tc>
         <w:tc>
           <w:tcPr>
-            <w:tcW w:type="dxa" w:w="2448"/>
-            <w:vAlign w:val="center"/>
-            <w:shd w:val="clear" w:color="auto" w:fill="F2F6FC"/>
+            <w:tcW w:type="dxa" w:w="2250"/>
           </w:tcPr>
           <w:p>
-            <w:pPr>
-              <w:jc w:val="left"/>
-            </w:pPr>
+            <w:r/>
             <w:r>
               <w:rPr>
-                <w:rFonts w:ascii="Times New Roman" w:hAnsi="Times New Roman"/>
+                <w:rFonts w:ascii="Times New Roman" w:hAnsi="Times New Roman" w:eastAsia="Times New Roman"/>
                 <w:b w:val="0"/>
                 <w:i w:val="0"/>
+                <w:color w:val="000000"/>
                 <w:sz w:val="20"/>
               </w:rPr>
-              <w:t>Stores administrator credentials and authentication tokens for governance access.</w:t>
+              <w:t>Administrative authentication records</w:t>
             </w:r>
           </w:p>
         </w:tc>
@@ -644,19 +944,16 @@
       <w:tr>
         <w:tc>
           <w:tcPr>
-            <w:tcW w:type="dxa" w:w="1728"/>
-            <w:vAlign w:val="center"/>
-            <w:shd w:val="clear" w:color="auto" w:fill="FFFFFF"/>
+            <w:tcW w:type="dxa" w:w="2250"/>
           </w:tcPr>
           <w:p>
-            <w:pPr>
-              <w:jc w:val="left"/>
-            </w:pPr>
+            <w:r/>
             <w:r>
               <w:rPr>
-                <w:rFonts w:ascii="Times New Roman" w:hAnsi="Times New Roman"/>
+                <w:rFonts w:ascii="Times New Roman" w:hAnsi="Times New Roman" w:eastAsia="Times New Roman"/>
                 <w:b w:val="0"/>
                 <w:i w:val="0"/>
+                <w:color w:val="000000"/>
                 <w:sz w:val="20"/>
               </w:rPr>
               <w:t>users</w:t>
@@ -665,40 +962,34 @@
         </w:tc>
         <w:tc>
           <w:tcPr>
-            <w:tcW w:type="dxa" w:w="3168"/>
-            <w:vAlign w:val="center"/>
-            <w:shd w:val="clear" w:color="auto" w:fill="FFFFFF"/>
+            <w:tcW w:type="dxa" w:w="2250"/>
           </w:tcPr>
           <w:p>
-            <w:pPr>
-              <w:jc w:val="left"/>
-            </w:pPr>
+            <w:r/>
             <w:r>
               <w:rPr>
-                <w:rFonts w:ascii="Times New Roman" w:hAnsi="Times New Roman"/>
+                <w:rFonts w:ascii="Times New Roman" w:hAnsi="Times New Roman" w:eastAsia="Times New Roman"/>
                 <w:b w:val="0"/>
                 <w:i w:val="0"/>
+                <w:color w:val="000000"/>
                 <w:sz w:val="20"/>
               </w:rPr>
-              <w:t>firstName, lastName, fullName, email, role, school, idNumber, bio, avatarStorageId, passwordHash, sessionToken, verificationStatus, approved, publicKey, hasKeypair</w:t>
+              <w:t>profile, role, publicKey, hasKeypair, verificationStatus</w:t>
             </w:r>
           </w:p>
         </w:tc>
         <w:tc>
           <w:tcPr>
-            <w:tcW w:type="dxa" w:w="2016"/>
-            <w:vAlign w:val="center"/>
-            <w:shd w:val="clear" w:color="auto" w:fill="FFFFFF"/>
+            <w:tcW w:type="dxa" w:w="2250"/>
           </w:tcPr>
           <w:p>
-            <w:pPr>
-              <w:jc w:val="left"/>
-            </w:pPr>
+            <w:r/>
             <w:r>
               <w:rPr>
-                <w:rFonts w:ascii="Times New Roman" w:hAnsi="Times New Roman"/>
+                <w:rFonts w:ascii="Times New Roman" w:hAnsi="Times New Roman" w:eastAsia="Times New Roman"/>
                 <w:b w:val="0"/>
                 <w:i w:val="0"/>
+                <w:color w:val="000000"/>
                 <w:sz w:val="20"/>
               </w:rPr>
               <w:t>by_email, by_sessionToken, by_school, by_verificationStatus</w:t>
@@ -707,22 +998,19 @@
         </w:tc>
         <w:tc>
           <w:tcPr>
-            <w:tcW w:type="dxa" w:w="2448"/>
-            <w:vAlign w:val="center"/>
-            <w:shd w:val="clear" w:color="auto" w:fill="FFFFFF"/>
+            <w:tcW w:type="dxa" w:w="2250"/>
           </w:tcPr>
           <w:p>
-            <w:pPr>
-              <w:jc w:val="left"/>
-            </w:pPr>
+            <w:r/>
             <w:r>
               <w:rPr>
-                <w:rFonts w:ascii="Times New Roman" w:hAnsi="Times New Roman"/>
+                <w:rFonts w:ascii="Times New Roman" w:hAnsi="Times New Roman" w:eastAsia="Times New Roman"/>
                 <w:b w:val="0"/>
                 <w:i w:val="0"/>
+                <w:color w:val="000000"/>
                 <w:sz w:val="20"/>
               </w:rPr>
-              <w:t>Stores user profiles, role assignments (student/lecturer), identity verification status, and exported public keys.</w:t>
+              <w:t>Student and lecturer account profiles</w:t>
             </w:r>
           </w:p>
         </w:tc>
@@ -730,19 +1018,16 @@
       <w:tr>
         <w:tc>
           <w:tcPr>
-            <w:tcW w:type="dxa" w:w="1728"/>
-            <w:vAlign w:val="center"/>
-            <w:shd w:val="clear" w:color="auto" w:fill="F2F6FC"/>
+            <w:tcW w:type="dxa" w:w="2250"/>
           </w:tcPr>
           <w:p>
-            <w:pPr>
-              <w:jc w:val="left"/>
-            </w:pPr>
+            <w:r/>
             <w:r>
               <w:rPr>
-                <w:rFonts w:ascii="Times New Roman" w:hAnsi="Times New Roman"/>
+                <w:rFonts w:ascii="Times New Roman" w:hAnsi="Times New Roman" w:eastAsia="Times New Roman"/>
                 <w:b w:val="0"/>
                 <w:i w:val="0"/>
+                <w:color w:val="000000"/>
                 <w:sz w:val="20"/>
               </w:rPr>
               <w:t>chatRooms</w:t>
@@ -751,40 +1036,34 @@
         </w:tc>
         <w:tc>
           <w:tcPr>
-            <w:tcW w:type="dxa" w:w="3168"/>
-            <w:vAlign w:val="center"/>
-            <w:shd w:val="clear" w:color="auto" w:fill="F2F6FC"/>
+            <w:tcW w:type="dxa" w:w="2250"/>
           </w:tcPr>
           <w:p>
-            <w:pPr>
-              <w:jc w:val="left"/>
-            </w:pPr>
+            <w:r/>
             <w:r>
               <w:rPr>
-                <w:rFonts w:ascii="Times New Roman" w:hAnsi="Times New Roman"/>
+                <w:rFonts w:ascii="Times New Roman" w:hAnsi="Times New Roman" w:eastAsia="Times New Roman"/>
                 <w:b w:val="0"/>
                 <w:i w:val="0"/>
+                <w:color w:val="000000"/>
                 <w:sz w:val="20"/>
               </w:rPr>
-              <w:t>participantIds, participantKey, title, lastMessageText, lastMessageAt, bb84Key, bb84Fingerprint, bb84ConfirmedUsers, bb84DebugInfo</w:t>
+              <w:t>participantIds, bb84Key, bb84Fingerprint</w:t>
             </w:r>
           </w:p>
         </w:tc>
         <w:tc>
           <w:tcPr>
-            <w:tcW w:type="dxa" w:w="2016"/>
-            <w:vAlign w:val="center"/>
-            <w:shd w:val="clear" w:color="auto" w:fill="F2F6FC"/>
+            <w:tcW w:type="dxa" w:w="2250"/>
           </w:tcPr>
           <w:p>
-            <w:pPr>
-              <w:jc w:val="left"/>
-            </w:pPr>
+            <w:r/>
             <w:r>
               <w:rPr>
-                <w:rFonts w:ascii="Times New Roman" w:hAnsi="Times New Roman"/>
+                <w:rFonts w:ascii="Times New Roman" w:hAnsi="Times New Roman" w:eastAsia="Times New Roman"/>
                 <w:b w:val="0"/>
                 <w:i w:val="0"/>
+                <w:color w:val="000000"/>
                 <w:sz w:val="20"/>
               </w:rPr>
               <w:t>by_participantKey</w:t>
@@ -793,22 +1072,19 @@
         </w:tc>
         <w:tc>
           <w:tcPr>
-            <w:tcW w:type="dxa" w:w="2448"/>
-            <w:vAlign w:val="center"/>
-            <w:shd w:val="clear" w:color="auto" w:fill="F2F6FC"/>
+            <w:tcW w:type="dxa" w:w="2250"/>
           </w:tcPr>
           <w:p>
-            <w:pPr>
-              <w:jc w:val="left"/>
-            </w:pPr>
+            <w:r/>
             <w:r>
               <w:rPr>
-                <w:rFonts w:ascii="Times New Roman" w:hAnsi="Times New Roman"/>
+                <w:rFonts w:ascii="Times New Roman" w:hAnsi="Times New Roman" w:eastAsia="Times New Roman"/>
                 <w:b w:val="0"/>
                 <w:i w:val="0"/>
+                <w:color w:val="000000"/>
                 <w:sz w:val="20"/>
               </w:rPr>
-              <w:t>Tracks one-to-one messaging rooms, participant pairs, active BB84 session keys, and quantum simulation diagnostics.</w:t>
+              <w:t>One-to-one conversation room metadata</w:t>
             </w:r>
           </w:p>
         </w:tc>
@@ -816,19 +1092,16 @@
       <w:tr>
         <w:tc>
           <w:tcPr>
-            <w:tcW w:type="dxa" w:w="1728"/>
-            <w:vAlign w:val="center"/>
-            <w:shd w:val="clear" w:color="auto" w:fill="FFFFFF"/>
+            <w:tcW w:type="dxa" w:w="2250"/>
           </w:tcPr>
           <w:p>
-            <w:pPr>
-              <w:jc w:val="left"/>
-            </w:pPr>
+            <w:r/>
             <w:r>
               <w:rPr>
-                <w:rFonts w:ascii="Times New Roman" w:hAnsi="Times New Roman"/>
+                <w:rFonts w:ascii="Times New Roman" w:hAnsi="Times New Roman" w:eastAsia="Times New Roman"/>
                 <w:b w:val="0"/>
                 <w:i w:val="0"/>
+                <w:color w:val="000000"/>
                 <w:sz w:val="20"/>
               </w:rPr>
               <w:t>chatRoomMembers</w:t>
@@ -837,64 +1110,55 @@
         </w:tc>
         <w:tc>
           <w:tcPr>
-            <w:tcW w:type="dxa" w:w="3168"/>
-            <w:vAlign w:val="center"/>
-            <w:shd w:val="clear" w:color="auto" w:fill="FFFFFF"/>
+            <w:tcW w:type="dxa" w:w="2250"/>
           </w:tcPr>
           <w:p>
-            <w:pPr>
-              <w:jc w:val="left"/>
-            </w:pPr>
+            <w:r/>
             <w:r>
               <w:rPr>
-                <w:rFonts w:ascii="Times New Roman" w:hAnsi="Times New Roman"/>
+                <w:rFonts w:ascii="Times New Roman" w:hAnsi="Times New Roman" w:eastAsia="Times New Roman"/>
                 <w:b w:val="0"/>
                 <w:i w:val="0"/>
+                <w:color w:val="000000"/>
                 <w:sz w:val="20"/>
               </w:rPr>
-              <w:t>roomId, userId, otherUserId, unreadCount, lastReadAt</w:t>
+              <w:t>roomId, userId, unreadCount</w:t>
             </w:r>
           </w:p>
         </w:tc>
         <w:tc>
           <w:tcPr>
-            <w:tcW w:type="dxa" w:w="2016"/>
-            <w:vAlign w:val="center"/>
-            <w:shd w:val="clear" w:color="auto" w:fill="FFFFFF"/>
+            <w:tcW w:type="dxa" w:w="2250"/>
           </w:tcPr>
           <w:p>
-            <w:pPr>
-              <w:jc w:val="left"/>
-            </w:pPr>
+            <w:r/>
             <w:r>
               <w:rPr>
-                <w:rFonts w:ascii="Times New Roman" w:hAnsi="Times New Roman"/>
+                <w:rFonts w:ascii="Times New Roman" w:hAnsi="Times New Roman" w:eastAsia="Times New Roman"/>
                 <w:b w:val="0"/>
                 <w:i w:val="0"/>
+                <w:color w:val="000000"/>
                 <w:sz w:val="20"/>
               </w:rPr>
-              <w:t>by_userId_and_updatedAt, by_roomId_and_userId</w:t>
+              <w:t>by_userId_and_updatedAt</w:t>
             </w:r>
           </w:p>
         </w:tc>
         <w:tc>
           <w:tcPr>
-            <w:tcW w:type="dxa" w:w="2448"/>
-            <w:vAlign w:val="center"/>
-            <w:shd w:val="clear" w:color="auto" w:fill="FFFFFF"/>
+            <w:tcW w:type="dxa" w:w="2250"/>
           </w:tcPr>
           <w:p>
-            <w:pPr>
-              <w:jc w:val="left"/>
-            </w:pPr>
+            <w:r/>
             <w:r>
               <w:rPr>
-                <w:rFonts w:ascii="Times New Roman" w:hAnsi="Times New Roman"/>
+                <w:rFonts w:ascii="Times New Roman" w:hAnsi="Times New Roman" w:eastAsia="Times New Roman"/>
                 <w:b w:val="0"/>
                 <w:i w:val="0"/>
+                <w:color w:val="000000"/>
                 <w:sz w:val="20"/>
               </w:rPr>
-              <w:t>Manages user room subscriptions, unread message counts, and room update timestamps.</w:t>
+              <w:t>Unread badges and member room state</w:t>
             </w:r>
           </w:p>
         </w:tc>
@@ -902,19 +1166,16 @@
       <w:tr>
         <w:tc>
           <w:tcPr>
-            <w:tcW w:type="dxa" w:w="1728"/>
-            <w:vAlign w:val="center"/>
-            <w:shd w:val="clear" w:color="auto" w:fill="F2F6FC"/>
+            <w:tcW w:type="dxa" w:w="2250"/>
           </w:tcPr>
           <w:p>
-            <w:pPr>
-              <w:jc w:val="left"/>
-            </w:pPr>
+            <w:r/>
             <w:r>
               <w:rPr>
-                <w:rFonts w:ascii="Times New Roman" w:hAnsi="Times New Roman"/>
+                <w:rFonts w:ascii="Times New Roman" w:hAnsi="Times New Roman" w:eastAsia="Times New Roman"/>
                 <w:b w:val="0"/>
                 <w:i w:val="0"/>
+                <w:color w:val="000000"/>
                 <w:sz w:val="20"/>
               </w:rPr>
               <w:t>messages</w:t>
@@ -923,64 +1184,55 @@
         </w:tc>
         <w:tc>
           <w:tcPr>
-            <w:tcW w:type="dxa" w:w="3168"/>
-            <w:vAlign w:val="center"/>
-            <w:shd w:val="clear" w:color="auto" w:fill="F2F6FC"/>
+            <w:tcW w:type="dxa" w:w="2250"/>
           </w:tcPr>
           <w:p>
-            <w:pPr>
-              <w:jc w:val="left"/>
-            </w:pPr>
+            <w:r/>
             <w:r>
               <w:rPr>
-                <w:rFonts w:ascii="Times New Roman" w:hAnsi="Times New Roman"/>
+                <w:rFonts w:ascii="Times New Roman" w:hAnsi="Times New Roman" w:eastAsia="Times New Roman"/>
                 <w:b w:val="0"/>
                 <w:i w:val="0"/>
+                <w:color w:val="000000"/>
                 <w:sz w:val="20"/>
               </w:rPr>
-              <w:t>roomId, senderId, text, iv, isEncrypted, attachmentStorageId, attachmentUrl, attachmentName, attachmentType, attachmentSize, readBy, blockchainTxHash</w:t>
+              <w:t>text, iv, isEncrypted, blockchainTxHash, attachments</w:t>
             </w:r>
           </w:p>
         </w:tc>
         <w:tc>
           <w:tcPr>
-            <w:tcW w:type="dxa" w:w="2016"/>
-            <w:vAlign w:val="center"/>
-            <w:shd w:val="clear" w:color="auto" w:fill="F2F6FC"/>
+            <w:tcW w:type="dxa" w:w="2250"/>
           </w:tcPr>
           <w:p>
-            <w:pPr>
-              <w:jc w:val="left"/>
-            </w:pPr>
+            <w:r/>
             <w:r>
               <w:rPr>
-                <w:rFonts w:ascii="Times New Roman" w:hAnsi="Times New Roman"/>
+                <w:rFonts w:ascii="Times New Roman" w:hAnsi="Times New Roman" w:eastAsia="Times New Roman"/>
                 <w:b w:val="0"/>
                 <w:i w:val="0"/>
+                <w:color w:val="000000"/>
                 <w:sz w:val="20"/>
               </w:rPr>
-              <w:t>by_roomId_and_createdAt, by_senderId</w:t>
+              <w:t>by_roomId_and_createdAt</w:t>
             </w:r>
           </w:p>
         </w:tc>
         <w:tc>
           <w:tcPr>
-            <w:tcW w:type="dxa" w:w="2448"/>
-            <w:vAlign w:val="center"/>
-            <w:shd w:val="clear" w:color="auto" w:fill="F2F6FC"/>
+            <w:tcW w:type="dxa" w:w="2250"/>
           </w:tcPr>
           <w:p>
-            <w:pPr>
-              <w:jc w:val="left"/>
-            </w:pPr>
+            <w:r/>
             <w:r>
               <w:rPr>
-                <w:rFonts w:ascii="Times New Roman" w:hAnsi="Times New Roman"/>
+                <w:rFonts w:ascii="Times New Roman" w:hAnsi="Times New Roman" w:eastAsia="Times New Roman"/>
                 <w:b w:val="0"/>
                 <w:i w:val="0"/>
+                <w:color w:val="000000"/>
                 <w:sz w:val="20"/>
               </w:rPr>
-              <w:t>Stores chat message payloads, initialization vectors (IV), file attachment references, read receipts, and blockchain transaction hashes.</w:t>
+              <w:t>Encrypted message payloads and audit tx hashes</w:t>
             </w:r>
           </w:p>
         </w:tc>
@@ -988,19 +1240,16 @@
       <w:tr>
         <w:tc>
           <w:tcPr>
-            <w:tcW w:type="dxa" w:w="1728"/>
-            <w:vAlign w:val="center"/>
-            <w:shd w:val="clear" w:color="auto" w:fill="FFFFFF"/>
+            <w:tcW w:type="dxa" w:w="2250"/>
           </w:tcPr>
           <w:p>
-            <w:pPr>
-              <w:jc w:val="left"/>
-            </w:pPr>
+            <w:r/>
             <w:r>
               <w:rPr>
-                <w:rFonts w:ascii="Times New Roman" w:hAnsi="Times New Roman"/>
+                <w:rFonts w:ascii="Times New Roman" w:hAnsi="Times New Roman" w:eastAsia="Times New Roman"/>
                 <w:b w:val="0"/>
                 <w:i w:val="0"/>
+                <w:color w:val="000000"/>
                 <w:sz w:val="20"/>
               </w:rPr>
               <w:t>questions</w:t>
@@ -1009,64 +1258,55 @@
         </w:tc>
         <w:tc>
           <w:tcPr>
-            <w:tcW w:type="dxa" w:w="3168"/>
-            <w:vAlign w:val="center"/>
-            <w:shd w:val="clear" w:color="auto" w:fill="FFFFFF"/>
+            <w:tcW w:type="dxa" w:w="2250"/>
           </w:tcPr>
           <w:p>
-            <w:pPr>
-              <w:jc w:val="left"/>
-            </w:pPr>
+            <w:r/>
             <w:r>
               <w:rPr>
-                <w:rFonts w:ascii="Times New Roman" w:hAnsi="Times New Roman"/>
+                <w:rFonts w:ascii="Times New Roman" w:hAnsi="Times New Roman" w:eastAsia="Times New Roman"/>
                 <w:b w:val="0"/>
                 <w:i w:val="0"/>
+                <w:color w:val="000000"/>
                 <w:sz w:val="20"/>
               </w:rPr>
-              <w:t>authorId, title, body, hashtags, attachmentStorageId, answerCount, answered</w:t>
+              <w:t>title, body, hashtags</w:t>
             </w:r>
           </w:p>
         </w:tc>
         <w:tc>
           <w:tcPr>
-            <w:tcW w:type="dxa" w:w="2016"/>
-            <w:vAlign w:val="center"/>
-            <w:shd w:val="clear" w:color="auto" w:fill="FFFFFF"/>
+            <w:tcW w:type="dxa" w:w="2250"/>
           </w:tcPr>
           <w:p>
-            <w:pPr>
-              <w:jc w:val="left"/>
-            </w:pPr>
+            <w:r/>
             <w:r>
               <w:rPr>
-                <w:rFonts w:ascii="Times New Roman" w:hAnsi="Times New Roman"/>
+                <w:rFonts w:ascii="Times New Roman" w:hAnsi="Times New Roman" w:eastAsia="Times New Roman"/>
                 <w:b w:val="0"/>
                 <w:i w:val="0"/>
+                <w:color w:val="000000"/>
                 <w:sz w:val="20"/>
               </w:rPr>
-              <w:t>by_createdAt, by_authorId_and_createdAt</w:t>
+              <w:t>by_createdAt</w:t>
             </w:r>
           </w:p>
         </w:tc>
         <w:tc>
           <w:tcPr>
-            <w:tcW w:type="dxa" w:w="2448"/>
-            <w:vAlign w:val="center"/>
-            <w:shd w:val="clear" w:color="auto" w:fill="FFFFFF"/>
+            <w:tcW w:type="dxa" w:w="2250"/>
           </w:tcPr>
           <w:p>
-            <w:pPr>
-              <w:jc w:val="left"/>
-            </w:pPr>
+            <w:r/>
             <w:r>
               <w:rPr>
-                <w:rFonts w:ascii="Times New Roman" w:hAnsi="Times New Roman"/>
+                <w:rFonts w:ascii="Times New Roman" w:hAnsi="Times New Roman" w:eastAsia="Times New Roman"/>
                 <w:b w:val="0"/>
                 <w:i w:val="0"/>
+                <w:color w:val="000000"/>
                 <w:sz w:val="20"/>
               </w:rPr>
-              <w:t>Stores community Q&amp;A posts, topic hashtags, attachment references, and resolution status.</w:t>
+              <w:t>Hashtag-indexed community Q&amp;A posts</w:t>
             </w:r>
           </w:p>
         </w:tc>
@@ -1074,19 +1314,16 @@
       <w:tr>
         <w:tc>
           <w:tcPr>
-            <w:tcW w:type="dxa" w:w="1728"/>
-            <w:vAlign w:val="center"/>
-            <w:shd w:val="clear" w:color="auto" w:fill="F2F6FC"/>
+            <w:tcW w:type="dxa" w:w="2250"/>
           </w:tcPr>
           <w:p>
-            <w:pPr>
-              <w:jc w:val="left"/>
-            </w:pPr>
+            <w:r/>
             <w:r>
               <w:rPr>
-                <w:rFonts w:ascii="Times New Roman" w:hAnsi="Times New Roman"/>
+                <w:rFonts w:ascii="Times New Roman" w:hAnsi="Times New Roman" w:eastAsia="Times New Roman"/>
                 <w:b w:val="0"/>
                 <w:i w:val="0"/>
+                <w:color w:val="000000"/>
                 <w:sz w:val="20"/>
               </w:rPr>
               <w:t>answers</w:t>
@@ -1095,64 +1332,55 @@
         </w:tc>
         <w:tc>
           <w:tcPr>
-            <w:tcW w:type="dxa" w:w="3168"/>
-            <w:vAlign w:val="center"/>
-            <w:shd w:val="clear" w:color="auto" w:fill="F2F6FC"/>
+            <w:tcW w:type="dxa" w:w="2250"/>
           </w:tcPr>
           <w:p>
-            <w:pPr>
-              <w:jc w:val="left"/>
-            </w:pPr>
+            <w:r/>
             <w:r>
               <w:rPr>
-                <w:rFonts w:ascii="Times New Roman" w:hAnsi="Times New Roman"/>
+                <w:rFonts w:ascii="Times New Roman" w:hAnsi="Times New Roman" w:eastAsia="Times New Roman"/>
                 <w:b w:val="0"/>
                 <w:i w:val="0"/>
+                <w:color w:val="000000"/>
                 <w:sz w:val="20"/>
               </w:rPr>
-              <w:t>questionId, authorId, body, attachmentStorageId</w:t>
+              <w:t>questionId, body</w:t>
             </w:r>
           </w:p>
         </w:tc>
         <w:tc>
           <w:tcPr>
-            <w:tcW w:type="dxa" w:w="2016"/>
-            <w:vAlign w:val="center"/>
-            <w:shd w:val="clear" w:color="auto" w:fill="F2F6FC"/>
+            <w:tcW w:type="dxa" w:w="2250"/>
           </w:tcPr>
           <w:p>
-            <w:pPr>
-              <w:jc w:val="left"/>
-            </w:pPr>
+            <w:r/>
             <w:r>
               <w:rPr>
-                <w:rFonts w:ascii="Times New Roman" w:hAnsi="Times New Roman"/>
+                <w:rFonts w:ascii="Times New Roman" w:hAnsi="Times New Roman" w:eastAsia="Times New Roman"/>
                 <w:b w:val="0"/>
                 <w:i w:val="0"/>
+                <w:color w:val="000000"/>
                 <w:sz w:val="20"/>
               </w:rPr>
-              <w:t>by_questionId_and_createdAt, by_authorId_and_createdAt</w:t>
+              <w:t>by_questionId_and_createdAt</w:t>
             </w:r>
           </w:p>
         </w:tc>
         <w:tc>
           <w:tcPr>
-            <w:tcW w:type="dxa" w:w="2448"/>
-            <w:vAlign w:val="center"/>
-            <w:shd w:val="clear" w:color="auto" w:fill="F2F6FC"/>
+            <w:tcW w:type="dxa" w:w="2250"/>
           </w:tcPr>
           <w:p>
-            <w:pPr>
-              <w:jc w:val="left"/>
-            </w:pPr>
+            <w:r/>
             <w:r>
               <w:rPr>
-                <w:rFonts w:ascii="Times New Roman" w:hAnsi="Times New Roman"/>
+                <w:rFonts w:ascii="Times New Roman" w:hAnsi="Times New Roman" w:eastAsia="Times New Roman"/>
                 <w:b w:val="0"/>
                 <w:i w:val="0"/>
+                <w:color w:val="000000"/>
                 <w:sz w:val="20"/>
               </w:rPr>
-              <w:t>Stores responses to community Q&amp;A questions with file attachment references.</w:t>
+              <w:t>Community answers linked to questions</w:t>
             </w:r>
           </w:p>
         </w:tc>
@@ -1160,19 +1388,16 @@
       <w:tr>
         <w:tc>
           <w:tcPr>
-            <w:tcW w:type="dxa" w:w="1728"/>
-            <w:vAlign w:val="center"/>
-            <w:shd w:val="clear" w:color="auto" w:fill="FFFFFF"/>
+            <w:tcW w:type="dxa" w:w="2250"/>
           </w:tcPr>
           <w:p>
-            <w:pPr>
-              <w:jc w:val="left"/>
-            </w:pPr>
+            <w:r/>
             <w:r>
               <w:rPr>
-                <w:rFonts w:ascii="Times New Roman" w:hAnsi="Times New Roman"/>
+                <w:rFonts w:ascii="Times New Roman" w:hAnsi="Times New Roman" w:eastAsia="Times New Roman"/>
                 <w:b w:val="0"/>
                 <w:i w:val="0"/>
+                <w:color w:val="000000"/>
                 <w:sz w:val="20"/>
               </w:rPr>
               <w:t>notifications</w:t>
@@ -1181,64 +1406,55 @@
         </w:tc>
         <w:tc>
           <w:tcPr>
-            <w:tcW w:type="dxa" w:w="3168"/>
-            <w:vAlign w:val="center"/>
-            <w:shd w:val="clear" w:color="auto" w:fill="FFFFFF"/>
+            <w:tcW w:type="dxa" w:w="2250"/>
           </w:tcPr>
           <w:p>
-            <w:pPr>
-              <w:jc w:val="left"/>
-            </w:pPr>
+            <w:r/>
             <w:r>
               <w:rPr>
-                <w:rFonts w:ascii="Times New Roman" w:hAnsi="Times New Roman"/>
+                <w:rFonts w:ascii="Times New Roman" w:hAnsi="Times New Roman" w:eastAsia="Times New Roman"/>
                 <w:b w:val="0"/>
                 <w:i w:val="0"/>
+                <w:color w:val="000000"/>
                 <w:sz w:val="20"/>
               </w:rPr>
-              <w:t>userId, actorId, questionId, answerId, roomId, type, title, body, read</w:t>
+              <w:t>userId, type, read</w:t>
             </w:r>
           </w:p>
         </w:tc>
         <w:tc>
           <w:tcPr>
-            <w:tcW w:type="dxa" w:w="2016"/>
-            <w:vAlign w:val="center"/>
-            <w:shd w:val="clear" w:color="auto" w:fill="FFFFFF"/>
+            <w:tcW w:type="dxa" w:w="2250"/>
           </w:tcPr>
           <w:p>
-            <w:pPr>
-              <w:jc w:val="left"/>
-            </w:pPr>
+            <w:r/>
             <w:r>
               <w:rPr>
-                <w:rFonts w:ascii="Times New Roman" w:hAnsi="Times New Roman"/>
+                <w:rFonts w:ascii="Times New Roman" w:hAnsi="Times New Roman" w:eastAsia="Times New Roman"/>
                 <w:b w:val="0"/>
                 <w:i w:val="0"/>
+                <w:color w:val="000000"/>
                 <w:sz w:val="20"/>
               </w:rPr>
-              <w:t>by_userId_and_createdAt, by_userId_and_read_and_createdAt, by_userId_and_roomId_and_type</w:t>
+              <w:t>by_userId_and_createdAt</w:t>
             </w:r>
           </w:p>
         </w:tc>
         <w:tc>
           <w:tcPr>
-            <w:tcW w:type="dxa" w:w="2448"/>
-            <w:vAlign w:val="center"/>
-            <w:shd w:val="clear" w:color="auto" w:fill="FFFFFF"/>
+            <w:tcW w:type="dxa" w:w="2250"/>
           </w:tcPr>
           <w:p>
-            <w:pPr>
-              <w:jc w:val="left"/>
-            </w:pPr>
+            <w:r/>
             <w:r>
               <w:rPr>
-                <w:rFonts w:ascii="Times New Roman" w:hAnsi="Times New Roman"/>
+                <w:rFonts w:ascii="Times New Roman" w:hAnsi="Times New Roman" w:eastAsia="Times New Roman"/>
                 <w:b w:val="0"/>
                 <w:i w:val="0"/>
+                <w:color w:val="000000"/>
                 <w:sz w:val="20"/>
               </w:rPr>
-              <w:t>Manages user notifications for Q&amp;A replies and BB84 quantum key exchange events.</w:t>
+              <w:t>User alert and system event notifications</w:t>
             </w:r>
           </w:p>
         </w:tc>
@@ -1246,19 +1462,16 @@
       <w:tr>
         <w:tc>
           <w:tcPr>
-            <w:tcW w:type="dxa" w:w="1728"/>
-            <w:vAlign w:val="center"/>
-            <w:shd w:val="clear" w:color="auto" w:fill="F2F6FC"/>
+            <w:tcW w:type="dxa" w:w="2250"/>
           </w:tcPr>
           <w:p>
-            <w:pPr>
-              <w:jc w:val="left"/>
-            </w:pPr>
+            <w:r/>
             <w:r>
               <w:rPr>
-                <w:rFonts w:ascii="Times New Roman" w:hAnsi="Times New Roman"/>
+                <w:rFonts w:ascii="Times New Roman" w:hAnsi="Times New Roman" w:eastAsia="Times New Roman"/>
                 <w:b w:val="0"/>
                 <w:i w:val="0"/>
+                <w:color w:val="000000"/>
                 <w:sz w:val="20"/>
               </w:rPr>
               <w:t>verificationRequests</w:t>
@@ -1267,40 +1480,34 @@
         </w:tc>
         <w:tc>
           <w:tcPr>
-            <w:tcW w:type="dxa" w:w="3168"/>
-            <w:vAlign w:val="center"/>
-            <w:shd w:val="clear" w:color="auto" w:fill="F2F6FC"/>
+            <w:tcW w:type="dxa" w:w="2250"/>
           </w:tcPr>
           <w:p>
-            <w:pPr>
-              <w:jc w:val="left"/>
-            </w:pPr>
+            <w:r/>
             <w:r>
               <w:rPr>
-                <w:rFonts w:ascii="Times New Roman" w:hAnsi="Times New Roman"/>
+                <w:rFonts w:ascii="Times New Roman" w:hAnsi="Times New Roman" w:eastAsia="Times New Roman"/>
                 <w:b w:val="0"/>
                 <w:i w:val="0"/>
+                <w:color w:val="000000"/>
                 <w:sz w:val="20"/>
               </w:rPr>
-              <w:t>userId, school, idNumber, evidenceStorageId, evidenceUrl, approved, status, submittedAt, reviewedAt</w:t>
+              <w:t>evidence, status, approved</w:t>
             </w:r>
           </w:p>
         </w:tc>
         <w:tc>
           <w:tcPr>
-            <w:tcW w:type="dxa" w:w="2016"/>
-            <w:vAlign w:val="center"/>
-            <w:shd w:val="clear" w:color="auto" w:fill="F2F6FC"/>
+            <w:tcW w:type="dxa" w:w="2250"/>
           </w:tcPr>
           <w:p>
-            <w:pPr>
-              <w:jc w:val="left"/>
-            </w:pPr>
+            <w:r/>
             <w:r>
               <w:rPr>
-                <w:rFonts w:ascii="Times New Roman" w:hAnsi="Times New Roman"/>
+                <w:rFonts w:ascii="Times New Roman" w:hAnsi="Times New Roman" w:eastAsia="Times New Roman"/>
                 <w:b w:val="0"/>
                 <w:i w:val="0"/>
+                <w:color w:val="000000"/>
                 <w:sz w:val="20"/>
               </w:rPr>
               <w:t>by_userId</w:t>
@@ -1309,622 +1516,478 @@
         </w:tc>
         <w:tc>
           <w:tcPr>
-            <w:tcW w:type="dxa" w:w="2448"/>
-            <w:vAlign w:val="center"/>
-            <w:shd w:val="clear" w:color="auto" w:fill="F2F6FC"/>
+            <w:tcW w:type="dxa" w:w="2250"/>
           </w:tcPr>
           <w:p>
-            <w:pPr>
-              <w:jc w:val="left"/>
-            </w:pPr>
+            <w:r/>
             <w:r>
               <w:rPr>
-                <w:rFonts w:ascii="Times New Roman" w:hAnsi="Times New Roman"/>
+                <w:rFonts w:ascii="Times New Roman" w:hAnsi="Times New Roman" w:eastAsia="Times New Roman"/>
                 <w:b w:val="0"/>
                 <w:i w:val="0"/>
+                <w:color w:val="000000"/>
                 <w:sz w:val="20"/>
               </w:rPr>
-              <w:t>Tracks student/lecturer identity verification applications and uploaded evidence documents for administrator review.</w:t>
+              <w:t>Institutional identity review queue</w:t>
             </w:r>
           </w:p>
         </w:tc>
       </w:tr>
     </w:tbl>
+    <w:p/>
     <w:p>
       <w:pPr>
-        <w:spacing w:before="0" w:after="160"/>
-        <w:jc w:val="left"/>
-      </w:pPr>
-    </w:p>
-    <w:p>
-      <w:pPr>
-        <w:spacing w:before="360" w:after="120"/>
-        <w:jc w:val="left"/>
+        <w:pStyle w:val="Heading2"/>
       </w:pPr>
       <w:r>
         <w:rPr>
-          <w:rFonts w:ascii="Times New Roman" w:hAnsi="Times New Roman"/>
+          <w:rFonts w:ascii="Times New Roman" w:hAnsi="Times New Roman" w:eastAsia="Times New Roman"/>
           <w:b/>
           <w:i w:val="0"/>
-          <w:color w:val="003366"/>
-          <w:sz w:val="32"/>
+          <w:color w:val="000000"/>
+          <w:sz w:val="26"/>
         </w:rPr>
-        <w:t>3.4  Cryptographic Design and Data Protection Pipeline</w:t>
+        <w:t>3.4 Cryptographic Engineering Pipeline</w:t>
       </w:r>
     </w:p>
     <w:p>
       <w:pPr>
-        <w:spacing w:before="0" w:after="160"/>
-        <w:jc w:val="both"/>
+        <w:pStyle w:val="Heading3"/>
       </w:pPr>
       <w:r>
-        <w:t>QChat enforces zero-trust client-side data protection using the browser's native Web Crypto API (window.crypto.subtle), keeping private key material local and avoiding third-party library risks.</w:t>
+        <w:rPr>
+          <w:rFonts w:ascii="Times New Roman" w:hAnsi="Times New Roman" w:eastAsia="Times New Roman"/>
+          <w:b/>
+          <w:i w:val="0"/>
+          <w:color w:val="000000"/>
+          <w:sz w:val="26"/>
+        </w:rPr>
+        <w:t>3.4.1 RSA Identity Key Generation and Persistence</w:t>
       </w:r>
     </w:p>
     <w:p>
       <w:pPr>
-        <w:spacing w:before="240" w:after="80"/>
-        <w:jc w:val="left"/>
+        <w:ind w:firstLine="720"/>
       </w:pPr>
       <w:r>
         <w:rPr>
-          <w:rFonts w:ascii="Times New Roman" w:hAnsi="Times New Roman"/>
-          <w:b/>
+          <w:rFonts w:ascii="Times New Roman" w:hAnsi="Times New Roman" w:eastAsia="Times New Roman"/>
+          <w:b w:val="0"/>
           <w:i w:val="0"/>
-          <w:color w:val="1F497D"/>
-          <w:sz w:val="28"/>
+          <w:color w:val="000000"/>
+          <w:sz w:val="24"/>
         </w:rPr>
-        <w:t>3.4.1  Identity Key Pair Generation (RSA-OAEP 2048-bit)</w:t>
+        <w:t>Upon initial account registration, the CryptographicLoginGatekeeper component (src/App.tsx) triggers generateClientIdentityKeys() in src/services/web3Service.ts. The W3C Web Crypto API generates an RSA-OAEP 2048-bit keypair. The public key is exported as a SubjectPublicKeyInfo (SPKI) Base64 string and stored on the user's Convex document. The private CryptoKey object is stored locally in the browser's IndexedDB keyring (Mozilla Developer Network, 2024).</w:t>
       </w:r>
     </w:p>
     <w:p>
       <w:pPr>
-        <w:spacing w:before="0" w:after="160"/>
-        <w:jc w:val="both"/>
+        <w:pStyle w:val="Heading3"/>
       </w:pPr>
       <w:r>
-        <w:t>3.4.1 Asymmetric Identity Key Pair Generation (RSA-OAEP 2048-bit): Upon initial user authentication, the CryptographicLoginGatekeeper module automatically generates an asymmetric RSA key pair inside the browser. The exported public key publishes to the Convex user registry for peer discovery, while the private key remains stored securely within non-extractable client browser storage (qchat_private_identity_key).</w:t>
+        <w:rPr>
+          <w:rFonts w:ascii="Times New Roman" w:hAnsi="Times New Roman" w:eastAsia="Times New Roman"/>
+          <w:b/>
+          <w:i w:val="0"/>
+          <w:color w:val="000000"/>
+          <w:sz w:val="26"/>
+        </w:rPr>
+        <w:t>3.4.2 AES-GCM Payload Encryption</w:t>
       </w:r>
     </w:p>
     <w:p>
       <w:pPr>
-        <w:spacing w:before="240" w:after="80"/>
-        <w:jc w:val="left"/>
+        <w:ind w:firstLine="720"/>
       </w:pPr>
       <w:r>
         <w:rPr>
-          <w:rFonts w:ascii="Times New Roman" w:hAnsi="Times New Roman"/>
-          <w:b/>
+          <w:rFonts w:ascii="Times New Roman" w:hAnsi="Times New Roman" w:eastAsia="Times New Roman"/>
+          <w:b w:val="0"/>
           <w:i w:val="0"/>
-          <w:color w:val="1F497D"/>
-          <w:sz w:val="28"/>
+          <w:color w:val="000000"/>
+          <w:sz w:val="24"/>
         </w:rPr>
-        <w:t>3.4.2  Symmetric Message and File Data Protection (AES-GCM 256-bit)</w:t>
+        <w:t>Message payloads and file attachments are encrypted client-side using 256-bit AES-GCM (src/services/keyExchange.ts). For each message, the client generates a cryptographic 12-byte Initialization Vector (IV). Plaintext text or binary file ArrayBuffers are encrypted, and the resulting ciphertext and IV are transmitted to Convex (National Institute of Standards and Technology, 2001).</w:t>
       </w:r>
     </w:p>
     <w:p>
       <w:pPr>
-        <w:spacing w:before="0" w:after="160"/>
-        <w:jc w:val="both"/>
+        <w:pStyle w:val="Heading3"/>
       </w:pPr>
       <w:r>
-        <w:t>3.4.2 Symmetric Payload Encryption (AES-GCM 256-bit): Text messages and file attachments are ciphered using symmetric AES-GCM-256 keys. The client encodes message text into byte arrays, generates a 12-byte cryptographically random Initialization Vector (IV), and executes client-side ciphering before Base64 encoding. File attachments convert to ArrayBuffer buffers, cipher into encrypted Blob objects, and upload directly to Convex storage buckets.</w:t>
+        <w:rPr>
+          <w:rFonts w:ascii="Times New Roman" w:hAnsi="Times New Roman" w:eastAsia="Times New Roman"/>
+          <w:b/>
+          <w:i w:val="0"/>
+          <w:color w:val="000000"/>
+          <w:sz w:val="26"/>
+        </w:rPr>
+        <w:t>3.4.3 On-Chain Hash Recording via Ethers.js</w:t>
       </w:r>
     </w:p>
     <w:p>
       <w:pPr>
-        <w:spacing w:before="240" w:after="80"/>
-        <w:jc w:val="left"/>
+        <w:ind w:firstLine="720"/>
       </w:pPr>
       <w:r>
         <w:rPr>
-          <w:rFonts w:ascii="Times New Roman" w:hAnsi="Times New Roman"/>
-          <w:b/>
+          <w:rFonts w:ascii="Times New Roman" w:hAnsi="Times New Roman" w:eastAsia="Times New Roman"/>
+          <w:b w:val="0"/>
           <w:i w:val="0"/>
-          <w:color w:val="1F497D"/>
-          <w:sz w:val="28"/>
+          <w:color w:val="000000"/>
+          <w:sz w:val="24"/>
         </w:rPr>
-        <w:t>3.4.3  Message Fingerprinting (SHA-256)</w:t>
+        <w:t>When sensitive mode is active, the browser computes the SHA-256 digest of the message payload. The client invokes logHashToBlockchain() in src/services/web3Service.ts, connecting via JsonRpcProvider to the local Besu node at 127.0.0.1:8545. The contract method recordHash(messageId, messageHash, sender, receiver) executes on MessageVerifier.sol, storing the immutable hash on the ledger (Ethers.js Contributors, 2024). The returned transaction hash is saved to the Convex message record.</w:t>
       </w:r>
     </w:p>
     <w:p>
       <w:pPr>
-        <w:spacing w:before="0" w:after="160"/>
-        <w:jc w:val="both"/>
+        <w:pStyle w:val="Heading2"/>
       </w:pPr>
       <w:r>
-        <w:t>3.4.3 SHA-256 Message Hashing: Prior to network dispatch, the client computes a 256-bit SHA-256 cryptographic digest of the message payload. This digest is submitted via Ethers.js to the Hyperledger Besu smart contract to establish an indelible audit log.</w:t>
+        <w:rPr>
+          <w:rFonts w:ascii="Times New Roman" w:hAnsi="Times New Roman" w:eastAsia="Times New Roman"/>
+          <w:b/>
+          <w:i w:val="0"/>
+          <w:color w:val="000000"/>
+          <w:sz w:val="26"/>
+        </w:rPr>
+        <w:t>3.5 BB84 Quantum Key Distribution Simulation</w:t>
       </w:r>
     </w:p>
     <w:p>
       <w:pPr>
-        <w:spacing w:before="360" w:after="120"/>
-        <w:jc w:val="left"/>
+        <w:ind w:firstLine="720"/>
       </w:pPr>
       <w:r>
         <w:rPr>
-          <w:rFonts w:ascii="Times New Roman" w:hAnsi="Times New Roman"/>
-          <w:b/>
+          <w:rFonts w:ascii="Times New Roman" w:hAnsi="Times New Roman" w:eastAsia="Times New Roman"/>
+          <w:b w:val="0"/>
           <w:i w:val="0"/>
-          <w:color w:val="003366"/>
-          <w:sz w:val="32"/>
+          <w:color w:val="000000"/>
+          <w:sz w:val="24"/>
         </w:rPr>
-        <w:t>3.5  BB84 Quantum Key Distribution Simulation Design</w:t>
-      </w:r>
-    </w:p>
-    <w:p>
-      <w:pPr>
-        <w:spacing w:before="0" w:after="160"/>
-        <w:jc w:val="both"/>
-      </w:pPr>
-      <w:r>
-        <w:t>3.5 TypeScript BB84 Quantum Key Distribution Simulation: To model post-quantum key agreement, QChat incorporates a TypeScript BB84 QKD simulation module (src/lib/bb84.ts) executing six algorithmic steps:</w:t>
+        <w:t>The BB84 module (src/lib/bb84.ts) simulates quantum key exchange mechanics using cryptographically secure random numbers (window.crypto.getRandomValues). The process executes through four stages:</w:t>
       </w:r>
     </w:p>
     <w:p>
       <w:pPr>
         <w:pStyle w:val="ListNumber"/>
-        <w:spacing w:after="80"/>
       </w:pPr>
       <w:r>
-        <w:t>1. Qubit Preparation (Alice) — Alice generates cryptographically secure random bits (0 or 1) and assigns random polarization bases: Rectilinear (+) or Diagonal (×).</w:t>
+        <w:rPr>
+          <w:rFonts w:ascii="Times New Roman" w:hAnsi="Times New Roman" w:eastAsia="Times New Roman"/>
+          <w:b w:val="0"/>
+          <w:i w:val="0"/>
+          <w:color w:val="000000"/>
+          <w:sz w:val="24"/>
+        </w:rPr>
+        <w:t>State Preparation: Alice generates a random bit sequence and selects random preparation bases (Rectilinear + or Diagonal ×).</w:t>
       </w:r>
     </w:p>
     <w:p>
       <w:pPr>
         <w:pStyle w:val="ListNumber"/>
-        <w:spacing w:after="80"/>
       </w:pPr>
       <w:r>
-        <w:t>2. Quantum Transit Simulation — Alice transmits prepared photon states across a simulated quantum channel. Enabling test eavesdropping introduces state perturbations.</w:t>
+        <w:rPr>
+          <w:rFonts w:ascii="Times New Roman" w:hAnsi="Times New Roman" w:eastAsia="Times New Roman"/>
+          <w:b w:val="0"/>
+          <w:i w:val="0"/>
+          <w:color w:val="000000"/>
+          <w:sz w:val="24"/>
+        </w:rPr>
+        <w:t>Measurement &amp; Sifting: Bob selects random measurement bases. Alice and Bob compare bases over a public channel, retaining bits where bases matched (sifted key).</w:t>
       </w:r>
     </w:p>
     <w:p>
       <w:pPr>
         <w:pStyle w:val="ListNumber"/>
-        <w:spacing w:after="80"/>
       </w:pPr>
       <w:r>
-        <w:t>3. Photon Measurement (Bob) — Bob selects measurement bases (+) or (×) at random. Matching bases yield deterministic bit measurement; mismatched bases produce a 50% random outcome.</w:t>
+        <w:rPr>
+          <w:rFonts w:ascii="Times New Roman" w:hAnsi="Times New Roman" w:eastAsia="Times New Roman"/>
+          <w:b w:val="0"/>
+          <w:i w:val="0"/>
+          <w:color w:val="000000"/>
+          <w:sz w:val="24"/>
+        </w:rPr>
+        <w:t>Error Estimation: Quantum Bit Error Rate (QBER) is calculated by checking bit mismatches across sample bits.</w:t>
       </w:r>
     </w:p>
     <w:p>
       <w:pPr>
         <w:pStyle w:val="ListNumber"/>
-        <w:spacing w:after="80"/>
       </w:pPr>
       <w:r>
-        <w:t>4. Basis Sifting — Alice and Bob compare their basis choices over an un-encrypted public channel, discarding all bit positions where bases differed to form the sifted key.</w:t>
+        <w:rPr>
+          <w:rFonts w:ascii="Times New Roman" w:hAnsi="Times New Roman" w:eastAsia="Times New Roman"/>
+          <w:b w:val="0"/>
+          <w:i w:val="0"/>
+          <w:color w:val="000000"/>
+          <w:sz w:val="24"/>
+        </w:rPr>
+        <w:t>Key Distillation &amp; Abort: If QBER exceeds 0.11 (11%), the module aborts key distillation (Scarani et al., 2009). If QBER ≤ 0.11, a 256-bit session key is derived and formatted as a hex fingerprint (XXXX-XXXX-XXXX).</w:t>
       </w:r>
     </w:p>
     <w:p>
       <w:pPr>
-        <w:pStyle w:val="ListNumber"/>
-        <w:spacing w:after="80"/>
+        <w:pStyle w:val="Heading2"/>
       </w:pPr>
       <w:r>
-        <w:t>5. QBER Calculation &amp; Threshold Inspection — The system evaluates a sample subset of matching indices to calculate QBER = (Error Count / Sample Size). A QBER exceeding 11% indicates potential eavesdropping, triggering an immediate session abort.</w:t>
+        <w:rPr>
+          <w:rFonts w:ascii="Times New Roman" w:hAnsi="Times New Roman" w:eastAsia="Times New Roman"/>
+          <w:b/>
+          <w:i w:val="0"/>
+          <w:color w:val="000000"/>
+          <w:sz w:val="26"/>
+        </w:rPr>
+        <w:t>3.6 Smart Contract Design</w:t>
       </w:r>
     </w:p>
     <w:p>
       <w:pPr>
-        <w:pStyle w:val="ListNumber"/>
-        <w:spacing w:after="80"/>
-      </w:pPr>
-      <w:r>
-        <w:t>6. Key Formatting &amp; Room Registration — The sifted bit string converts into a 256-bit hexadecimal key. A SHA-256 digest formats a human-readable room fingerprint (e.g., A3F9-7C2B-1E8D) stored within the chat room state.</w:t>
-      </w:r>
-    </w:p>
-    <w:p>
-      <w:pPr>
-        <w:spacing w:before="360" w:after="120"/>
-        <w:jc w:val="left"/>
+        <w:ind w:firstLine="720"/>
       </w:pPr>
       <w:r>
         <w:rPr>
-          <w:rFonts w:ascii="Times New Roman" w:hAnsi="Times New Roman"/>
-          <w:b/>
+          <w:rFonts w:ascii="Times New Roman" w:hAnsi="Times New Roman" w:eastAsia="Times New Roman"/>
+          <w:b w:val="0"/>
           <w:i w:val="0"/>
-          <w:color w:val="003366"/>
-          <w:sz w:val="32"/>
+          <w:color w:val="000000"/>
+          <w:sz w:val="24"/>
         </w:rPr>
-        <w:t>3.6  Smart Contract Architecture (MessageVerifier.sol)</w:t>
-      </w:r>
-    </w:p>
-    <w:p>
-      <w:pPr>
-        <w:spacing w:before="0" w:after="160"/>
-        <w:jc w:val="both"/>
-      </w:pPr>
-      <w:r>
-        <w:t>3.6 Smart Contract Logic (MessageVerifier.sol): The verification layer utilizes a Solidity smart contract (MessageVerifier.sol) compiled under version 0.8.20 and deployed on a local Hyperledger Besu node. The contract maintains two core mappings:</w:t>
+        <w:t>MessageVerifier.sol (Solidity 0.8.20) maintains message records and user role state on the private Besu network. Core contract functions include:</w:t>
       </w:r>
     </w:p>
     <w:p>
       <w:pPr>
         <w:pStyle w:val="ListBullet"/>
-        <w:spacing w:after="80"/>
-        <w:ind w:left="360"/>
       </w:pPr>
       <w:r>
-        <w:t>1. messageRecords — Maps a unique messageId string to a MessageRecord struct containing messageHash (bytes32 SHA-256 digest), sender address, receiver address, and block timestamp.</w:t>
+        <w:rPr>
+          <w:rFonts w:ascii="Times New Roman" w:hAnsi="Times New Roman" w:eastAsia="Times New Roman"/>
+          <w:b w:val="0"/>
+          <w:i w:val="0"/>
+          <w:color w:val="000000"/>
+          <w:sz w:val="24"/>
+        </w:rPr>
+        <w:t>recordHash(string messageId, bytes32 messageHash, address sender, address receiver): Stores payload digest; reverts on duplicate message ID.</w:t>
       </w:r>
     </w:p>
     <w:p>
       <w:pPr>
         <w:pStyle w:val="ListBullet"/>
-        <w:spacing w:after="80"/>
-        <w:ind w:left="360"/>
       </w:pPr>
       <w:r>
-        <w:t>2. userRoles — Maps a user wallet address to their verified institutional role ('student', 'lecturer', 'admin').</w:t>
+        <w:rPr>
+          <w:rFonts w:ascii="Times New Roman" w:hAnsi="Times New Roman" w:eastAsia="Times New Roman"/>
+          <w:b w:val="0"/>
+          <w:i w:val="0"/>
+          <w:color w:val="000000"/>
+          <w:sz w:val="24"/>
+        </w:rPr>
+        <w:t>verifyHash(string messageId): Read-only view function returning stored bytes32 hash for integrity verification.</w:t>
       </w:r>
     </w:p>
     <w:p>
       <w:pPr>
-        <w:spacing w:before="0" w:after="160"/>
-        <w:jc w:val="both"/>
+        <w:pStyle w:val="ListBullet"/>
       </w:pPr>
       <w:r>
         <w:rPr>
-          <w:rFonts w:ascii="Times New Roman" w:hAnsi="Times New Roman"/>
+          <w:rFonts w:ascii="Times New Roman" w:hAnsi="Times New Roman" w:eastAsia="Times New Roman"/>
           <w:b w:val="0"/>
           <w:i w:val="0"/>
+          <w:color w:val="000000"/>
           <w:sz w:val="24"/>
         </w:rPr>
-        <w:t>Core Smart Contract Functions:</w:t>
+        <w:t>verifyUser(address user, string role): Admin-only function registering verified user identity and institutional role on-chain.</w:t>
       </w:r>
     </w:p>
     <w:p>
       <w:pPr>
-        <w:spacing w:before="0" w:after="160"/>
-        <w:jc w:val="both"/>
+        <w:pStyle w:val="ListBullet"/>
       </w:pPr>
       <w:r>
-        <w:t>recordHash(string messageId, bytes32 messageHash, address sender, address receiver) — Commits an immutable message fingerprint to the ledger and emits a MessageHashRecorded event.</w:t>
+        <w:rPr>
+          <w:rFonts w:ascii="Times New Roman" w:hAnsi="Times New Roman" w:eastAsia="Times New Roman"/>
+          <w:b w:val="0"/>
+          <w:i w:val="0"/>
+          <w:color w:val="000000"/>
+          <w:sz w:val="24"/>
+        </w:rPr>
+        <w:t>getUserRole(address user): Returns the on-chain recorded role string for a given wallet address.</w:t>
       </w:r>
     </w:p>
     <w:p>
       <w:pPr>
-        <w:spacing w:before="0" w:after="160"/>
-        <w:jc w:val="both"/>
+        <w:pStyle w:val="Heading2"/>
       </w:pPr>
       <w:r>
-        <w:t>verifyHash(string messageId) — Returns the stored bytes32 SHA-256 fingerprint for on-chain integrity verification.</w:t>
+        <w:rPr>
+          <w:rFonts w:ascii="Times New Roman" w:hAnsi="Times New Roman" w:eastAsia="Times New Roman"/>
+          <w:b/>
+          <w:i w:val="0"/>
+          <w:color w:val="000000"/>
+          <w:sz w:val="26"/>
+        </w:rPr>
+        <w:t>3.7 Data Flow Sequences</w:t>
       </w:r>
     </w:p>
     <w:p>
       <w:pPr>
-        <w:spacing w:before="0" w:after="160"/>
-        <w:jc w:val="both"/>
+        <w:ind w:firstLine="720"/>
       </w:pPr>
       <w:r>
-        <w:t>verifyUser(address userAddress, string role) — Restricted to contract admins via the onlyAdmin modifier; writes verified user roles to the ledger and emits a UserVerified event.</w:t>
+        <w:rPr>
+          <w:rFonts w:ascii="Times New Roman" w:hAnsi="Times New Roman" w:eastAsia="Times New Roman"/>
+          <w:b w:val="0"/>
+          <w:i w:val="0"/>
+          <w:color w:val="000000"/>
+          <w:sz w:val="24"/>
+        </w:rPr>
+        <w:t>Message Flow: Input message/file → Client AES-GCM encryption → Compute SHA-256 payload hash → Send ciphertext to Convex → Execute Besu recordHash() via Ethers.js → Attach txHash to Convex message → Recipient decrypts payload and verifies hash.</w:t>
       </w:r>
     </w:p>
     <w:p>
       <w:pPr>
-        <w:spacing w:before="0" w:after="160"/>
-        <w:jc w:val="both"/>
+        <w:ind w:firstLine="720"/>
       </w:pPr>
       <w:r>
-        <w:t>getUserRole(address userAddress) — Retrieves the verified role string associated with a given wallet address.</w:t>
+        <w:rPr>
+          <w:rFonts w:ascii="Times New Roman" w:hAnsi="Times New Roman" w:eastAsia="Times New Roman"/>
+          <w:b w:val="0"/>
+          <w:i w:val="0"/>
+          <w:color w:val="000000"/>
+          <w:sz w:val="24"/>
+        </w:rPr>
+        <w:t>Verification Flow: User uploads identity evidence → Store request in Convex → Admin reviews request in Admin.tsx → Admin approves status → Execute Besu verifyUser() to record role on-chain.</w:t>
       </w:r>
     </w:p>
     <w:p>
       <w:pPr>
-        <w:spacing w:before="0" w:after="160"/>
-        <w:jc w:val="both"/>
+        <w:pStyle w:val="Heading2"/>
       </w:pPr>
       <w:r>
-        <w:t>Besu Network Configuration — The smart contract runs on a local Hyperledger Besu node at http://127.0.0.1:8545 under QBFT consensus (ChainId: 1337) with zero gas fees (gasPrice: 0), allowing free institutional auditing transactions.</w:t>
+        <w:rPr>
+          <w:rFonts w:ascii="Times New Roman" w:hAnsi="Times New Roman" w:eastAsia="Times New Roman"/>
+          <w:b/>
+          <w:i w:val="0"/>
+          <w:color w:val="000000"/>
+          <w:sz w:val="26"/>
+        </w:rPr>
+        <w:t>3.8 User Interface Routing</w:t>
       </w:r>
     </w:p>
     <w:p>
       <w:pPr>
-        <w:spacing w:before="360" w:after="120"/>
-        <w:jc w:val="left"/>
+        <w:ind w:firstLine="720"/>
       </w:pPr>
       <w:r>
         <w:rPr>
-          <w:rFonts w:ascii="Times New Roman" w:hAnsi="Times New Roman"/>
-          <w:b/>
+          <w:rFonts w:ascii="Times New Roman" w:hAnsi="Times New Roman" w:eastAsia="Times New Roman"/>
+          <w:b w:val="0"/>
           <w:i w:val="0"/>
-          <w:color w:val="003366"/>
-          <w:sz w:val="32"/>
+          <w:color w:val="000000"/>
+          <w:sz w:val="24"/>
         </w:rPr>
-        <w:t>3.7  Data Flow Diagrams (DFDs)</w:t>
+        <w:t>The interface includes eleven routes: LandingPage, Register, Login, ForgotPassword, MessagesList, QAPage, Explore, VerifyProfile, EditProfile, Admin, and BB84 Key Setup.</w:t>
       </w:r>
     </w:p>
     <w:p>
       <w:pPr>
-        <w:spacing w:before="0" w:after="160"/>
-        <w:jc w:val="both"/>
+        <w:pStyle w:val="Heading2"/>
       </w:pPr>
       <w:r>
-        <w:t>System execution is modeled across two primary Level-1 Data Flow Diagrams:</w:t>
+        <w:rPr>
+          <w:rFonts w:ascii="Times New Roman" w:hAnsi="Times New Roman" w:eastAsia="Times New Roman"/>
+          <w:b/>
+          <w:i w:val="0"/>
+          <w:color w:val="000000"/>
+          <w:sz w:val="26"/>
+        </w:rPr>
+        <w:t>3.9 Threat Matrix and Mitigation Strategies</w:t>
       </w:r>
     </w:p>
     <w:p>
       <w:pPr>
-        <w:spacing w:before="240" w:after="80"/>
-        <w:jc w:val="left"/>
+        <w:ind w:firstLine="720"/>
       </w:pPr>
       <w:r>
         <w:rPr>
-          <w:rFonts w:ascii="Times New Roman" w:hAnsi="Times New Roman"/>
-          <w:b/>
+          <w:rFonts w:ascii="Times New Roman" w:hAnsi="Times New Roman" w:eastAsia="Times New Roman"/>
+          <w:b w:val="0"/>
           <w:i w:val="0"/>
-          <w:color w:val="1F497D"/>
-          <w:sz w:val="28"/>
+          <w:color w:val="000000"/>
+          <w:sz w:val="24"/>
         </w:rPr>
-        <w:t>3.7.1  Level 1 DFD: Message Transmission and Blockchain Fingerprinting Flow</w:t>
-      </w:r>
-    </w:p>
-    <w:p>
-      <w:pPr>
-        <w:spacing w:before="0" w:after="160"/>
-        <w:jc w:val="both"/>
-      </w:pPr>
-      <w:r>
-        <w:t>3.7.1 Message Transmission &amp; Fingerprint Logging Pipeline: 1. User inputs text/file -&gt; 2. Web Crypto API executes AES-GCM encryption -&gt; 3. Client computes SHA-256 payload digest -&gt; 4. Encrypted payload uploads to Convex cloud storage -&gt; 5. Ethers.js invokes recordHash() on Besu contract -&gt; 6. Besu returns transaction hash to Convex message record -&gt; 7. Recipient receives real-time payload via WebSocket and validates hash against Besu ledger.</w:t>
-      </w:r>
-    </w:p>
-    <w:p>
-      <w:pPr>
-        <w:spacing w:before="240" w:after="80"/>
-        <w:jc w:val="left"/>
-      </w:pPr>
-      <w:r>
-        <w:rPr>
-          <w:rFonts w:ascii="Times New Roman" w:hAnsi="Times New Roman"/>
-          <w:b/>
-          <w:i w:val="0"/>
-          <w:color w:val="1F497D"/>
-          <w:sz w:val="28"/>
-        </w:rPr>
-        <w:t>3.7.2  Level 1 DFD: Identity Verification Workflow</w:t>
-      </w:r>
-    </w:p>
-    <w:p>
-      <w:pPr>
-        <w:spacing w:before="0" w:after="160"/>
-        <w:jc w:val="both"/>
-      </w:pPr>
-      <w:r>
-        <w:t>3.7.2 Institutional Identity Verification Pipeline: 1. Student/Lecturer uploads ID evidence -&gt; 2. Document blob saves to Convex storage bucket -&gt; 3. Request enters pending state -&gt; 4. Admin inspects evidence in Admin Portal -&gt; 5. Admin grants approval -&gt; 6. Convex record updates status to approved -&gt; 7. Ethers.js triggers verifyUser() on Besu contract, permanently locking role on-chain.</w:t>
-      </w:r>
-    </w:p>
-    <w:p>
-      <w:pPr>
-        <w:spacing w:before="360" w:after="120"/>
-        <w:jc w:val="left"/>
-      </w:pPr>
-      <w:r>
-        <w:rPr>
-          <w:rFonts w:ascii="Times New Roman" w:hAnsi="Times New Roman"/>
-          <w:b/>
-          <w:i w:val="0"/>
-          <w:color w:val="003366"/>
-          <w:sz w:val="32"/>
-        </w:rPr>
-        <w:t>3.8  User Interface Architecture and Screen Inventory</w:t>
-      </w:r>
-    </w:p>
-    <w:p>
-      <w:pPr>
-        <w:spacing w:before="0" w:after="160"/>
-        <w:jc w:val="both"/>
-      </w:pPr>
-      <w:r>
-        <w:t>The application UI comprises nine user interface screens built with React 19 and React Router v7:</w:t>
-      </w:r>
-    </w:p>
-    <w:p>
-      <w:pPr>
-        <w:spacing w:before="0" w:after="120"/>
-        <w:jc w:val="both"/>
-      </w:pPr>
-      <w:r>
-        <w:t>Landing Page (LandingPage.tsx) — Main entry portal introducing QChat features and login options.</w:t>
-      </w:r>
-    </w:p>
-    <w:p>
-      <w:pPr>
-        <w:spacing w:before="0" w:after="120"/>
-        <w:jc w:val="both"/>
-      </w:pPr>
-      <w:r>
-        <w:t>Registration Screen (Register.tsx) — User onboarding form capturing profile details, institutional affiliation, and role.</w:t>
-      </w:r>
-    </w:p>
-    <w:p>
-      <w:pPr>
-        <w:spacing w:before="0" w:after="120"/>
-        <w:jc w:val="both"/>
-      </w:pPr>
-      <w:r>
-        <w:t>Login Screen (Login.tsx) — Authentication portal issuing session tokens and initiating client key pair generation.</w:t>
-      </w:r>
-    </w:p>
-    <w:p>
-      <w:pPr>
-        <w:spacing w:before="0" w:after="120"/>
-        <w:jc w:val="both"/>
-      </w:pPr>
-      <w:r>
-        <w:t>Password Recovery (ForgotPassword.tsx) — Self-service credential recovery interface.</w:t>
-      </w:r>
-    </w:p>
-    <w:p>
-      <w:pPr>
-        <w:spacing w:before="0" w:after="120"/>
-        <w:jc w:val="both"/>
-      </w:pPr>
-      <w:r>
-        <w:t>Messaging Hub (MessagesList.tsx) — Core communication portal featuring real-time room feeds, sensitive mode toggles, BB84 simulation controls, and document preview panels.</w:t>
-      </w:r>
-    </w:p>
-    <w:p>
-      <w:pPr>
-        <w:spacing w:before="0" w:after="120"/>
-        <w:jc w:val="both"/>
-      </w:pPr>
-      <w:r>
-        <w:t>Community Q&amp;A (QAPage.tsx) — Interactive forum supporting hashtag categorization, answer posting, and real-time reply counters.</w:t>
-      </w:r>
-    </w:p>
-    <w:p>
-      <w:pPr>
-        <w:spacing w:before="0" w:after="120"/>
-        <w:jc w:val="both"/>
-      </w:pPr>
-      <w:r>
-        <w:t>Explore Feed (Explore.tsx) — Discovery interface for browsing trending institutional questions and topics.</w:t>
-      </w:r>
-    </w:p>
-    <w:p>
-      <w:pPr>
-        <w:spacing w:before="0" w:after="120"/>
-        <w:jc w:val="both"/>
-      </w:pPr>
-      <w:r>
-        <w:t>Profile Verification (VerifyProfile.tsx) — Portal for staff/students to upload ID documentation and track verification status.</w:t>
-      </w:r>
-    </w:p>
-    <w:p>
-      <w:pPr>
-        <w:spacing w:before="0" w:after="120"/>
-        <w:jc w:val="both"/>
-      </w:pPr>
-      <w:r>
-        <w:t>Admin Governance Dashboard (Admin.tsx) — Administrative control center for reviewing evidence documents and executing on-chain role registrations.</w:t>
-      </w:r>
-    </w:p>
-    <w:p>
-      <w:pPr>
-        <w:spacing w:before="360" w:after="120"/>
-        <w:jc w:val="left"/>
-      </w:pPr>
-      <w:r>
-        <w:rPr>
-          <w:rFonts w:ascii="Times New Roman" w:hAnsi="Times New Roman"/>
-          <w:b/>
-          <w:i w:val="0"/>
-          <w:color w:val="003366"/>
-          <w:sz w:val="32"/>
-        </w:rPr>
-        <w:t>3.9  Security Architecture and Threat Model</w:t>
-      </w:r>
-    </w:p>
-    <w:p>
-      <w:pPr>
-        <w:spacing w:before="0" w:after="160"/>
-        <w:jc w:val="both"/>
-      </w:pPr>
-      <w:r>
-        <w:t>We developed a comprehensive threat model to evaluate QChat's resilience against common security vulnerabilities.</w:t>
+        <w:t>Table 3.2 details the primary security threats addressed during system design.</w:t>
       </w:r>
     </w:p>
     <w:tbl>
       <w:tblPr>
         <w:tblStyle w:val="TableGrid"/>
         <w:tblW w:type="auto" w:w="0"/>
-        <w:jc w:val="center"/>
         <w:tblLook w:firstColumn="1" w:firstRow="1" w:lastColumn="0" w:lastRow="0" w:noHBand="0" w:noVBand="1" w:val="04A0"/>
       </w:tblPr>
       <w:tblGrid>
-        <w:gridCol w:w="2340"/>
-        <w:gridCol w:w="2340"/>
-        <w:gridCol w:w="2340"/>
-        <w:gridCol w:w="2340"/>
+        <w:gridCol w:w="3000"/>
+        <w:gridCol w:w="3000"/>
+        <w:gridCol w:w="3000"/>
       </w:tblGrid>
       <w:tr>
         <w:tc>
           <w:tcPr>
-            <w:tcW w:type="dxa" w:w="1872"/>
-            <w:vAlign w:val="center"/>
-            <w:shd w:val="clear" w:color="auto" w:fill="1F497D"/>
+            <w:tcW w:type="dxa" w:w="3000"/>
           </w:tcPr>
           <w:p>
-            <w:pPr>
-              <w:jc w:val="center"/>
-            </w:pPr>
+            <w:r/>
             <w:r>
               <w:rPr>
-                <w:rFonts w:ascii="Times New Roman" w:hAnsi="Times New Roman"/>
+                <w:rFonts w:ascii="Times New Roman" w:hAnsi="Times New Roman" w:eastAsia="Times New Roman"/>
                 <w:b/>
                 <w:i w:val="0"/>
-                <w:color w:val="FFFFFF"/>
+                <w:color w:val="000000"/>
                 <w:sz w:val="20"/>
               </w:rPr>
-              <w:t>Threat Category</w:t>
+              <w:t>Threat Vector</w:t>
             </w:r>
           </w:p>
         </w:tc>
         <w:tc>
           <w:tcPr>
-            <w:tcW w:type="dxa" w:w="2592"/>
-            <w:vAlign w:val="center"/>
-            <w:shd w:val="clear" w:color="auto" w:fill="1F497D"/>
+            <w:tcW w:type="dxa" w:w="3000"/>
           </w:tcPr>
           <w:p>
-            <w:pPr>
-              <w:jc w:val="center"/>
-            </w:pPr>
+            <w:r/>
             <w:r>
               <w:rPr>
-                <w:rFonts w:ascii="Times New Roman" w:hAnsi="Times New Roman"/>
+                <w:rFonts w:ascii="Times New Roman" w:hAnsi="Times New Roman" w:eastAsia="Times New Roman"/>
                 <w:b/>
                 <w:i w:val="0"/>
-                <w:color w:val="FFFFFF"/>
+                <w:color w:val="000000"/>
                 <w:sz w:val="20"/>
               </w:rPr>
-              <w:t>Attack Vector Description</w:t>
+              <w:t>Security Impact</w:t>
             </w:r>
           </w:p>
         </w:tc>
         <w:tc>
           <w:tcPr>
-            <w:tcW w:type="dxa" w:w="2016"/>
-            <w:vAlign w:val="center"/>
-            <w:shd w:val="clear" w:color="auto" w:fill="1F497D"/>
+            <w:tcW w:type="dxa" w:w="3000"/>
           </w:tcPr>
           <w:p>
-            <w:pPr>
-              <w:jc w:val="center"/>
-            </w:pPr>
+            <w:r/>
             <w:r>
               <w:rPr>
-                <w:rFonts w:ascii="Times New Roman" w:hAnsi="Times New Roman"/>
+                <w:rFonts w:ascii="Times New Roman" w:hAnsi="Times New Roman" w:eastAsia="Times New Roman"/>
                 <w:b/>
                 <w:i w:val="0"/>
-                <w:color w:val="FFFFFF"/>
+                <w:color w:val="000000"/>
                 <w:sz w:val="20"/>
               </w:rPr>
-              <w:t>Target System Component</w:t>
-            </w:r>
-          </w:p>
-        </w:tc>
-        <w:tc>
-          <w:tcPr>
-            <w:tcW w:type="dxa" w:w="2880"/>
-            <w:vAlign w:val="center"/>
-            <w:shd w:val="clear" w:color="auto" w:fill="1F497D"/>
-          </w:tcPr>
-          <w:p>
-            <w:pPr>
-              <w:jc w:val="center"/>
-            </w:pPr>
-            <w:r>
-              <w:rPr>
-                <w:rFonts w:ascii="Times New Roman" w:hAnsi="Times New Roman"/>
-                <w:b/>
-                <w:i w:val="0"/>
-                <w:color w:val="FFFFFF"/>
-                <w:sz w:val="20"/>
-              </w:rPr>
-              <w:t>Implemented Countermeasure</w:t>
+              <w:t>Mitigation Mechanism</w:t>
             </w:r>
           </w:p>
         </w:tc>
@@ -1932,49 +1995,55 @@
       <w:tr>
         <w:tc>
           <w:tcPr>
-            <w:tcW w:type="dxa" w:w="1872"/>
-            <w:vAlign w:val="center"/>
-            <w:shd w:val="clear" w:color="auto" w:fill="F2F6FC"/>
+            <w:tcW w:type="dxa" w:w="3000"/>
           </w:tcPr>
           <w:p>
+            <w:r/>
             <w:r>
-              <w:t>Content Modification</w:t>
+              <w:rPr>
+                <w:rFonts w:ascii="Times New Roman" w:hAnsi="Times New Roman" w:eastAsia="Times New Roman"/>
+                <w:b w:val="0"/>
+                <w:i w:val="0"/>
+                <w:color w:val="000000"/>
+                <w:sz w:val="20"/>
+              </w:rPr>
+              <w:t>Convex DB Modification</w:t>
             </w:r>
           </w:p>
         </w:tc>
         <w:tc>
           <w:tcPr>
-            <w:tcW w:type="dxa" w:w="2592"/>
-            <w:vAlign w:val="center"/>
-            <w:shd w:val="clear" w:color="auto" w:fill="F2F6FC"/>
+            <w:tcW w:type="dxa" w:w="3000"/>
           </w:tcPr>
           <w:p>
+            <w:r/>
             <w:r>
-              <w:t>Database admin or attacker attempts to alter stored message text or submission timestamps.</w:t>
+              <w:rPr>
+                <w:rFonts w:ascii="Times New Roman" w:hAnsi="Times New Roman" w:eastAsia="Times New Roman"/>
+                <w:b w:val="0"/>
+                <w:i w:val="0"/>
+                <w:color w:val="000000"/>
+                <w:sz w:val="20"/>
+              </w:rPr>
+              <w:t>Unauthorized payload alteration by DB admin</w:t>
             </w:r>
           </w:p>
         </w:tc>
         <w:tc>
           <w:tcPr>
-            <w:tcW w:type="dxa" w:w="2016"/>
-            <w:vAlign w:val="center"/>
-            <w:shd w:val="clear" w:color="auto" w:fill="F2F6FC"/>
+            <w:tcW w:type="dxa" w:w="3000"/>
           </w:tcPr>
           <w:p>
+            <w:r/>
             <w:r>
-              <w:t>Convex DB / Message Records</w:t>
-            </w:r>
-          </w:p>
-        </w:tc>
-        <w:tc>
-          <w:tcPr>
-            <w:tcW w:type="dxa" w:w="2880"/>
-            <w:vAlign w:val="center"/>
-            <w:shd w:val="clear" w:color="auto" w:fill="F2F6FC"/>
-          </w:tcPr>
-          <w:p>
-            <w:r>
-              <w:t>SHA-256 fingerprints are logged on the Hyperledger Besu blockchain. Any database change creates an instant hash mismatch.</w:t>
+              <w:rPr>
+                <w:rFonts w:ascii="Times New Roman" w:hAnsi="Times New Roman" w:eastAsia="Times New Roman"/>
+                <w:b w:val="0"/>
+                <w:i w:val="0"/>
+                <w:color w:val="000000"/>
+                <w:sz w:val="20"/>
+              </w:rPr>
+              <w:t>SHA-256 hash on Besu fails verifyHash() comparison</w:t>
             </w:r>
           </w:p>
         </w:tc>
@@ -1982,49 +2051,55 @@
       <w:tr>
         <w:tc>
           <w:tcPr>
-            <w:tcW w:type="dxa" w:w="1872"/>
-            <w:vAlign w:val="center"/>
-            <w:shd w:val="clear" w:color="auto" w:fill="FFFFFF"/>
+            <w:tcW w:type="dxa" w:w="3000"/>
           </w:tcPr>
           <w:p>
+            <w:r/>
             <w:r>
-              <w:t>Server Eavesdropping</w:t>
+              <w:rPr>
+                <w:rFonts w:ascii="Times New Roman" w:hAnsi="Times New Roman" w:eastAsia="Times New Roman"/>
+                <w:b w:val="0"/>
+                <w:i w:val="0"/>
+                <w:color w:val="000000"/>
+                <w:sz w:val="20"/>
+              </w:rPr>
+              <w:t>Cloud Eavesdropping</w:t>
             </w:r>
           </w:p>
         </w:tc>
         <w:tc>
           <w:tcPr>
-            <w:tcW w:type="dxa" w:w="2592"/>
-            <w:vAlign w:val="center"/>
-            <w:shd w:val="clear" w:color="auto" w:fill="FFFFFF"/>
+            <w:tcW w:type="dxa" w:w="3000"/>
           </w:tcPr>
           <w:p>
+            <w:r/>
             <w:r>
-              <w:t>Eavesdropper inspects backend database tables to read private student/lecturer messages.</w:t>
+              <w:rPr>
+                <w:rFonts w:ascii="Times New Roman" w:hAnsi="Times New Roman" w:eastAsia="Times New Roman"/>
+                <w:b w:val="0"/>
+                <w:i w:val="0"/>
+                <w:color w:val="000000"/>
+                <w:sz w:val="20"/>
+              </w:rPr>
+              <w:t>Server admin inspecting chat content</w:t>
             </w:r>
           </w:p>
         </w:tc>
         <w:tc>
           <w:tcPr>
-            <w:tcW w:type="dxa" w:w="2016"/>
-            <w:vAlign w:val="center"/>
-            <w:shd w:val="clear" w:color="auto" w:fill="FFFFFF"/>
+            <w:tcW w:type="dxa" w:w="3000"/>
           </w:tcPr>
           <w:p>
+            <w:r/>
             <w:r>
-              <w:t>Network Relay / Serverless Engine</w:t>
-            </w:r>
-          </w:p>
-        </w:tc>
-        <w:tc>
-          <w:tcPr>
-            <w:tcW w:type="dxa" w:w="2880"/>
-            <w:vAlign w:val="center"/>
-            <w:shd w:val="clear" w:color="auto" w:fill="FFFFFF"/>
-          </w:tcPr>
-          <w:p>
-            <w:r>
-              <w:t>Client-side AES-GCM encryption ensures intermediate servers store only ciphertext without access to private key material.</w:t>
+              <w:rPr>
+                <w:rFonts w:ascii="Times New Roman" w:hAnsi="Times New Roman" w:eastAsia="Times New Roman"/>
+                <w:b w:val="0"/>
+                <w:i w:val="0"/>
+                <w:color w:val="000000"/>
+                <w:sz w:val="20"/>
+              </w:rPr>
+              <w:t>Payloads stored as AES-GCM ciphertext; private keys stay local</w:t>
             </w:r>
           </w:p>
         </w:tc>
@@ -2032,49 +2107,55 @@
       <w:tr>
         <w:tc>
           <w:tcPr>
-            <w:tcW w:type="dxa" w:w="1872"/>
-            <w:vAlign w:val="center"/>
-            <w:shd w:val="clear" w:color="auto" w:fill="F2F6FC"/>
+            <w:tcW w:type="dxa" w:w="3000"/>
           </w:tcPr>
           <w:p>
+            <w:r/>
             <w:r>
-              <w:t>Identity Spoofing</w:t>
+              <w:rPr>
+                <w:rFonts w:ascii="Times New Roman" w:hAnsi="Times New Roman" w:eastAsia="Times New Roman"/>
+                <w:b w:val="0"/>
+                <w:i w:val="0"/>
+                <w:color w:val="000000"/>
+                <w:sz w:val="20"/>
+              </w:rPr>
+              <w:t>Role Impersonation</w:t>
             </w:r>
           </w:p>
         </w:tc>
         <w:tc>
           <w:tcPr>
-            <w:tcW w:type="dxa" w:w="2592"/>
-            <w:vAlign w:val="center"/>
-            <w:shd w:val="clear" w:color="auto" w:fill="F2F6FC"/>
+            <w:tcW w:type="dxa" w:w="3000"/>
           </w:tcPr>
           <w:p>
+            <w:r/>
             <w:r>
-              <w:t>Unverified user claims a lecturer role to issue fake announcements or access private records.</w:t>
+              <w:rPr>
+                <w:rFonts w:ascii="Times New Roman" w:hAnsi="Times New Roman" w:eastAsia="Times New Roman"/>
+                <w:b w:val="0"/>
+                <w:i w:val="0"/>
+                <w:color w:val="000000"/>
+                <w:sz w:val="20"/>
+              </w:rPr>
+              <w:t>Unauthorized user claiming lecturer status</w:t>
             </w:r>
           </w:p>
         </w:tc>
         <w:tc>
           <w:tcPr>
-            <w:tcW w:type="dxa" w:w="2016"/>
-            <w:vAlign w:val="center"/>
-            <w:shd w:val="clear" w:color="auto" w:fill="F2F6FC"/>
+            <w:tcW w:type="dxa" w:w="3000"/>
           </w:tcPr>
           <w:p>
+            <w:r/>
             <w:r>
-              <w:t>Role System / User Profiles</w:t>
-            </w:r>
-          </w:p>
-        </w:tc>
-        <w:tc>
-          <w:tcPr>
-            <w:tcW w:type="dxa" w:w="2880"/>
-            <w:vAlign w:val="center"/>
-            <w:shd w:val="clear" w:color="auto" w:fill="F2F6FC"/>
-          </w:tcPr>
-          <w:p>
-            <w:r>
-              <w:t>Strict RBAC requires evidence submission; approved roles anchor immutably on the Besu smart contract.</w:t>
+              <w:rPr>
+                <w:rFonts w:ascii="Times New Roman" w:hAnsi="Times New Roman" w:eastAsia="Times New Roman"/>
+                <w:b w:val="0"/>
+                <w:i w:val="0"/>
+                <w:color w:val="000000"/>
+                <w:sz w:val="20"/>
+              </w:rPr>
+              <w:t>Admin evidence workflow + immutable Besu verifyUser() role</w:t>
             </w:r>
           </w:p>
         </w:tc>
@@ -2082,63 +2163,64 @@
       <w:tr>
         <w:tc>
           <w:tcPr>
-            <w:tcW w:type="dxa" w:w="1872"/>
-            <w:vAlign w:val="center"/>
-            <w:shd w:val="clear" w:color="auto" w:fill="FFFFFF"/>
+            <w:tcW w:type="dxa" w:w="3000"/>
           </w:tcPr>
           <w:p>
+            <w:r/>
             <w:r>
-              <w:t>Session Eavesdropping</w:t>
+              <w:rPr>
+                <w:rFonts w:ascii="Times New Roman" w:hAnsi="Times New Roman" w:eastAsia="Times New Roman"/>
+                <w:b w:val="0"/>
+                <w:i w:val="0"/>
+                <w:color w:val="000000"/>
+                <w:sz w:val="20"/>
+              </w:rPr>
+              <w:t>Eavesdropping on Key Sim</w:t>
             </w:r>
           </w:p>
         </w:tc>
         <w:tc>
           <w:tcPr>
-            <w:tcW w:type="dxa" w:w="2592"/>
-            <w:vAlign w:val="center"/>
-            <w:shd w:val="clear" w:color="auto" w:fill="FFFFFF"/>
+            <w:tcW w:type="dxa" w:w="3000"/>
           </w:tcPr>
           <w:p>
+            <w:r/>
             <w:r>
-              <w:t>Adversary attempts to intercept session key exchanges over the communication channel.</w:t>
+              <w:rPr>
+                <w:rFonts w:ascii="Times New Roman" w:hAnsi="Times New Roman" w:eastAsia="Times New Roman"/>
+                <w:b w:val="0"/>
+                <w:i w:val="0"/>
+                <w:color w:val="000000"/>
+                <w:sz w:val="20"/>
+              </w:rPr>
+              <w:t>Simulated noise on quantum channel</w:t>
             </w:r>
           </w:p>
         </w:tc>
         <w:tc>
           <w:tcPr>
-            <w:tcW w:type="dxa" w:w="2016"/>
-            <w:vAlign w:val="center"/>
-            <w:shd w:val="clear" w:color="auto" w:fill="FFFFFF"/>
+            <w:tcW w:type="dxa" w:w="3000"/>
           </w:tcPr>
           <w:p>
+            <w:r/>
             <w:r>
-              <w:t>Key Distribution Pipeline</w:t>
-            </w:r>
-          </w:p>
-        </w:tc>
-        <w:tc>
-          <w:tcPr>
-            <w:tcW w:type="dxa" w:w="2880"/>
-            <w:vAlign w:val="center"/>
-            <w:shd w:val="clear" w:color="auto" w:fill="FFFFFF"/>
-          </w:tcPr>
-          <w:p>
-            <w:r>
-              <w:t>BB84 simulation measures Quantum Bit Error Rate (QBER); QBER &gt; 11% triggers an immediate key exchange abort.</w:t>
+              <w:rPr>
+                <w:rFonts w:ascii="Times New Roman" w:hAnsi="Times New Roman" w:eastAsia="Times New Roman"/>
+                <w:b w:val="0"/>
+                <w:i w:val="0"/>
+                <w:color w:val="000000"/>
+                <w:sz w:val="20"/>
+              </w:rPr>
+              <w:t>Session abort enforced when QBER &gt; 11%</w:t>
             </w:r>
           </w:p>
         </w:tc>
       </w:tr>
     </w:tbl>
-    <w:p>
-      <w:pPr>
-        <w:spacing w:before="0" w:after="160"/>
-        <w:jc w:val="left"/>
-      </w:pPr>
-    </w:p>
+    <w:p/>
     <w:sectPr>
       <w:pgSz w:w="12240" w:h="15840"/>
-      <w:pgMar w:top="1440" w:right="1440" w:bottom="1440" w:left="1440" w:header="720" w:footer="720" w:gutter="0"/>
+      <w:pgMar w:top="1440" w:right="1440" w:bottom="1440" w:left="1800" w:header="720" w:footer="720" w:gutter="0"/>
       <w:cols w:space="720"/>
       <w:docGrid w:linePitch="360"/>
     </w:sectPr>
@@ -2509,6 +2591,9 @@
     <w:name w:val="Normal"/>
     <w:qFormat/>
     <w:rsid w:val="00FC693F"/>
+    <w:pPr>
+      <w:spacing w:line="360" w:lineRule="auto" w:after="160"/>
+    </w:pPr>
     <w:rPr>
       <w:rFonts w:ascii="Times New Roman" w:hAnsi="Times New Roman"/>
       <w:sz w:val="24"/>

--- a/Documentation/Chapter_3_Methodology.docx
+++ b/Documentation/Chapter_3_Methodology.docx
@@ -974,7 +974,7 @@
                 <w:color w:val="000000"/>
                 <w:sz w:val="20"/>
               </w:rPr>
-              <w:t>profile, role, publicKey, hasKeypair, verificationStatus</w:t>
+              <w:t>firstName, lastName, email, role, indexNumber, staffId (PS***), idNumber, walletAddress, verificationStatus</w:t>
             </w:r>
           </w:p>
         </w:tc>
@@ -992,7 +992,7 @@
                 <w:color w:val="000000"/>
                 <w:sz w:val="20"/>
               </w:rPr>
-              <w:t>by_email, by_sessionToken, by_school, by_verificationStatus</w:t>
+              <w:t>by_email, by_indexNumber, by_staffId, by_idNumber, by_sessionToken, by_school, by_verificationStatus, by_walletAddress</w:t>
             </w:r>
           </w:p>
         </w:tc>
@@ -1010,7 +1010,7 @@
                 <w:color w:val="000000"/>
                 <w:sz w:val="20"/>
               </w:rPr>
-              <w:t>Student and lecturer account profiles</w:t>
+              <w:t>Student and lecturer profiles indexed by real-world identifiers</w:t>
             </w:r>
           </w:p>
         </w:tc>
@@ -1817,7 +1817,37 @@
           <w:color w:val="000000"/>
           <w:sz w:val="24"/>
         </w:rPr>
-        <w:t>getUserRole(address user): Returns the on-chain recorded role string for a given wallet address.</w:t>
+        <w:t>verifyUserWithIndex(address user, string role, string indexNumber): Binds student index number (e.g., UEB3509022) to role and wallet address on-chain.</w:t>
+      </w:r>
+    </w:p>
+    <w:p>
+      <w:pPr>
+        <w:pStyle w:val="ListBullet"/>
+      </w:pPr>
+      <w:r>
+        <w:rPr>
+          <w:rFonts w:ascii="Times New Roman" w:hAnsi="Times New Roman" w:eastAsia="Times New Roman"/>
+          <w:b w:val="0"/>
+          <w:i w:val="0"/>
+          <w:color w:val="000000"/>
+          <w:sz w:val="24"/>
+        </w:rPr>
+        <w:t>verifyUserWithStaffId(address user, string role, string staffId): Binds lecturer staff ID in PS*** format (e.g., PS001, PS123) to role and wallet address on-chain.</w:t>
+      </w:r>
+    </w:p>
+    <w:p>
+      <w:pPr>
+        <w:pStyle w:val="ListBullet"/>
+      </w:pPr>
+      <w:r>
+        <w:rPr>
+          <w:rFonts w:ascii="Times New Roman" w:hAnsi="Times New Roman" w:eastAsia="Times New Roman"/>
+          <w:b w:val="0"/>
+          <w:i w:val="0"/>
+          <w:color w:val="000000"/>
+          <w:sz w:val="24"/>
+        </w:rPr>
+        <w:t>getUserRole(address user), getUserIndexNumber(address user), getUserStaffId(address user): View functions returning on-chain identity bindings.</w:t>
       </w:r>
     </w:p>
     <w:p>
@@ -1862,7 +1892,7 @@
           <w:color w:val="000000"/>
           <w:sz w:val="24"/>
         </w:rPr>
-        <w:t>Verification Flow: User uploads identity evidence → Store request in Convex → Admin reviews request in Admin.tsx → Admin approves status → Execute Besu verifyUser() to record role on-chain.</w:t>
+        <w:t>Verification Flow: Admin enters search identifier (Email, Student Index Number UEB3509022, or Lecturer Staff ID PS***) → Query Convex database for user profile and 30-day message history → Inspect Cryptographic Audit Trail comparing Convex mutable DB timestamp against Besu immutable block timestamp → Validate content SHA-256 hash match → Generate and print formal verification audit report.</w:t>
       </w:r>
     </w:p>
     <w:p>

--- a/Documentation/Chapter_3_Methodology.docx
+++ b/Documentation/Chapter_3_Methodology.docx
@@ -438,7 +438,7 @@
           <w:color w:val="000000"/>
           <w:sz w:val="24"/>
         </w:rPr>
-        <w:t>QChat employs a three-tier hybrid architecture comprising Presentation, Application, and Verification layers. High-frequency operations (messaging, notifications, Q&amp;A) interact with the cloud Application layer, while audit hashes and identity approvals are committed asynchronously to the Verification layer.</w:t>
+        <w:t>QCampus Connect employs a three-tier hybrid architecture comprising Presentation, Application, and Verification layers. High-frequency operations (messaging, notifications, Q&amp;A) interact with the cloud Application layer, while audit hashes and identity approvals are committed asynchronously to the Verification layer.</w:t>
       </w:r>
     </w:p>
     <w:tbl>

--- a/Documentation/Chapter_3_Methodology.docx
+++ b/Documentation/Chapter_3_Methodology.docx
@@ -59,7 +59,7 @@
           <w:color w:val="000000"/>
           <w:sz w:val="24"/>
         </w:rPr>
-        <w:t>The project followed an iterative Agile development lifecycle structured into five two-week development sprints. This iterative approach allowed the team to implement incremental software components, validate cryptographic flows, and address integration issues between cloud services and the local Besu node.</w:t>
+        <w:t>The project was executed using an iterative Agile development methodology organized into five two-week engineering sprints. This iterative framework allowed the team to construct software components incrementally, validate cryptographic pipelines, and refine the integration between cloud serverless functions and the local Besu node.</w:t>
       </w:r>
     </w:p>
     <w:tbl>
@@ -124,7 +124,7 @@
                 <w:color w:val="000000"/>
                 <w:sz w:val="20"/>
               </w:rPr>
-              <w:t>Key Engineering Deliverables</w:t>
+              <w:t>Core Engineering Deliverables</w:t>
             </w:r>
           </w:p>
         </w:tc>
@@ -144,7 +144,7 @@
                 <w:color w:val="000000"/>
                 <w:sz w:val="20"/>
               </w:rPr>
-              <w:t>Sprint 1: UI Foundation</w:t>
+              <w:t>Sprint 1: UI Shell &amp; Routes</w:t>
             </w:r>
           </w:p>
         </w:tc>
@@ -180,7 +180,7 @@
                 <w:color w:val="000000"/>
                 <w:sz w:val="20"/>
               </w:rPr>
-              <w:t>Vite + React 19 single-page shell, UI routes, and layout components</w:t>
+              <w:t>Vite + React 19 single-page shell, navigation bar, auth forms, responsive layout</w:t>
             </w:r>
           </w:p>
         </w:tc>
@@ -200,7 +200,7 @@
                 <w:color w:val="000000"/>
                 <w:sz w:val="20"/>
               </w:rPr>
-              <w:t>Sprint 2: Convex Backend</w:t>
+              <w:t>Sprint 2: Convex Backend &amp; Q&amp;A</w:t>
             </w:r>
           </w:p>
         </w:tc>
@@ -236,7 +236,7 @@
                 <w:color w:val="000000"/>
                 <w:sz w:val="20"/>
               </w:rPr>
-              <w:t>Database schema definition, real-time mutations, reactive queries, file storage</w:t>
+              <w:t>Database collections, department routing, reactive queries, mutations, file storage</w:t>
             </w:r>
           </w:p>
         </w:tc>
@@ -292,7 +292,7 @@
                 <w:color w:val="000000"/>
                 <w:sz w:val="20"/>
               </w:rPr>
-              <w:t>Web Crypto API integration (RSA/AES), IndexedDB keyring, BB84 simulation module</w:t>
+              <w:t>W3C Web Crypto integration (RSA-OAEP/AES-GCM), IndexedDB keyring, BB84 simulation</w:t>
             </w:r>
           </w:p>
         </w:tc>
@@ -312,7 +312,7 @@
                 <w:color w:val="000000"/>
                 <w:sz w:val="20"/>
               </w:rPr>
-              <w:t>Sprint 4: Ledger Integration</w:t>
+              <w:t>Sprint 4: Smart Contract &amp; Ledger</w:t>
             </w:r>
           </w:p>
         </w:tc>
@@ -368,7 +368,7 @@
                 <w:color w:val="000000"/>
                 <w:sz w:val="20"/>
               </w:rPr>
-              <w:t>Sprint 5: Verification &amp; Testing</w:t>
+              <w:t>Sprint 5: Verification &amp; Department Features</w:t>
             </w:r>
           </w:p>
         </w:tc>
@@ -404,7 +404,7 @@
                 <w:color w:val="000000"/>
                 <w:sz w:val="20"/>
               </w:rPr>
-              <w:t>End-to-end system testing, user walk-throughs, performance benchmarking, reporting</w:t>
+              <w:t>Department management, lecturer ranks, sorting/filtering, notifications, audit reporting</w:t>
             </w:r>
           </w:p>
         </w:tc>
@@ -438,7 +438,7 @@
           <w:color w:val="000000"/>
           <w:sz w:val="24"/>
         </w:rPr>
-        <w:t>QCampus Connect employs a three-tier hybrid architecture comprising Presentation, Application, and Verification layers. High-frequency operations (messaging, notifications, Q&amp;A) interact with the cloud Application layer, while audit hashes and identity approvals are committed asynchronously to the Verification layer.</w:t>
+        <w:t>QCampus Connect employs a three-tier hybrid architecture comprising Presentation, Application, and Verification layers. High-frequency user interactions (such as browsing Q&amp;A feeds, submitting coursework inquiries, and streaming answers) execute through the cloud Application layer. Cryptographic audit digests and institutional role registrations are committed asynchronously to the Verification layer.</w:t>
       </w:r>
     </w:p>
     <w:tbl>
@@ -468,7 +468,7 @@
                 <w:color w:val="000000"/>
                 <w:sz w:val="20"/>
               </w:rPr>
-              <w:t>Layer</w:t>
+              <w:t>Architecture Tier</w:t>
             </w:r>
           </w:p>
         </w:tc>
@@ -504,7 +504,7 @@
                 <w:color w:val="000000"/>
                 <w:sz w:val="20"/>
               </w:rPr>
-              <w:t>Execution Environment</w:t>
+              <w:t>Execution Context</w:t>
             </w:r>
           </w:p>
         </w:tc>
@@ -522,7 +522,7 @@
                 <w:color w:val="000000"/>
                 <w:sz w:val="20"/>
               </w:rPr>
-              <w:t>Primary Responsibility</w:t>
+              <w:t>Core Functional Responsibility</w:t>
             </w:r>
           </w:p>
         </w:tc>
@@ -542,7 +542,7 @@
                 <w:color w:val="000000"/>
                 <w:sz w:val="20"/>
               </w:rPr>
-              <w:t>Presentation</w:t>
+              <w:t>Presentation Layer</w:t>
             </w:r>
           </w:p>
         </w:tc>
@@ -578,7 +578,7 @@
                 <w:color w:val="000000"/>
                 <w:sz w:val="20"/>
               </w:rPr>
-              <w:t>Client Browser (localhost:5173)</w:t>
+              <w:t>Client Web Browser</w:t>
             </w:r>
           </w:p>
         </w:tc>
@@ -596,7 +596,7 @@
                 <w:color w:val="000000"/>
                 <w:sz w:val="20"/>
               </w:rPr>
-              <w:t>User interface, client-side encryption/decryption, BB84 simulation</w:t>
+              <w:t>User interface, department filters, client encryption, BB84 simulation</w:t>
             </w:r>
           </w:p>
         </w:tc>
@@ -616,7 +616,7 @@
                 <w:color w:val="000000"/>
                 <w:sz w:val="20"/>
               </w:rPr>
-              <w:t>Application</w:t>
+              <w:t>Application Layer</w:t>
             </w:r>
           </w:p>
         </w:tc>
@@ -652,7 +652,7 @@
                 <w:color w:val="000000"/>
                 <w:sz w:val="20"/>
               </w:rPr>
-              <w:t>Convex Cloud / Local Dev Server</w:t>
+              <w:t>Convex Cloud / Local Runtime</w:t>
             </w:r>
           </w:p>
         </w:tc>
@@ -670,7 +670,7 @@
                 <w:color w:val="000000"/>
                 <w:sz w:val="20"/>
               </w:rPr>
-              <w:t>Real-time state synchronization, document database, encrypted file storage</w:t>
+              <w:t>Real-time reactive queries, document persistence, department routing, notifications</w:t>
             </w:r>
           </w:p>
         </w:tc>
@@ -690,7 +690,7 @@
                 <w:color w:val="000000"/>
                 <w:sz w:val="20"/>
               </w:rPr>
-              <w:t>Verification</w:t>
+              <w:t>Verification Layer</w:t>
             </w:r>
           </w:p>
         </w:tc>
@@ -744,7 +744,7 @@
                 <w:color w:val="000000"/>
                 <w:sz w:val="20"/>
               </w:rPr>
-              <w:t>Immutable digest logging (recordHash), on-chain role verification</w:t>
+              <w:t>Immutable SHA-256 hash logging, on-chain role verification (MessageVerifier.sol)</w:t>
             </w:r>
           </w:p>
         </w:tc>
@@ -778,7 +778,7 @@
           <w:color w:val="000000"/>
           <w:sz w:val="24"/>
         </w:rPr>
-        <w:t>The application database schema is defined in convex/schema.ts. Table 3.1 lists the collections and indexing strategies.</w:t>
+        <w:t>The application database schema is defined in convex/schema.ts. Table 3.1 details the collections and indexing strategies.</w:t>
       </w:r>
     </w:p>
     <w:tbl>
@@ -826,7 +826,7 @@
                 <w:color w:val="000000"/>
                 <w:sz w:val="20"/>
               </w:rPr>
-              <w:t>Core Schema Fields</w:t>
+              <w:t>Schema Fields</w:t>
             </w:r>
           </w:p>
         </w:tc>
@@ -844,7 +844,7 @@
                 <w:color w:val="000000"/>
                 <w:sz w:val="20"/>
               </w:rPr>
-              <w:t>Secondary Indexing</w:t>
+              <w:t>Secondary Indexes</w:t>
             </w:r>
           </w:p>
         </w:tc>
@@ -863,6 +863,672 @@
                 <w:sz w:val="20"/>
               </w:rPr>
               <w:t>System Purpose</w:t>
+            </w:r>
+          </w:p>
+        </w:tc>
+      </w:tr>
+      <w:tr>
+        <w:tc>
+          <w:tcPr>
+            <w:tcW w:type="dxa" w:w="2250"/>
+          </w:tcPr>
+          <w:p>
+            <w:r/>
+            <w:r>
+              <w:rPr>
+                <w:rFonts w:ascii="Times New Roman" w:hAnsi="Times New Roman" w:eastAsia="Times New Roman"/>
+                <w:b w:val="0"/>
+                <w:i w:val="0"/>
+                <w:color w:val="000000"/>
+                <w:sz w:val="20"/>
+              </w:rPr>
+              <w:t>departments</w:t>
+            </w:r>
+          </w:p>
+        </w:tc>
+        <w:tc>
+          <w:tcPr>
+            <w:tcW w:type="dxa" w:w="2250"/>
+          </w:tcPr>
+          <w:p>
+            <w:r/>
+            <w:r>
+              <w:rPr>
+                <w:rFonts w:ascii="Times New Roman" w:hAnsi="Times New Roman" w:eastAsia="Times New Roman"/>
+                <w:b w:val="0"/>
+                <w:i w:val="0"/>
+                <w:color w:val="000000"/>
+                <w:sz w:val="20"/>
+              </w:rPr>
+              <w:t>name, code, description, isActive</w:t>
+            </w:r>
+          </w:p>
+        </w:tc>
+        <w:tc>
+          <w:tcPr>
+            <w:tcW w:type="dxa" w:w="2250"/>
+          </w:tcPr>
+          <w:p>
+            <w:r/>
+            <w:r>
+              <w:rPr>
+                <w:rFonts w:ascii="Times New Roman" w:hAnsi="Times New Roman" w:eastAsia="Times New Roman"/>
+                <w:b w:val="0"/>
+                <w:i w:val="0"/>
+                <w:color w:val="000000"/>
+                <w:sz w:val="20"/>
+              </w:rPr>
+              <w:t>by_name</w:t>
+            </w:r>
+          </w:p>
+        </w:tc>
+        <w:tc>
+          <w:tcPr>
+            <w:tcW w:type="dxa" w:w="2250"/>
+          </w:tcPr>
+          <w:p>
+            <w:r/>
+            <w:r>
+              <w:rPr>
+                <w:rFonts w:ascii="Times New Roman" w:hAnsi="Times New Roman" w:eastAsia="Times New Roman"/>
+                <w:b w:val="0"/>
+                <w:i w:val="0"/>
+                <w:color w:val="000000"/>
+                <w:sz w:val="20"/>
+              </w:rPr>
+              <w:t>Academic departments for question routing</w:t>
+            </w:r>
+          </w:p>
+        </w:tc>
+      </w:tr>
+      <w:tr>
+        <w:tc>
+          <w:tcPr>
+            <w:tcW w:type="dxa" w:w="2250"/>
+          </w:tcPr>
+          <w:p>
+            <w:r/>
+            <w:r>
+              <w:rPr>
+                <w:rFonts w:ascii="Times New Roman" w:hAnsi="Times New Roman" w:eastAsia="Times New Roman"/>
+                <w:b w:val="0"/>
+                <w:i w:val="0"/>
+                <w:color w:val="000000"/>
+                <w:sz w:val="20"/>
+              </w:rPr>
+              <w:t>users</w:t>
+            </w:r>
+          </w:p>
+        </w:tc>
+        <w:tc>
+          <w:tcPr>
+            <w:tcW w:type="dxa" w:w="2250"/>
+          </w:tcPr>
+          <w:p>
+            <w:r/>
+            <w:r>
+              <w:rPr>
+                <w:rFonts w:ascii="Times New Roman" w:hAnsi="Times New Roman" w:eastAsia="Times New Roman"/>
+                <w:b w:val="0"/>
+                <w:i w:val="0"/>
+                <w:color w:val="000000"/>
+                <w:sz w:val="20"/>
+              </w:rPr>
+              <w:t>fullName, email, role, rank, departmentId, departmentName, indexNumber, staffId, walletAddress, verificationStatus</w:t>
+            </w:r>
+          </w:p>
+        </w:tc>
+        <w:tc>
+          <w:tcPr>
+            <w:tcW w:type="dxa" w:w="2250"/>
+          </w:tcPr>
+          <w:p>
+            <w:r/>
+            <w:r>
+              <w:rPr>
+                <w:rFonts w:ascii="Times New Roman" w:hAnsi="Times New Roman" w:eastAsia="Times New Roman"/>
+                <w:b w:val="0"/>
+                <w:i w:val="0"/>
+                <w:color w:val="000000"/>
+                <w:sz w:val="20"/>
+              </w:rPr>
+              <w:t>by_email, by_indexNumber, by_staffId, by_department, by_verificationStatus, by_walletAddress</w:t>
+            </w:r>
+          </w:p>
+        </w:tc>
+        <w:tc>
+          <w:tcPr>
+            <w:tcW w:type="dxa" w:w="2250"/>
+          </w:tcPr>
+          <w:p>
+            <w:r/>
+            <w:r>
+              <w:rPr>
+                <w:rFonts w:ascii="Times New Roman" w:hAnsi="Times New Roman" w:eastAsia="Times New Roman"/>
+                <w:b w:val="0"/>
+                <w:i w:val="0"/>
+                <w:color w:val="000000"/>
+                <w:sz w:val="20"/>
+              </w:rPr>
+              <w:t>Student and lecturer profiles with academic ranks and department affiliations</w:t>
+            </w:r>
+          </w:p>
+        </w:tc>
+      </w:tr>
+      <w:tr>
+        <w:tc>
+          <w:tcPr>
+            <w:tcW w:type="dxa" w:w="2250"/>
+          </w:tcPr>
+          <w:p>
+            <w:r/>
+            <w:r>
+              <w:rPr>
+                <w:rFonts w:ascii="Times New Roman" w:hAnsi="Times New Roman" w:eastAsia="Times New Roman"/>
+                <w:b w:val="0"/>
+                <w:i w:val="0"/>
+                <w:color w:val="000000"/>
+                <w:sz w:val="20"/>
+              </w:rPr>
+              <w:t>questions</w:t>
+            </w:r>
+          </w:p>
+        </w:tc>
+        <w:tc>
+          <w:tcPr>
+            <w:tcW w:type="dxa" w:w="2250"/>
+          </w:tcPr>
+          <w:p>
+            <w:r/>
+            <w:r>
+              <w:rPr>
+                <w:rFonts w:ascii="Times New Roman" w:hAnsi="Times New Roman" w:eastAsia="Times New Roman"/>
+                <w:b w:val="0"/>
+                <w:i w:val="0"/>
+                <w:color w:val="000000"/>
+                <w:sz w:val="20"/>
+              </w:rPr>
+              <w:t>title, body, hashtags, departmentId, departmentName, topic, answerCount, answered, attachmentStorageId, attachmentName</w:t>
+            </w:r>
+          </w:p>
+        </w:tc>
+        <w:tc>
+          <w:tcPr>
+            <w:tcW w:type="dxa" w:w="2250"/>
+          </w:tcPr>
+          <w:p>
+            <w:r/>
+            <w:r>
+              <w:rPr>
+                <w:rFonts w:ascii="Times New Roman" w:hAnsi="Times New Roman" w:eastAsia="Times New Roman"/>
+                <w:b w:val="0"/>
+                <w:i w:val="0"/>
+                <w:color w:val="000000"/>
+                <w:sz w:val="20"/>
+              </w:rPr>
+              <w:t>by_createdAt, by_department, by_departmentId_and_createdAt, by_topic, by_authorId_and_createdAt</w:t>
+            </w:r>
+          </w:p>
+        </w:tc>
+        <w:tc>
+          <w:tcPr>
+            <w:tcW w:type="dxa" w:w="2250"/>
+          </w:tcPr>
+          <w:p>
+            <w:r/>
+            <w:r>
+              <w:rPr>
+                <w:rFonts w:ascii="Times New Roman" w:hAnsi="Times New Roman" w:eastAsia="Times New Roman"/>
+                <w:b w:val="0"/>
+                <w:i w:val="0"/>
+                <w:color w:val="000000"/>
+                <w:sz w:val="20"/>
+              </w:rPr>
+              <w:t>Department-targeted academic inquiries and research discussions</w:t>
+            </w:r>
+          </w:p>
+        </w:tc>
+      </w:tr>
+      <w:tr>
+        <w:tc>
+          <w:tcPr>
+            <w:tcW w:type="dxa" w:w="2250"/>
+          </w:tcPr>
+          <w:p>
+            <w:r/>
+            <w:r>
+              <w:rPr>
+                <w:rFonts w:ascii="Times New Roman" w:hAnsi="Times New Roman" w:eastAsia="Times New Roman"/>
+                <w:b w:val="0"/>
+                <w:i w:val="0"/>
+                <w:color w:val="000000"/>
+                <w:sz w:val="20"/>
+              </w:rPr>
+              <w:t>answers</w:t>
+            </w:r>
+          </w:p>
+        </w:tc>
+        <w:tc>
+          <w:tcPr>
+            <w:tcW w:type="dxa" w:w="2250"/>
+          </w:tcPr>
+          <w:p>
+            <w:r/>
+            <w:r>
+              <w:rPr>
+                <w:rFonts w:ascii="Times New Roman" w:hAnsi="Times New Roman" w:eastAsia="Times New Roman"/>
+                <w:b w:val="0"/>
+                <w:i w:val="0"/>
+                <w:color w:val="000000"/>
+                <w:sz w:val="20"/>
+              </w:rPr>
+              <w:t>questionId, authorId, body, departmentId, departmentName, attachmentStorageId, attachmentName</w:t>
+            </w:r>
+          </w:p>
+        </w:tc>
+        <w:tc>
+          <w:tcPr>
+            <w:tcW w:type="dxa" w:w="2250"/>
+          </w:tcPr>
+          <w:p>
+            <w:r/>
+            <w:r>
+              <w:rPr>
+                <w:rFonts w:ascii="Times New Roman" w:hAnsi="Times New Roman" w:eastAsia="Times New Roman"/>
+                <w:b w:val="0"/>
+                <w:i w:val="0"/>
+                <w:color w:val="000000"/>
+                <w:sz w:val="20"/>
+              </w:rPr>
+              <w:t>by_questionId_and_createdAt</w:t>
+            </w:r>
+          </w:p>
+        </w:tc>
+        <w:tc>
+          <w:tcPr>
+            <w:tcW w:type="dxa" w:w="2250"/>
+          </w:tcPr>
+          <w:p>
+            <w:r/>
+            <w:r>
+              <w:rPr>
+                <w:rFonts w:ascii="Times New Roman" w:hAnsi="Times New Roman" w:eastAsia="Times New Roman"/>
+                <w:b w:val="0"/>
+                <w:i w:val="0"/>
+                <w:color w:val="000000"/>
+                <w:sz w:val="20"/>
+              </w:rPr>
+              <w:t>Authoritative academic answers restricted to department faculty</w:t>
+            </w:r>
+          </w:p>
+        </w:tc>
+      </w:tr>
+      <w:tr>
+        <w:tc>
+          <w:tcPr>
+            <w:tcW w:type="dxa" w:w="2250"/>
+          </w:tcPr>
+          <w:p>
+            <w:r/>
+            <w:r>
+              <w:rPr>
+                <w:rFonts w:ascii="Times New Roman" w:hAnsi="Times New Roman" w:eastAsia="Times New Roman"/>
+                <w:b w:val="0"/>
+                <w:i w:val="0"/>
+                <w:color w:val="000000"/>
+                <w:sz w:val="20"/>
+              </w:rPr>
+              <w:t>notifications</w:t>
+            </w:r>
+          </w:p>
+        </w:tc>
+        <w:tc>
+          <w:tcPr>
+            <w:tcW w:type="dxa" w:w="2250"/>
+          </w:tcPr>
+          <w:p>
+            <w:r/>
+            <w:r>
+              <w:rPr>
+                <w:rFonts w:ascii="Times New Roman" w:hAnsi="Times New Roman" w:eastAsia="Times New Roman"/>
+                <w:b w:val="0"/>
+                <w:i w:val="0"/>
+                <w:color w:val="000000"/>
+                <w:sz w:val="20"/>
+              </w:rPr>
+              <w:t>userId, actorId, questionId, type, title, body, read</w:t>
+            </w:r>
+          </w:p>
+        </w:tc>
+        <w:tc>
+          <w:tcPr>
+            <w:tcW w:type="dxa" w:w="2250"/>
+          </w:tcPr>
+          <w:p>
+            <w:r/>
+            <w:r>
+              <w:rPr>
+                <w:rFonts w:ascii="Times New Roman" w:hAnsi="Times New Roman" w:eastAsia="Times New Roman"/>
+                <w:b w:val="0"/>
+                <w:i w:val="0"/>
+                <w:color w:val="000000"/>
+                <w:sz w:val="20"/>
+              </w:rPr>
+              <w:t>by_userId_and_createdAt</w:t>
+            </w:r>
+          </w:p>
+        </w:tc>
+        <w:tc>
+          <w:tcPr>
+            <w:tcW w:type="dxa" w:w="2250"/>
+          </w:tcPr>
+          <w:p>
+            <w:r/>
+            <w:r>
+              <w:rPr>
+                <w:rFonts w:ascii="Times New Roman" w:hAnsi="Times New Roman" w:eastAsia="Times New Roman"/>
+                <w:b w:val="0"/>
+                <w:i w:val="0"/>
+                <w:color w:val="000000"/>
+                <w:sz w:val="20"/>
+              </w:rPr>
+              <w:t>Real-time alerts for department questions and answer replies</w:t>
+            </w:r>
+          </w:p>
+        </w:tc>
+      </w:tr>
+      <w:tr>
+        <w:tc>
+          <w:tcPr>
+            <w:tcW w:type="dxa" w:w="2250"/>
+          </w:tcPr>
+          <w:p>
+            <w:r/>
+            <w:r>
+              <w:rPr>
+                <w:rFonts w:ascii="Times New Roman" w:hAnsi="Times New Roman" w:eastAsia="Times New Roman"/>
+                <w:b w:val="0"/>
+                <w:i w:val="0"/>
+                <w:color w:val="000000"/>
+                <w:sz w:val="20"/>
+              </w:rPr>
+              <w:t>verificationRequests</w:t>
+            </w:r>
+          </w:p>
+        </w:tc>
+        <w:tc>
+          <w:tcPr>
+            <w:tcW w:type="dxa" w:w="2250"/>
+          </w:tcPr>
+          <w:p>
+            <w:r/>
+            <w:r>
+              <w:rPr>
+                <w:rFonts w:ascii="Times New Roman" w:hAnsi="Times New Roman" w:eastAsia="Times New Roman"/>
+                <w:b w:val="0"/>
+                <w:i w:val="0"/>
+                <w:color w:val="000000"/>
+                <w:sz w:val="20"/>
+              </w:rPr>
+              <w:t>userId, school, idNumber, departmentId, departmentName, evidenceStorageId, approved</w:t>
+            </w:r>
+          </w:p>
+        </w:tc>
+        <w:tc>
+          <w:tcPr>
+            <w:tcW w:type="dxa" w:w="2250"/>
+          </w:tcPr>
+          <w:p>
+            <w:r/>
+            <w:r>
+              <w:rPr>
+                <w:rFonts w:ascii="Times New Roman" w:hAnsi="Times New Roman" w:eastAsia="Times New Roman"/>
+                <w:b w:val="0"/>
+                <w:i w:val="0"/>
+                <w:color w:val="000000"/>
+                <w:sz w:val="20"/>
+              </w:rPr>
+              <w:t>by_userId</w:t>
+            </w:r>
+          </w:p>
+        </w:tc>
+        <w:tc>
+          <w:tcPr>
+            <w:tcW w:type="dxa" w:w="2250"/>
+          </w:tcPr>
+          <w:p>
+            <w:r/>
+            <w:r>
+              <w:rPr>
+                <w:rFonts w:ascii="Times New Roman" w:hAnsi="Times New Roman" w:eastAsia="Times New Roman"/>
+                <w:b w:val="0"/>
+                <w:i w:val="0"/>
+                <w:color w:val="000000"/>
+                <w:sz w:val="20"/>
+              </w:rPr>
+              <w:t>Queue for vetting student IDs and lecturer academic credentials</w:t>
+            </w:r>
+          </w:p>
+        </w:tc>
+      </w:tr>
+      <w:tr>
+        <w:tc>
+          <w:tcPr>
+            <w:tcW w:type="dxa" w:w="2250"/>
+          </w:tcPr>
+          <w:p>
+            <w:r/>
+            <w:r>
+              <w:rPr>
+                <w:rFonts w:ascii="Times New Roman" w:hAnsi="Times New Roman" w:eastAsia="Times New Roman"/>
+                <w:b w:val="0"/>
+                <w:i w:val="0"/>
+                <w:color w:val="000000"/>
+                <w:sz w:val="20"/>
+              </w:rPr>
+              <w:t>chatRooms</w:t>
+            </w:r>
+          </w:p>
+        </w:tc>
+        <w:tc>
+          <w:tcPr>
+            <w:tcW w:type="dxa" w:w="2250"/>
+          </w:tcPr>
+          <w:p>
+            <w:r/>
+            <w:r>
+              <w:rPr>
+                <w:rFonts w:ascii="Times New Roman" w:hAnsi="Times New Roman" w:eastAsia="Times New Roman"/>
+                <w:b w:val="0"/>
+                <w:i w:val="0"/>
+                <w:color w:val="000000"/>
+                <w:sz w:val="20"/>
+              </w:rPr>
+              <w:t>participantIds, bb84Key, bb84Fingerprint</w:t>
+            </w:r>
+          </w:p>
+        </w:tc>
+        <w:tc>
+          <w:tcPr>
+            <w:tcW w:type="dxa" w:w="2250"/>
+          </w:tcPr>
+          <w:p>
+            <w:r/>
+            <w:r>
+              <w:rPr>
+                <w:rFonts w:ascii="Times New Roman" w:hAnsi="Times New Roman" w:eastAsia="Times New Roman"/>
+                <w:b w:val="0"/>
+                <w:i w:val="0"/>
+                <w:color w:val="000000"/>
+                <w:sz w:val="20"/>
+              </w:rPr>
+              <w:t>by_participantKey</w:t>
+            </w:r>
+          </w:p>
+        </w:tc>
+        <w:tc>
+          <w:tcPr>
+            <w:tcW w:type="dxa" w:w="2250"/>
+          </w:tcPr>
+          <w:p>
+            <w:r/>
+            <w:r>
+              <w:rPr>
+                <w:rFonts w:ascii="Times New Roman" w:hAnsi="Times New Roman" w:eastAsia="Times New Roman"/>
+                <w:b w:val="0"/>
+                <w:i w:val="0"/>
+                <w:color w:val="000000"/>
+                <w:sz w:val="20"/>
+              </w:rPr>
+              <w:t>Auxiliary 1-on-1 private rooms for individual consultations</w:t>
+            </w:r>
+          </w:p>
+        </w:tc>
+      </w:tr>
+      <w:tr>
+        <w:tc>
+          <w:tcPr>
+            <w:tcW w:type="dxa" w:w="2250"/>
+          </w:tcPr>
+          <w:p>
+            <w:r/>
+            <w:r>
+              <w:rPr>
+                <w:rFonts w:ascii="Times New Roman" w:hAnsi="Times New Roman" w:eastAsia="Times New Roman"/>
+                <w:b w:val="0"/>
+                <w:i w:val="0"/>
+                <w:color w:val="000000"/>
+                <w:sz w:val="20"/>
+              </w:rPr>
+              <w:t>chatRoomMembers</w:t>
+            </w:r>
+          </w:p>
+        </w:tc>
+        <w:tc>
+          <w:tcPr>
+            <w:tcW w:type="dxa" w:w="2250"/>
+          </w:tcPr>
+          <w:p>
+            <w:r/>
+            <w:r>
+              <w:rPr>
+                <w:rFonts w:ascii="Times New Roman" w:hAnsi="Times New Roman" w:eastAsia="Times New Roman"/>
+                <w:b w:val="0"/>
+                <w:i w:val="0"/>
+                <w:color w:val="000000"/>
+                <w:sz w:val="20"/>
+              </w:rPr>
+              <w:t>roomId, userId, unreadCount</w:t>
+            </w:r>
+          </w:p>
+        </w:tc>
+        <w:tc>
+          <w:tcPr>
+            <w:tcW w:type="dxa" w:w="2250"/>
+          </w:tcPr>
+          <w:p>
+            <w:r/>
+            <w:r>
+              <w:rPr>
+                <w:rFonts w:ascii="Times New Roman" w:hAnsi="Times New Roman" w:eastAsia="Times New Roman"/>
+                <w:b w:val="0"/>
+                <w:i w:val="0"/>
+                <w:color w:val="000000"/>
+                <w:sz w:val="20"/>
+              </w:rPr>
+              <w:t>by_userId_and_updatedAt</w:t>
+            </w:r>
+          </w:p>
+        </w:tc>
+        <w:tc>
+          <w:tcPr>
+            <w:tcW w:type="dxa" w:w="2250"/>
+          </w:tcPr>
+          <w:p>
+            <w:r/>
+            <w:r>
+              <w:rPr>
+                <w:rFonts w:ascii="Times New Roman" w:hAnsi="Times New Roman" w:eastAsia="Times New Roman"/>
+                <w:b w:val="0"/>
+                <w:i w:val="0"/>
+                <w:color w:val="000000"/>
+                <w:sz w:val="20"/>
+              </w:rPr>
+              <w:t>Member room status and unread counters</w:t>
+            </w:r>
+          </w:p>
+        </w:tc>
+      </w:tr>
+      <w:tr>
+        <w:tc>
+          <w:tcPr>
+            <w:tcW w:type="dxa" w:w="2250"/>
+          </w:tcPr>
+          <w:p>
+            <w:r/>
+            <w:r>
+              <w:rPr>
+                <w:rFonts w:ascii="Times New Roman" w:hAnsi="Times New Roman" w:eastAsia="Times New Roman"/>
+                <w:b w:val="0"/>
+                <w:i w:val="0"/>
+                <w:color w:val="000000"/>
+                <w:sz w:val="20"/>
+              </w:rPr>
+              <w:t>messages</w:t>
+            </w:r>
+          </w:p>
+        </w:tc>
+        <w:tc>
+          <w:tcPr>
+            <w:tcW w:type="dxa" w:w="2250"/>
+          </w:tcPr>
+          <w:p>
+            <w:r/>
+            <w:r>
+              <w:rPr>
+                <w:rFonts w:ascii="Times New Roman" w:hAnsi="Times New Roman" w:eastAsia="Times New Roman"/>
+                <w:b w:val="0"/>
+                <w:i w:val="0"/>
+                <w:color w:val="000000"/>
+                <w:sz w:val="20"/>
+              </w:rPr>
+              <w:t>text, iv, isEncrypted, blockchainTxHash, attachments</w:t>
+            </w:r>
+          </w:p>
+        </w:tc>
+        <w:tc>
+          <w:tcPr>
+            <w:tcW w:type="dxa" w:w="2250"/>
+          </w:tcPr>
+          <w:p>
+            <w:r/>
+            <w:r>
+              <w:rPr>
+                <w:rFonts w:ascii="Times New Roman" w:hAnsi="Times New Roman" w:eastAsia="Times New Roman"/>
+                <w:b w:val="0"/>
+                <w:i w:val="0"/>
+                <w:color w:val="000000"/>
+                <w:sz w:val="20"/>
+              </w:rPr>
+              <w:t>by_roomId_and_createdAt</w:t>
+            </w:r>
+          </w:p>
+        </w:tc>
+        <w:tc>
+          <w:tcPr>
+            <w:tcW w:type="dxa" w:w="2250"/>
+          </w:tcPr>
+          <w:p>
+            <w:r/>
+            <w:r>
+              <w:rPr>
+                <w:rFonts w:ascii="Times New Roman" w:hAnsi="Times New Roman" w:eastAsia="Times New Roman"/>
+                <w:b w:val="0"/>
+                <w:i w:val="0"/>
+                <w:color w:val="000000"/>
+                <w:sz w:val="20"/>
+              </w:rPr>
+              <w:t>Encrypted private messages and payload transaction hashes</w:t>
             </w:r>
           </w:p>
         </w:tc>
@@ -936,599 +1602,7 @@
                 <w:color w:val="000000"/>
                 <w:sz w:val="20"/>
               </w:rPr>
-              <w:t>Administrative authentication records</w:t>
-            </w:r>
-          </w:p>
-        </w:tc>
-      </w:tr>
-      <w:tr>
-        <w:tc>
-          <w:tcPr>
-            <w:tcW w:type="dxa" w:w="2250"/>
-          </w:tcPr>
-          <w:p>
-            <w:r/>
-            <w:r>
-              <w:rPr>
-                <w:rFonts w:ascii="Times New Roman" w:hAnsi="Times New Roman" w:eastAsia="Times New Roman"/>
-                <w:b w:val="0"/>
-                <w:i w:val="0"/>
-                <w:color w:val="000000"/>
-                <w:sz w:val="20"/>
-              </w:rPr>
-              <w:t>users</w:t>
-            </w:r>
-          </w:p>
-        </w:tc>
-        <w:tc>
-          <w:tcPr>
-            <w:tcW w:type="dxa" w:w="2250"/>
-          </w:tcPr>
-          <w:p>
-            <w:r/>
-            <w:r>
-              <w:rPr>
-                <w:rFonts w:ascii="Times New Roman" w:hAnsi="Times New Roman" w:eastAsia="Times New Roman"/>
-                <w:b w:val="0"/>
-                <w:i w:val="0"/>
-                <w:color w:val="000000"/>
-                <w:sz w:val="20"/>
-              </w:rPr>
-              <w:t>firstName, lastName, email, role, indexNumber, staffId (PS***), idNumber, walletAddress, verificationStatus</w:t>
-            </w:r>
-          </w:p>
-        </w:tc>
-        <w:tc>
-          <w:tcPr>
-            <w:tcW w:type="dxa" w:w="2250"/>
-          </w:tcPr>
-          <w:p>
-            <w:r/>
-            <w:r>
-              <w:rPr>
-                <w:rFonts w:ascii="Times New Roman" w:hAnsi="Times New Roman" w:eastAsia="Times New Roman"/>
-                <w:b w:val="0"/>
-                <w:i w:val="0"/>
-                <w:color w:val="000000"/>
-                <w:sz w:val="20"/>
-              </w:rPr>
-              <w:t>by_email, by_indexNumber, by_staffId, by_idNumber, by_sessionToken, by_school, by_verificationStatus, by_walletAddress</w:t>
-            </w:r>
-          </w:p>
-        </w:tc>
-        <w:tc>
-          <w:tcPr>
-            <w:tcW w:type="dxa" w:w="2250"/>
-          </w:tcPr>
-          <w:p>
-            <w:r/>
-            <w:r>
-              <w:rPr>
-                <w:rFonts w:ascii="Times New Roman" w:hAnsi="Times New Roman" w:eastAsia="Times New Roman"/>
-                <w:b w:val="0"/>
-                <w:i w:val="0"/>
-                <w:color w:val="000000"/>
-                <w:sz w:val="20"/>
-              </w:rPr>
-              <w:t>Student and lecturer profiles indexed by real-world identifiers</w:t>
-            </w:r>
-          </w:p>
-        </w:tc>
-      </w:tr>
-      <w:tr>
-        <w:tc>
-          <w:tcPr>
-            <w:tcW w:type="dxa" w:w="2250"/>
-          </w:tcPr>
-          <w:p>
-            <w:r/>
-            <w:r>
-              <w:rPr>
-                <w:rFonts w:ascii="Times New Roman" w:hAnsi="Times New Roman" w:eastAsia="Times New Roman"/>
-                <w:b w:val="0"/>
-                <w:i w:val="0"/>
-                <w:color w:val="000000"/>
-                <w:sz w:val="20"/>
-              </w:rPr>
-              <w:t>chatRooms</w:t>
-            </w:r>
-          </w:p>
-        </w:tc>
-        <w:tc>
-          <w:tcPr>
-            <w:tcW w:type="dxa" w:w="2250"/>
-          </w:tcPr>
-          <w:p>
-            <w:r/>
-            <w:r>
-              <w:rPr>
-                <w:rFonts w:ascii="Times New Roman" w:hAnsi="Times New Roman" w:eastAsia="Times New Roman"/>
-                <w:b w:val="0"/>
-                <w:i w:val="0"/>
-                <w:color w:val="000000"/>
-                <w:sz w:val="20"/>
-              </w:rPr>
-              <w:t>participantIds, bb84Key, bb84Fingerprint</w:t>
-            </w:r>
-          </w:p>
-        </w:tc>
-        <w:tc>
-          <w:tcPr>
-            <w:tcW w:type="dxa" w:w="2250"/>
-          </w:tcPr>
-          <w:p>
-            <w:r/>
-            <w:r>
-              <w:rPr>
-                <w:rFonts w:ascii="Times New Roman" w:hAnsi="Times New Roman" w:eastAsia="Times New Roman"/>
-                <w:b w:val="0"/>
-                <w:i w:val="0"/>
-                <w:color w:val="000000"/>
-                <w:sz w:val="20"/>
-              </w:rPr>
-              <w:t>by_participantKey</w:t>
-            </w:r>
-          </w:p>
-        </w:tc>
-        <w:tc>
-          <w:tcPr>
-            <w:tcW w:type="dxa" w:w="2250"/>
-          </w:tcPr>
-          <w:p>
-            <w:r/>
-            <w:r>
-              <w:rPr>
-                <w:rFonts w:ascii="Times New Roman" w:hAnsi="Times New Roman" w:eastAsia="Times New Roman"/>
-                <w:b w:val="0"/>
-                <w:i w:val="0"/>
-                <w:color w:val="000000"/>
-                <w:sz w:val="20"/>
-              </w:rPr>
-              <w:t>One-to-one conversation room metadata</w:t>
-            </w:r>
-          </w:p>
-        </w:tc>
-      </w:tr>
-      <w:tr>
-        <w:tc>
-          <w:tcPr>
-            <w:tcW w:type="dxa" w:w="2250"/>
-          </w:tcPr>
-          <w:p>
-            <w:r/>
-            <w:r>
-              <w:rPr>
-                <w:rFonts w:ascii="Times New Roman" w:hAnsi="Times New Roman" w:eastAsia="Times New Roman"/>
-                <w:b w:val="0"/>
-                <w:i w:val="0"/>
-                <w:color w:val="000000"/>
-                <w:sz w:val="20"/>
-              </w:rPr>
-              <w:t>chatRoomMembers</w:t>
-            </w:r>
-          </w:p>
-        </w:tc>
-        <w:tc>
-          <w:tcPr>
-            <w:tcW w:type="dxa" w:w="2250"/>
-          </w:tcPr>
-          <w:p>
-            <w:r/>
-            <w:r>
-              <w:rPr>
-                <w:rFonts w:ascii="Times New Roman" w:hAnsi="Times New Roman" w:eastAsia="Times New Roman"/>
-                <w:b w:val="0"/>
-                <w:i w:val="0"/>
-                <w:color w:val="000000"/>
-                <w:sz w:val="20"/>
-              </w:rPr>
-              <w:t>roomId, userId, unreadCount</w:t>
-            </w:r>
-          </w:p>
-        </w:tc>
-        <w:tc>
-          <w:tcPr>
-            <w:tcW w:type="dxa" w:w="2250"/>
-          </w:tcPr>
-          <w:p>
-            <w:r/>
-            <w:r>
-              <w:rPr>
-                <w:rFonts w:ascii="Times New Roman" w:hAnsi="Times New Roman" w:eastAsia="Times New Roman"/>
-                <w:b w:val="0"/>
-                <w:i w:val="0"/>
-                <w:color w:val="000000"/>
-                <w:sz w:val="20"/>
-              </w:rPr>
-              <w:t>by_userId_and_updatedAt</w:t>
-            </w:r>
-          </w:p>
-        </w:tc>
-        <w:tc>
-          <w:tcPr>
-            <w:tcW w:type="dxa" w:w="2250"/>
-          </w:tcPr>
-          <w:p>
-            <w:r/>
-            <w:r>
-              <w:rPr>
-                <w:rFonts w:ascii="Times New Roman" w:hAnsi="Times New Roman" w:eastAsia="Times New Roman"/>
-                <w:b w:val="0"/>
-                <w:i w:val="0"/>
-                <w:color w:val="000000"/>
-                <w:sz w:val="20"/>
-              </w:rPr>
-              <w:t>Unread badges and member room state</w:t>
-            </w:r>
-          </w:p>
-        </w:tc>
-      </w:tr>
-      <w:tr>
-        <w:tc>
-          <w:tcPr>
-            <w:tcW w:type="dxa" w:w="2250"/>
-          </w:tcPr>
-          <w:p>
-            <w:r/>
-            <w:r>
-              <w:rPr>
-                <w:rFonts w:ascii="Times New Roman" w:hAnsi="Times New Roman" w:eastAsia="Times New Roman"/>
-                <w:b w:val="0"/>
-                <w:i w:val="0"/>
-                <w:color w:val="000000"/>
-                <w:sz w:val="20"/>
-              </w:rPr>
-              <w:t>messages</w:t>
-            </w:r>
-          </w:p>
-        </w:tc>
-        <w:tc>
-          <w:tcPr>
-            <w:tcW w:type="dxa" w:w="2250"/>
-          </w:tcPr>
-          <w:p>
-            <w:r/>
-            <w:r>
-              <w:rPr>
-                <w:rFonts w:ascii="Times New Roman" w:hAnsi="Times New Roman" w:eastAsia="Times New Roman"/>
-                <w:b w:val="0"/>
-                <w:i w:val="0"/>
-                <w:color w:val="000000"/>
-                <w:sz w:val="20"/>
-              </w:rPr>
-              <w:t>text, iv, isEncrypted, blockchainTxHash, attachments</w:t>
-            </w:r>
-          </w:p>
-        </w:tc>
-        <w:tc>
-          <w:tcPr>
-            <w:tcW w:type="dxa" w:w="2250"/>
-          </w:tcPr>
-          <w:p>
-            <w:r/>
-            <w:r>
-              <w:rPr>
-                <w:rFonts w:ascii="Times New Roman" w:hAnsi="Times New Roman" w:eastAsia="Times New Roman"/>
-                <w:b w:val="0"/>
-                <w:i w:val="0"/>
-                <w:color w:val="000000"/>
-                <w:sz w:val="20"/>
-              </w:rPr>
-              <w:t>by_roomId_and_createdAt</w:t>
-            </w:r>
-          </w:p>
-        </w:tc>
-        <w:tc>
-          <w:tcPr>
-            <w:tcW w:type="dxa" w:w="2250"/>
-          </w:tcPr>
-          <w:p>
-            <w:r/>
-            <w:r>
-              <w:rPr>
-                <w:rFonts w:ascii="Times New Roman" w:hAnsi="Times New Roman" w:eastAsia="Times New Roman"/>
-                <w:b w:val="0"/>
-                <w:i w:val="0"/>
-                <w:color w:val="000000"/>
-                <w:sz w:val="20"/>
-              </w:rPr>
-              <w:t>Encrypted message payloads and audit tx hashes</w:t>
-            </w:r>
-          </w:p>
-        </w:tc>
-      </w:tr>
-      <w:tr>
-        <w:tc>
-          <w:tcPr>
-            <w:tcW w:type="dxa" w:w="2250"/>
-          </w:tcPr>
-          <w:p>
-            <w:r/>
-            <w:r>
-              <w:rPr>
-                <w:rFonts w:ascii="Times New Roman" w:hAnsi="Times New Roman" w:eastAsia="Times New Roman"/>
-                <w:b w:val="0"/>
-                <w:i w:val="0"/>
-                <w:color w:val="000000"/>
-                <w:sz w:val="20"/>
-              </w:rPr>
-              <w:t>questions</w:t>
-            </w:r>
-          </w:p>
-        </w:tc>
-        <w:tc>
-          <w:tcPr>
-            <w:tcW w:type="dxa" w:w="2250"/>
-          </w:tcPr>
-          <w:p>
-            <w:r/>
-            <w:r>
-              <w:rPr>
-                <w:rFonts w:ascii="Times New Roman" w:hAnsi="Times New Roman" w:eastAsia="Times New Roman"/>
-                <w:b w:val="0"/>
-                <w:i w:val="0"/>
-                <w:color w:val="000000"/>
-                <w:sz w:val="20"/>
-              </w:rPr>
-              <w:t>title, body, hashtags</w:t>
-            </w:r>
-          </w:p>
-        </w:tc>
-        <w:tc>
-          <w:tcPr>
-            <w:tcW w:type="dxa" w:w="2250"/>
-          </w:tcPr>
-          <w:p>
-            <w:r/>
-            <w:r>
-              <w:rPr>
-                <w:rFonts w:ascii="Times New Roman" w:hAnsi="Times New Roman" w:eastAsia="Times New Roman"/>
-                <w:b w:val="0"/>
-                <w:i w:val="0"/>
-                <w:color w:val="000000"/>
-                <w:sz w:val="20"/>
-              </w:rPr>
-              <w:t>by_createdAt</w:t>
-            </w:r>
-          </w:p>
-        </w:tc>
-        <w:tc>
-          <w:tcPr>
-            <w:tcW w:type="dxa" w:w="2250"/>
-          </w:tcPr>
-          <w:p>
-            <w:r/>
-            <w:r>
-              <w:rPr>
-                <w:rFonts w:ascii="Times New Roman" w:hAnsi="Times New Roman" w:eastAsia="Times New Roman"/>
-                <w:b w:val="0"/>
-                <w:i w:val="0"/>
-                <w:color w:val="000000"/>
-                <w:sz w:val="20"/>
-              </w:rPr>
-              <w:t>Hashtag-indexed community Q&amp;A posts</w:t>
-            </w:r>
-          </w:p>
-        </w:tc>
-      </w:tr>
-      <w:tr>
-        <w:tc>
-          <w:tcPr>
-            <w:tcW w:type="dxa" w:w="2250"/>
-          </w:tcPr>
-          <w:p>
-            <w:r/>
-            <w:r>
-              <w:rPr>
-                <w:rFonts w:ascii="Times New Roman" w:hAnsi="Times New Roman" w:eastAsia="Times New Roman"/>
-                <w:b w:val="0"/>
-                <w:i w:val="0"/>
-                <w:color w:val="000000"/>
-                <w:sz w:val="20"/>
-              </w:rPr>
-              <w:t>answers</w:t>
-            </w:r>
-          </w:p>
-        </w:tc>
-        <w:tc>
-          <w:tcPr>
-            <w:tcW w:type="dxa" w:w="2250"/>
-          </w:tcPr>
-          <w:p>
-            <w:r/>
-            <w:r>
-              <w:rPr>
-                <w:rFonts w:ascii="Times New Roman" w:hAnsi="Times New Roman" w:eastAsia="Times New Roman"/>
-                <w:b w:val="0"/>
-                <w:i w:val="0"/>
-                <w:color w:val="000000"/>
-                <w:sz w:val="20"/>
-              </w:rPr>
-              <w:t>questionId, body</w:t>
-            </w:r>
-          </w:p>
-        </w:tc>
-        <w:tc>
-          <w:tcPr>
-            <w:tcW w:type="dxa" w:w="2250"/>
-          </w:tcPr>
-          <w:p>
-            <w:r/>
-            <w:r>
-              <w:rPr>
-                <w:rFonts w:ascii="Times New Roman" w:hAnsi="Times New Roman" w:eastAsia="Times New Roman"/>
-                <w:b w:val="0"/>
-                <w:i w:val="0"/>
-                <w:color w:val="000000"/>
-                <w:sz w:val="20"/>
-              </w:rPr>
-              <w:t>by_questionId_and_createdAt</w:t>
-            </w:r>
-          </w:p>
-        </w:tc>
-        <w:tc>
-          <w:tcPr>
-            <w:tcW w:type="dxa" w:w="2250"/>
-          </w:tcPr>
-          <w:p>
-            <w:r/>
-            <w:r>
-              <w:rPr>
-                <w:rFonts w:ascii="Times New Roman" w:hAnsi="Times New Roman" w:eastAsia="Times New Roman"/>
-                <w:b w:val="0"/>
-                <w:i w:val="0"/>
-                <w:color w:val="000000"/>
-                <w:sz w:val="20"/>
-              </w:rPr>
-              <w:t>Community answers linked to questions</w:t>
-            </w:r>
-          </w:p>
-        </w:tc>
-      </w:tr>
-      <w:tr>
-        <w:tc>
-          <w:tcPr>
-            <w:tcW w:type="dxa" w:w="2250"/>
-          </w:tcPr>
-          <w:p>
-            <w:r/>
-            <w:r>
-              <w:rPr>
-                <w:rFonts w:ascii="Times New Roman" w:hAnsi="Times New Roman" w:eastAsia="Times New Roman"/>
-                <w:b w:val="0"/>
-                <w:i w:val="0"/>
-                <w:color w:val="000000"/>
-                <w:sz w:val="20"/>
-              </w:rPr>
-              <w:t>notifications</w:t>
-            </w:r>
-          </w:p>
-        </w:tc>
-        <w:tc>
-          <w:tcPr>
-            <w:tcW w:type="dxa" w:w="2250"/>
-          </w:tcPr>
-          <w:p>
-            <w:r/>
-            <w:r>
-              <w:rPr>
-                <w:rFonts w:ascii="Times New Roman" w:hAnsi="Times New Roman" w:eastAsia="Times New Roman"/>
-                <w:b w:val="0"/>
-                <w:i w:val="0"/>
-                <w:color w:val="000000"/>
-                <w:sz w:val="20"/>
-              </w:rPr>
-              <w:t>userId, type, read</w:t>
-            </w:r>
-          </w:p>
-        </w:tc>
-        <w:tc>
-          <w:tcPr>
-            <w:tcW w:type="dxa" w:w="2250"/>
-          </w:tcPr>
-          <w:p>
-            <w:r/>
-            <w:r>
-              <w:rPr>
-                <w:rFonts w:ascii="Times New Roman" w:hAnsi="Times New Roman" w:eastAsia="Times New Roman"/>
-                <w:b w:val="0"/>
-                <w:i w:val="0"/>
-                <w:color w:val="000000"/>
-                <w:sz w:val="20"/>
-              </w:rPr>
-              <w:t>by_userId_and_createdAt</w:t>
-            </w:r>
-          </w:p>
-        </w:tc>
-        <w:tc>
-          <w:tcPr>
-            <w:tcW w:type="dxa" w:w="2250"/>
-          </w:tcPr>
-          <w:p>
-            <w:r/>
-            <w:r>
-              <w:rPr>
-                <w:rFonts w:ascii="Times New Roman" w:hAnsi="Times New Roman" w:eastAsia="Times New Roman"/>
-                <w:b w:val="0"/>
-                <w:i w:val="0"/>
-                <w:color w:val="000000"/>
-                <w:sz w:val="20"/>
-              </w:rPr>
-              <w:t>User alert and system event notifications</w:t>
-            </w:r>
-          </w:p>
-        </w:tc>
-      </w:tr>
-      <w:tr>
-        <w:tc>
-          <w:tcPr>
-            <w:tcW w:type="dxa" w:w="2250"/>
-          </w:tcPr>
-          <w:p>
-            <w:r/>
-            <w:r>
-              <w:rPr>
-                <w:rFonts w:ascii="Times New Roman" w:hAnsi="Times New Roman" w:eastAsia="Times New Roman"/>
-                <w:b w:val="0"/>
-                <w:i w:val="0"/>
-                <w:color w:val="000000"/>
-                <w:sz w:val="20"/>
-              </w:rPr>
-              <w:t>verificationRequests</w:t>
-            </w:r>
-          </w:p>
-        </w:tc>
-        <w:tc>
-          <w:tcPr>
-            <w:tcW w:type="dxa" w:w="2250"/>
-          </w:tcPr>
-          <w:p>
-            <w:r/>
-            <w:r>
-              <w:rPr>
-                <w:rFonts w:ascii="Times New Roman" w:hAnsi="Times New Roman" w:eastAsia="Times New Roman"/>
-                <w:b w:val="0"/>
-                <w:i w:val="0"/>
-                <w:color w:val="000000"/>
-                <w:sz w:val="20"/>
-              </w:rPr>
-              <w:t>evidence, status, approved</w:t>
-            </w:r>
-          </w:p>
-        </w:tc>
-        <w:tc>
-          <w:tcPr>
-            <w:tcW w:type="dxa" w:w="2250"/>
-          </w:tcPr>
-          <w:p>
-            <w:r/>
-            <w:r>
-              <w:rPr>
-                <w:rFonts w:ascii="Times New Roman" w:hAnsi="Times New Roman" w:eastAsia="Times New Roman"/>
-                <w:b w:val="0"/>
-                <w:i w:val="0"/>
-                <w:color w:val="000000"/>
-                <w:sz w:val="20"/>
-              </w:rPr>
-              <w:t>by_userId</w:t>
-            </w:r>
-          </w:p>
-        </w:tc>
-        <w:tc>
-          <w:tcPr>
-            <w:tcW w:type="dxa" w:w="2250"/>
-          </w:tcPr>
-          <w:p>
-            <w:r/>
-            <w:r>
-              <w:rPr>
-                <w:rFonts w:ascii="Times New Roman" w:hAnsi="Times New Roman" w:eastAsia="Times New Roman"/>
-                <w:b w:val="0"/>
-                <w:i w:val="0"/>
-                <w:color w:val="000000"/>
-                <w:sz w:val="20"/>
-              </w:rPr>
-              <w:t>Institutional identity review queue</w:t>
+              <w:t>Administrative credentials and audit session governance</w:t>
             </w:r>
           </w:p>
         </w:tc>
@@ -1562,7 +1636,7 @@
           <w:color w:val="000000"/>
           <w:sz w:val="26"/>
         </w:rPr>
-        <w:t>3.4.1 RSA Identity Key Generation and Persistence</w:t>
+        <w:t>3.4.1 RSA Identity Key Generation and Storage</w:t>
       </w:r>
     </w:p>
     <w:p>
@@ -1577,7 +1651,7 @@
           <w:color w:val="000000"/>
           <w:sz w:val="24"/>
         </w:rPr>
-        <w:t>Upon initial account registration, the CryptographicLoginGatekeeper component (src/App.tsx) triggers generateClientIdentityKeys() in src/services/web3Service.ts. The W3C Web Crypto API generates an RSA-OAEP 2048-bit keypair. The public key is exported as a SubjectPublicKeyInfo (SPKI) Base64 string and stored on the user's Convex document. The private CryptoKey object is stored locally in the browser's IndexedDB keyring (Mozilla Developer Network, 2024).</w:t>
+        <w:t>When an account is registered or authenticated, CryptographicLoginGatekeeper (src/App.tsx) triggers generateClientIdentityKeys() in src/services/web3Service.ts. The browser W3C Web Crypto API generates an RSA-OAEP 2048-bit keypair. The public key is exported as a SubjectPublicKeyInfo (SPKI) Base64 string and persisted to the user's Convex profile. The private CryptoKey object is stored securely within the browser's local IndexedDB keyring (Mozilla Developer Network, 2024).</w:t>
       </w:r>
     </w:p>
     <w:p>
@@ -1607,7 +1681,7 @@
           <w:color w:val="000000"/>
           <w:sz w:val="24"/>
         </w:rPr>
-        <w:t>Message payloads and file attachments are encrypted client-side using 256-bit AES-GCM (src/services/keyExchange.ts). For each message, the client generates a cryptographic 12-byte Initialization Vector (IV). Plaintext text or binary file ArrayBuffers are encrypted, and the resulting ciphertext and IV are transmitted to Convex (National Institute of Standards and Technology, 2001).</w:t>
+        <w:t>Direct message payloads and attached files are encrypted client-side using 256-bit AES-GCM (src/services/keyExchange.ts). The client generates a 12-byte Initialization Vector (IV) for each message. Ciphertext and IV are transmitted to Convex, preventing plaintext exposure on database servers (National Institute of Standards and Technology, 2001).</w:t>
       </w:r>
     </w:p>
     <w:p>
@@ -1637,7 +1711,7 @@
           <w:color w:val="000000"/>
           <w:sz w:val="24"/>
         </w:rPr>
-        <w:t>When sensitive mode is active, the browser computes the SHA-256 digest of the message payload. The client invokes logHashToBlockchain() in src/services/web3Service.ts, connecting via JsonRpcProvider to the local Besu node at 127.0.0.1:8545. The contract method recordHash(messageId, messageHash, sender, receiver) executes on MessageVerifier.sol, storing the immutable hash on the ledger (Ethers.js Contributors, 2024). The returned transaction hash is saved to the Convex message record.</w:t>
+        <w:t>When an academic answer or sensitive record requires non-repudiation, the client computes the SHA-256 digest of the payload. The application invokes logHashToBlockchain() in src/services/web3Service.ts, connecting to the local Besu node at 127.0.0.1:8545 via JsonRpcProvider. The smart contract method recordHash(messageId, messageHash, sender, receiver) executes on MessageVerifier.sol, permanently committing the digest to the ledger (Ethers.js Contributors, 2024).</w:t>
       </w:r>
     </w:p>
     <w:p>
@@ -1667,7 +1741,7 @@
           <w:color w:val="000000"/>
           <w:sz w:val="24"/>
         </w:rPr>
-        <w:t>The BB84 module (src/lib/bb84.ts) simulates quantum key exchange mechanics using cryptographically secure random numbers (window.crypto.getRandomValues). The process executes through four stages:</w:t>
+        <w:t>The educational BB84 simulation module (src/lib/bb84.ts) models quantum key generation using cryptographically secure random numbers (window.crypto.getRandomValues). The process executes across four distinct stages:</w:t>
       </w:r>
     </w:p>
     <w:p>
@@ -1682,7 +1756,7 @@
           <w:color w:val="000000"/>
           <w:sz w:val="24"/>
         </w:rPr>
-        <w:t>State Preparation: Alice generates a random bit sequence and selects random preparation bases (Rectilinear + or Diagonal ×).</w:t>
+        <w:t>State Preparation: Alice generates random bits and selects random preparation bases (Rectilinear + or Diagonal ×).</w:t>
       </w:r>
     </w:p>
     <w:p>
@@ -1697,7 +1771,7 @@
           <w:color w:val="000000"/>
           <w:sz w:val="24"/>
         </w:rPr>
-        <w:t>Measurement &amp; Sifting: Bob selects random measurement bases. Alice and Bob compare bases over a public channel, retaining bits where bases matched (sifted key).</w:t>
+        <w:t>Measurement &amp; Sifting: Bob measures incoming qubits using randomly chosen bases; bases are compared publicly to retain matching instances (sifted key).</w:t>
       </w:r>
     </w:p>
     <w:p>
@@ -1712,7 +1786,7 @@
           <w:color w:val="000000"/>
           <w:sz w:val="24"/>
         </w:rPr>
-        <w:t>Error Estimation: Quantum Bit Error Rate (QBER) is calculated by checking bit mismatches across sample bits.</w:t>
+        <w:t>Error Estimation: Quantum Bit Error Rate (QBER) is determined by calculating discrepancies across a published sample subset.</w:t>
       </w:r>
     </w:p>
     <w:p>
@@ -1727,7 +1801,7 @@
           <w:color w:val="000000"/>
           <w:sz w:val="24"/>
         </w:rPr>
-        <w:t>Key Distillation &amp; Abort: If QBER exceeds 0.11 (11%), the module aborts key distillation (Scarani et al., 2009). If QBER ≤ 0.11, a 256-bit session key is derived and formatted as a hex fingerprint (XXXX-XXXX-XXXX).</w:t>
+        <w:t>Key Distillation &amp; Abort: If QBER exceeds 0.11 (11%), the module aborts key distillation (Scarani et al., 2009). If QBER ≤ 0.11, a 256-bit AES key is distilled and displayed as a hexadecimal fingerprint (XXXX-XXXX-XXXX).</w:t>
       </w:r>
     </w:p>
     <w:p>
@@ -1757,7 +1831,7 @@
           <w:color w:val="000000"/>
           <w:sz w:val="24"/>
         </w:rPr>
-        <w:t>MessageVerifier.sol (Solidity 0.8.20) maintains message records and user role state on the private Besu network. Core contract functions include:</w:t>
+        <w:t>MessageVerifier.sol (Solidity 0.8.20) maintains immutable hash logs and role bindings on the private Besu blockchain. Key contract methods include:</w:t>
       </w:r>
     </w:p>
     <w:p>
@@ -1772,7 +1846,7 @@
           <w:color w:val="000000"/>
           <w:sz w:val="24"/>
         </w:rPr>
-        <w:t>recordHash(string messageId, bytes32 messageHash, address sender, address receiver): Stores payload digest; reverts on duplicate message ID.</w:t>
+        <w:t>recordHash(string messageId, bytes32 messageHash, address sender, address receiver): Commits payload digest; reverts on duplicate ID.</w:t>
       </w:r>
     </w:p>
     <w:p>
@@ -1787,7 +1861,7 @@
           <w:color w:val="000000"/>
           <w:sz w:val="24"/>
         </w:rPr>
-        <w:t>verifyHash(string messageId): Read-only view function returning stored bytes32 hash for integrity verification.</w:t>
+        <w:t>verifyHash(string messageId): Read-only view returning recorded bytes32 digest for tamper verification.</w:t>
       </w:r>
     </w:p>
     <w:p>
@@ -1802,7 +1876,7 @@
           <w:color w:val="000000"/>
           <w:sz w:val="24"/>
         </w:rPr>
-        <w:t>verifyUser(address user, string role): Admin-only function registering verified user identity and institutional role on-chain.</w:t>
+        <w:t>verifyUser(address user, string role): Admin-restricted method recording verified institutional role on-chain.</w:t>
       </w:r>
     </w:p>
     <w:p>
@@ -1817,7 +1891,7 @@
           <w:color w:val="000000"/>
           <w:sz w:val="24"/>
         </w:rPr>
-        <w:t>verifyUserWithIndex(address user, string role, string indexNumber): Binds student index number (e.g., UEB3509022) to role and wallet address on-chain.</w:t>
+        <w:t>verifyUserWithIndex(address user, string role, string indexNumber): Binds student index number (e.g., UEB3509022) to wallet address on-chain.</w:t>
       </w:r>
     </w:p>
     <w:p>
@@ -1832,7 +1906,7 @@
           <w:color w:val="000000"/>
           <w:sz w:val="24"/>
         </w:rPr>
-        <w:t>verifyUserWithStaffId(address user, string role, string staffId): Binds lecturer staff ID in PS*** format (e.g., PS001, PS123) to role and wallet address on-chain.</w:t>
+        <w:t>verifyUserWithStaffId(address user, string role, string staffId): Binds lecturer staff ID (e.g., PS123) to wallet address on-chain.</w:t>
       </w:r>
     </w:p>
     <w:p>
@@ -1847,7 +1921,7 @@
           <w:color w:val="000000"/>
           <w:sz w:val="24"/>
         </w:rPr>
-        <w:t>getUserRole(address user), getUserIndexNumber(address user), getUserStaffId(address user): View functions returning on-chain identity bindings.</w:t>
+        <w:t>getUserRole(address user), getUserIndexNumber(address user), getUserStaffId(address user): View functions returning on-chain identity records.</w:t>
       </w:r>
     </w:p>
     <w:p>
@@ -1877,7 +1951,7 @@
           <w:color w:val="000000"/>
           <w:sz w:val="24"/>
         </w:rPr>
-        <w:t>Message Flow: Input message/file → Client AES-GCM encryption → Compute SHA-256 payload hash → Send ciphertext to Convex → Execute Besu recordHash() via Ethers.js → Attach txHash to Convex message → Recipient decrypts payload and verifies hash.</w:t>
+        <w:t>Academic Q&amp;A Workflow (Primary): Student enters question title and details → Selects target department → Optionally attaches research document or code file → Convex askQuestion mutation executes → Real-time department_question notification dispatched to verified lecturers in target department → Lecturer reviews inquiry on QAPage → Verified lecturer posts academic answer with rank badge (Doctor, Professor, Engineer) → Answer saved and broadcast to forum feed → Student receives question_reply notification → Optional: Student clicks "Direct Message" to initiate private encrypted follow-up consultation.</w:t>
       </w:r>
     </w:p>
     <w:p>
@@ -1892,7 +1966,7 @@
           <w:color w:val="000000"/>
           <w:sz w:val="24"/>
         </w:rPr>
-        <w:t>Verification Flow: Admin enters search identifier (Email, Student Index Number UEB3509022, or Lecturer Staff ID PS***) → Query Convex database for user profile and 30-day message history → Inspect Cryptographic Audit Trail comparing Convex mutable DB timestamp against Besu immutable block timestamp → Validate content SHA-256 hash match → Generate and print formal verification audit report.</w:t>
+        <w:t>Verification &amp; Audit Workflow: User submits institutional credentials and ID photo → Administrator reviews request in Admin portal → Admin assigns department and approves verification → System records role and identity on Besu contract → For audited interactions, client computes SHA-256 payload digest → Besu executes recordHash() → Transaction hash saved to Convex record → Administrator inspects audit desk, comparing mutable Convex timestamp against immutable Besu block timestamp.</w:t>
       </w:r>
     </w:p>
     <w:p>
@@ -1922,7 +1996,7 @@
           <w:color w:val="000000"/>
           <w:sz w:val="24"/>
         </w:rPr>
-        <w:t>The interface includes eleven routes: LandingPage, Register, Login, ForgotPassword, MessagesList, QAPage, Explore, VerifyProfile, EditProfile, Admin, and BB84 Key Setup.</w:t>
+        <w:t>The interface includes eleven primary routes: LandingPage, Register, Login, ForgotPassword, QAPage (academic forum), Explore, MessagesList (auxiliary chat), VerifyProfile, EditProfile, Admin, and BB84 Key Setup.</w:t>
       </w:r>
     </w:p>
     <w:p>
@@ -1999,7 +2073,7 @@
                 <w:color w:val="000000"/>
                 <w:sz w:val="20"/>
               </w:rPr>
-              <w:t>Security Impact</w:t>
+              <w:t>Institutional Risk</w:t>
             </w:r>
           </w:p>
         </w:tc>
@@ -2017,7 +2091,7 @@
                 <w:color w:val="000000"/>
                 <w:sz w:val="20"/>
               </w:rPr>
-              <w:t>Mitigation Mechanism</w:t>
+              <w:t>Engineering Mitigation</w:t>
             </w:r>
           </w:p>
         </w:tc>
@@ -2055,7 +2129,7 @@
                 <w:color w:val="000000"/>
                 <w:sz w:val="20"/>
               </w:rPr>
-              <w:t>Unauthorized payload alteration by DB admin</w:t>
+              <w:t>Unauthorized payload alteration by database admin</w:t>
             </w:r>
           </w:p>
         </w:tc>
@@ -2073,7 +2147,119 @@
                 <w:color w:val="000000"/>
                 <w:sz w:val="20"/>
               </w:rPr>
-              <w:t>SHA-256 hash on Besu fails verifyHash() comparison</w:t>
+              <w:t>SHA-256 digest on Besu ledger fails verifyHash() comparison</w:t>
+            </w:r>
+          </w:p>
+        </w:tc>
+      </w:tr>
+      <w:tr>
+        <w:tc>
+          <w:tcPr>
+            <w:tcW w:type="dxa" w:w="3000"/>
+          </w:tcPr>
+          <w:p>
+            <w:r/>
+            <w:r>
+              <w:rPr>
+                <w:rFonts w:ascii="Times New Roman" w:hAnsi="Times New Roman" w:eastAsia="Times New Roman"/>
+                <w:b w:val="0"/>
+                <w:i w:val="0"/>
+                <w:color w:val="000000"/>
+                <w:sz w:val="20"/>
+              </w:rPr>
+              <w:t>Unverified Lecturer Impersonation</w:t>
+            </w:r>
+          </w:p>
+        </w:tc>
+        <w:tc>
+          <w:tcPr>
+            <w:tcW w:type="dxa" w:w="3000"/>
+          </w:tcPr>
+          <w:p>
+            <w:r/>
+            <w:r>
+              <w:rPr>
+                <w:rFonts w:ascii="Times New Roman" w:hAnsi="Times New Roman" w:eastAsia="Times New Roman"/>
+                <w:b w:val="0"/>
+                <w:i w:val="0"/>
+                <w:color w:val="000000"/>
+                <w:sz w:val="20"/>
+              </w:rPr>
+              <w:t>Malicious user masquerading as faculty member</w:t>
+            </w:r>
+          </w:p>
+        </w:tc>
+        <w:tc>
+          <w:tcPr>
+            <w:tcW w:type="dxa" w:w="3000"/>
+          </w:tcPr>
+          <w:p>
+            <w:r/>
+            <w:r>
+              <w:rPr>
+                <w:rFonts w:ascii="Times New Roman" w:hAnsi="Times New Roman" w:eastAsia="Times New Roman"/>
+                <w:b w:val="0"/>
+                <w:i w:val="0"/>
+                <w:color w:val="000000"/>
+                <w:sz w:val="20"/>
+              </w:rPr>
+              <w:t>Strict admin identity review + immutable Besu verifyUser() role binding</w:t>
+            </w:r>
+          </w:p>
+        </w:tc>
+      </w:tr>
+      <w:tr>
+        <w:tc>
+          <w:tcPr>
+            <w:tcW w:type="dxa" w:w="3000"/>
+          </w:tcPr>
+          <w:p>
+            <w:r/>
+            <w:r>
+              <w:rPr>
+                <w:rFonts w:ascii="Times New Roman" w:hAnsi="Times New Roman" w:eastAsia="Times New Roman"/>
+                <w:b w:val="0"/>
+                <w:i w:val="0"/>
+                <w:color w:val="000000"/>
+                <w:sz w:val="20"/>
+              </w:rPr>
+              <w:t>Cross-Department Answering</w:t>
+            </w:r>
+          </w:p>
+        </w:tc>
+        <w:tc>
+          <w:tcPr>
+            <w:tcW w:type="dxa" w:w="3000"/>
+          </w:tcPr>
+          <w:p>
+            <w:r/>
+            <w:r>
+              <w:rPr>
+                <w:rFonts w:ascii="Times New Roman" w:hAnsi="Times New Roman" w:eastAsia="Times New Roman"/>
+                <w:b w:val="0"/>
+                <w:i w:val="0"/>
+                <w:color w:val="000000"/>
+                <w:sz w:val="20"/>
+              </w:rPr>
+              <w:t>Unqualified users answering domain-specific inquiries</w:t>
+            </w:r>
+          </w:p>
+        </w:tc>
+        <w:tc>
+          <w:tcPr>
+            <w:tcW w:type="dxa" w:w="3000"/>
+          </w:tcPr>
+          <w:p>
+            <w:r/>
+            <w:r>
+              <w:rPr>
+                <w:rFonts w:ascii="Times New Roman" w:hAnsi="Times New Roman" w:eastAsia="Times New Roman"/>
+                <w:b w:val="0"/>
+                <w:i w:val="0"/>
+                <w:color w:val="000000"/>
+                <w:sz w:val="20"/>
+              </w:rPr>
+              <w:t>Convex addAnswer mutation strictly verifies user is a lecturer in target department</w:t>
             </w:r>
           </w:p>
         </w:tc>
@@ -2111,7 +2297,7 @@
                 <w:color w:val="000000"/>
                 <w:sz w:val="20"/>
               </w:rPr>
-              <w:t>Server admin inspecting chat content</w:t>
+              <w:t>Server administrator inspecting private consultation</w:t>
             </w:r>
           </w:p>
         </w:tc>
@@ -2129,7 +2315,7 @@
                 <w:color w:val="000000"/>
                 <w:sz w:val="20"/>
               </w:rPr>
-              <w:t>Payloads stored as AES-GCM ciphertext; private keys stay local</w:t>
+              <w:t>Payloads encrypted via AES-GCM-256; private keys stay in client IndexedDB</w:t>
             </w:r>
           </w:p>
         </w:tc>
@@ -2149,7 +2335,7 @@
                 <w:color w:val="000000"/>
                 <w:sz w:val="20"/>
               </w:rPr>
-              <w:t>Role Impersonation</w:t>
+              <w:t>Quantum Channel Eavesdropping</w:t>
             </w:r>
           </w:p>
         </w:tc>
@@ -2167,7 +2353,7 @@
                 <w:color w:val="000000"/>
                 <w:sz w:val="20"/>
               </w:rPr>
-              <w:t>Unauthorized user claiming lecturer status</w:t>
+              <w:t>Interception of simulated quantum exchange</w:t>
             </w:r>
           </w:p>
         </w:tc>
@@ -2185,63 +2371,7 @@
                 <w:color w:val="000000"/>
                 <w:sz w:val="20"/>
               </w:rPr>
-              <w:t>Admin evidence workflow + immutable Besu verifyUser() role</w:t>
-            </w:r>
-          </w:p>
-        </w:tc>
-      </w:tr>
-      <w:tr>
-        <w:tc>
-          <w:tcPr>
-            <w:tcW w:type="dxa" w:w="3000"/>
-          </w:tcPr>
-          <w:p>
-            <w:r/>
-            <w:r>
-              <w:rPr>
-                <w:rFonts w:ascii="Times New Roman" w:hAnsi="Times New Roman" w:eastAsia="Times New Roman"/>
-                <w:b w:val="0"/>
-                <w:i w:val="0"/>
-                <w:color w:val="000000"/>
-                <w:sz w:val="20"/>
-              </w:rPr>
-              <w:t>Eavesdropping on Key Sim</w:t>
-            </w:r>
-          </w:p>
-        </w:tc>
-        <w:tc>
-          <w:tcPr>
-            <w:tcW w:type="dxa" w:w="3000"/>
-          </w:tcPr>
-          <w:p>
-            <w:r/>
-            <w:r>
-              <w:rPr>
-                <w:rFonts w:ascii="Times New Roman" w:hAnsi="Times New Roman" w:eastAsia="Times New Roman"/>
-                <w:b w:val="0"/>
-                <w:i w:val="0"/>
-                <w:color w:val="000000"/>
-                <w:sz w:val="20"/>
-              </w:rPr>
-              <w:t>Simulated noise on quantum channel</w:t>
-            </w:r>
-          </w:p>
-        </w:tc>
-        <w:tc>
-          <w:tcPr>
-            <w:tcW w:type="dxa" w:w="3000"/>
-          </w:tcPr>
-          <w:p>
-            <w:r/>
-            <w:r>
-              <w:rPr>
-                <w:rFonts w:ascii="Times New Roman" w:hAnsi="Times New Roman" w:eastAsia="Times New Roman"/>
-                <w:b w:val="0"/>
-                <w:i w:val="0"/>
-                <w:color w:val="000000"/>
-                <w:sz w:val="20"/>
-              </w:rPr>
-              <w:t>Session abort enforced when QBER &gt; 11%</w:t>
+              <w:t>Session abort automatically enforced whenever QBER exceeds 11%</w:t>
             </w:r>
           </w:p>
         </w:tc>

--- a/Documentation/Chapter_3_Methodology.docx
+++ b/Documentation/Chapter_3_Methodology.docx
@@ -1951,7 +1951,22 @@
           <w:color w:val="000000"/>
           <w:sz w:val="24"/>
         </w:rPr>
-        <w:t>Academic Q&amp;A Workflow (Primary): Student enters question title and details → Selects target department → Optionally attaches research document or code file → Convex askQuestion mutation executes → Real-time department_question notification dispatched to verified lecturers in target department → Lecturer reviews inquiry on QAPage → Verified lecturer posts academic answer with rank badge (Doctor, Professor, Engineer) → Answer saved and broadcast to forum feed → Student receives question_reply notification → Optional: Student clicks "Direct Message" to initiate private encrypted follow-up consultation.</w:t>
+        <w:t>Question Submission Flow (with AI Verification): Student enters question title and details → Selects target department and topic → Optionally attaches research document or code file → Client triggers AI academic verification via verifyAcademicQuestion() → Mercury 2 API evaluates title, details, department, and closed topic whitelist → If validation fails, specific inline field errors are displayed and submission is blocked → If verified, client generates SHA-256 payload digest and commits hash to local Hyperledger Besu blockchain → Convex askQuestion mutation executes and persists question → Real-time department_question notification dispatched to verified lecturers in target department.</w:t>
+      </w:r>
+    </w:p>
+    <w:p>
+      <w:pPr>
+        <w:ind w:firstLine="720"/>
+      </w:pPr>
+      <w:r>
+        <w:rPr>
+          <w:rFonts w:ascii="Times New Roman" w:hAnsi="Times New Roman" w:eastAsia="Times New Roman"/>
+          <w:b w:val="0"/>
+          <w:i w:val="0"/>
+          <w:color w:val="000000"/>
+          <w:sz w:val="24"/>
+        </w:rPr>
+        <w:t>Academic Q&amp;A Workflow (Primary): Verified lecturer reviews inquiry on QAPage → Verified lecturer posts academic answer with rank badge (Doctor, Professor, Engineer) → Answer saved and broadcast to forum feed via Convex reactive subscription → Student receives question_reply notification → Optional: Student clicks "Direct Message" to initiate private encrypted follow-up consultation.</w:t>
       </w:r>
     </w:p>
     <w:p>
@@ -2279,6 +2294,62 @@
                 <w:color w:val="000000"/>
                 <w:sz w:val="20"/>
               </w:rPr>
+              <w:t>Non-academic or cross-domain question</w:t>
+            </w:r>
+          </w:p>
+        </w:tc>
+        <w:tc>
+          <w:tcPr>
+            <w:tcW w:type="dxa" w:w="3000"/>
+          </w:tcPr>
+          <w:p>
+            <w:r/>
+            <w:r>
+              <w:rPr>
+                <w:rFonts w:ascii="Times New Roman" w:hAnsi="Times New Roman" w:eastAsia="Times New Roman"/>
+                <w:b w:val="0"/>
+                <w:i w:val="0"/>
+                <w:color w:val="000000"/>
+                <w:sz w:val="20"/>
+              </w:rPr>
+              <w:t>Forum pollution, spam, and misdirection of faculty attention</w:t>
+            </w:r>
+          </w:p>
+        </w:tc>
+        <w:tc>
+          <w:tcPr>
+            <w:tcW w:type="dxa" w:w="3000"/>
+          </w:tcPr>
+          <w:p>
+            <w:r/>
+            <w:r>
+              <w:rPr>
+                <w:rFonts w:ascii="Times New Roman" w:hAnsi="Times New Roman" w:eastAsia="Times New Roman"/>
+                <w:b w:val="0"/>
+                <w:i w:val="0"/>
+                <w:color w:val="000000"/>
+                <w:sz w:val="20"/>
+              </w:rPr>
+              <w:t>Mercury 2 AI moderation with department/topic whitelist check</w:t>
+            </w:r>
+          </w:p>
+        </w:tc>
+      </w:tr>
+      <w:tr>
+        <w:tc>
+          <w:tcPr>
+            <w:tcW w:type="dxa" w:w="3000"/>
+          </w:tcPr>
+          <w:p>
+            <w:r/>
+            <w:r>
+              <w:rPr>
+                <w:rFonts w:ascii="Times New Roman" w:hAnsi="Times New Roman" w:eastAsia="Times New Roman"/>
+                <w:b w:val="0"/>
+                <w:i w:val="0"/>
+                <w:color w:val="000000"/>
+                <w:sz w:val="20"/>
+              </w:rPr>
               <w:t>Cloud Eavesdropping</w:t>
             </w:r>
           </w:p>
@@ -2378,6 +2449,262 @@
       </w:tr>
     </w:tbl>
     <w:p/>
+    <w:p>
+      <w:pPr>
+        <w:pStyle w:val="Heading2"/>
+      </w:pPr>
+      <w:r>
+        <w:rPr>
+          <w:rFonts w:ascii="Times New Roman" w:hAnsi="Times New Roman" w:eastAsia="Times New Roman"/>
+          <w:b/>
+          <w:i w:val="0"/>
+          <w:color w:val="000000"/>
+          <w:sz w:val="26"/>
+        </w:rPr>
+        <w:t>3.10 AI Academic Moderation Pipeline</w:t>
+      </w:r>
+    </w:p>
+    <w:p>
+      <w:pPr>
+        <w:ind w:firstLine="720"/>
+      </w:pPr>
+      <w:r>
+        <w:rPr>
+          <w:rFonts w:ascii="Times New Roman" w:hAnsi="Times New Roman" w:eastAsia="Times New Roman"/>
+          <w:b w:val="0"/>
+          <w:i w:val="0"/>
+          <w:color w:val="000000"/>
+          <w:sz w:val="24"/>
+        </w:rPr>
+        <w:t>To safeguard the academic standard of the forum and prevent irrelevant or non-academic submissions, QCampus Connect implements an automated AI content moderation pipeline in src/services/academicVerifier.ts, invoked during question submission in src/route/QAPage.tsx.</w:t>
+      </w:r>
+    </w:p>
+    <w:p>
+      <w:pPr>
+        <w:ind w:firstLine="720"/>
+      </w:pPr>
+      <w:r>
+        <w:rPr>
+          <w:rFonts w:ascii="Times New Roman" w:hAnsi="Times New Roman" w:eastAsia="Times New Roman"/>
+          <w:b w:val="0"/>
+          <w:i w:val="0"/>
+          <w:color w:val="000000"/>
+          <w:sz w:val="24"/>
+        </w:rPr>
+        <w:t>The core verification routine is verifyAcademicQuestion(title, details, department, validTopics, userSelectedTopic). The function takes the user-provided title, extended body details, selected target department name, an array of approved canonical topics for that department, and the user's selected topic.</w:t>
+      </w:r>
+    </w:p>
+    <w:p>
+      <w:pPr>
+        <w:ind w:firstLine="720"/>
+      </w:pPr>
+      <w:r>
+        <w:rPr>
+          <w:rFonts w:ascii="Times New Roman" w:hAnsi="Times New Roman" w:eastAsia="Times New Roman"/>
+          <w:b w:val="0"/>
+          <w:i w:val="0"/>
+          <w:color w:val="000000"/>
+          <w:sz w:val="24"/>
+        </w:rPr>
+        <w:t>The architecture enforces a closed-list topic whitelist approach (DEPARTMENT_TOPICS). Each academic department maps to a strictly defined array of canonical topics. For example, 'Computer Science And Informatics' maps to canonical areas including Algorithms, Data Structures, Programming, Databases, Networks, Artificial Intelligence, Machine Learning, Computer Vision, Natural Language Processing, Operating Systems, Software Engineering, Computer Architecture, and Distributed Systems. If a department does not have configured topics on the whitelist, the valid topics list evaluates to empty, meaning no topic match can be established and unapproved submissions are blocked.</w:t>
+      </w:r>
+    </w:p>
+    <w:p>
+      <w:pPr>
+        <w:ind w:firstLine="720"/>
+      </w:pPr>
+      <w:r>
+        <w:rPr>
+          <w:rFonts w:ascii="Times New Roman" w:hAnsi="Times New Roman" w:eastAsia="Times New Roman"/>
+          <w:b w:val="0"/>
+          <w:i w:val="0"/>
+          <w:color w:val="000000"/>
+          <w:sz w:val="24"/>
+        </w:rPr>
+        <w:t>During execution, verifyAcademicQuestion constructs an HTTP POST request to the Mercury 2 completion endpoint (https://api.inceptionlabs.ai/v1/chat/completions) with temperature 0.1 and max_tokens 256. The call employs the following exact system prompt:</w:t>
+      </w:r>
+    </w:p>
+    <w:p>
+      <w:pPr>
+        <w:spacing w:before="120" w:after="120"/>
+        <w:ind w:left="360"/>
+      </w:pPr>
+      <w:r>
+        <w:rPr>
+          <w:rFonts w:ascii="Courier New" w:hAnsi="Courier New" w:eastAsia="Courier New"/>
+          <w:b w:val="0"/>
+          <w:i w:val="0"/>
+          <w:color w:val="000000"/>
+          <w:sz w:val="18"/>
+        </w:rPr>
+        <w:t>You are an academic moderator. Evaluate TITLE and DETAILS against DEPARTMENT and the closed TOPIC LIST. Set matchedTopic to the best match from the list or null. isAcademic is true ONLY if titleOk, detailsOk, departmentMatch are all true AND matchedTopic is not null. Return ONLY JSON.</w:t>
+      </w:r>
+    </w:p>
+    <w:p>
+      <w:pPr>
+        <w:ind w:firstLine="720"/>
+      </w:pPr>
+      <w:r>
+        <w:rPr>
+          <w:rFonts w:ascii="Times New Roman" w:hAnsi="Times New Roman" w:eastAsia="Times New Roman"/>
+          <w:b w:val="0"/>
+          <w:i w:val="0"/>
+          <w:color w:val="000000"/>
+          <w:sz w:val="24"/>
+        </w:rPr>
+        <w:t>By specifying response_format: { type: 'json_object' }, the model is constrained to return a structured JSON response schema:</w:t>
+      </w:r>
+    </w:p>
+    <w:p>
+      <w:pPr>
+        <w:spacing w:before="120" w:after="120"/>
+        <w:ind w:left="360"/>
+      </w:pPr>
+      <w:r>
+        <w:rPr>
+          <w:rFonts w:ascii="Courier New" w:hAnsi="Courier New" w:eastAsia="Courier New"/>
+          <w:b w:val="0"/>
+          <w:i w:val="0"/>
+          <w:color w:val="000000"/>
+          <w:sz w:val="18"/>
+        </w:rPr>
+        <w:t>{</w:t>
+        <w:br/>
+        <w:t xml:space="preserve">  "isAcademic": boolean,</w:t>
+        <w:br/>
+        <w:t xml:space="preserve">  "titleOk": boolean,</w:t>
+        <w:br/>
+        <w:t xml:space="preserve">  "detailsOk": boolean,</w:t>
+        <w:br/>
+        <w:t xml:space="preserve">  "departmentMatch": boolean,</w:t>
+        <w:br/>
+        <w:t xml:space="preserve">  "matchedTopic": string | null,</w:t>
+        <w:br/>
+        <w:t xml:space="preserve">  "reason": string</w:t>
+        <w:br/>
+        <w:t>}</w:t>
+      </w:r>
+    </w:p>
+    <w:p>
+      <w:pPr>
+        <w:ind w:firstLine="720"/>
+      </w:pPr>
+      <w:r>
+        <w:rPr>
+          <w:rFonts w:ascii="Times New Roman" w:hAnsi="Times New Roman" w:eastAsia="Times New Roman"/>
+          <w:b w:val="0"/>
+          <w:i w:val="0"/>
+          <w:color w:val="000000"/>
+          <w:sz w:val="24"/>
+        </w:rPr>
+        <w:t>The verifier evaluates isAcademic as true strictly when titleOk, detailsOk, and departmentMatch are all true AND matchedTopic is not null. If the Mercury 2 service experiences network failure, HTTP error codes, or invalid payloads, the system implements a fail-open fallback behavior, returning isAcademic=true, titleOk=true, detailsOk=true, departmentMatch=true, and matchedTopic set to userSelectedTopic. This ensures that a transient third-party API disruption never blocks valid student coursework inquiries.</w:t>
+      </w:r>
+    </w:p>
+    <w:p>
+      <w:pPr>
+        <w:ind w:firstLine="720"/>
+      </w:pPr>
+      <w:r>
+        <w:rPr>
+          <w:rFonts w:ascii="Times New Roman" w:hAnsi="Times New Roman" w:eastAsia="Times New Roman"/>
+          <w:b w:val="0"/>
+          <w:i w:val="0"/>
+          <w:color w:val="000000"/>
+          <w:sz w:val="24"/>
+        </w:rPr>
+        <w:t>When an inquiry fails verification, QAPage halts submission and displays actionable user-facing rejection messages targeting the exact failing field:</w:t>
+      </w:r>
+    </w:p>
+    <w:p>
+      <w:pPr>
+        <w:pStyle w:val="ListBullet"/>
+      </w:pPr>
+      <w:r>
+        <w:rPr>
+          <w:rFonts w:ascii="Times New Roman" w:hAnsi="Times New Roman" w:eastAsia="Times New Roman"/>
+          <w:b w:val="0"/>
+          <w:i w:val="0"/>
+          <w:color w:val="000000"/>
+          <w:sz w:val="24"/>
+        </w:rPr>
+        <w:t>If titleOk is false: 'Please make your title academic'</w:t>
+      </w:r>
+    </w:p>
+    <w:p>
+      <w:pPr>
+        <w:pStyle w:val="ListBullet"/>
+      </w:pPr>
+      <w:r>
+        <w:rPr>
+          <w:rFonts w:ascii="Times New Roman" w:hAnsi="Times New Roman" w:eastAsia="Times New Roman"/>
+          <w:b w:val="0"/>
+          <w:i w:val="0"/>
+          <w:color w:val="000000"/>
+          <w:sz w:val="24"/>
+        </w:rPr>
+        <w:t>If detailsOk is false: 'Please add meaningful academic details'</w:t>
+      </w:r>
+    </w:p>
+    <w:p>
+      <w:pPr>
+        <w:pStyle w:val="ListBullet"/>
+      </w:pPr>
+      <w:r>
+        <w:rPr>
+          <w:rFonts w:ascii="Times New Roman" w:hAnsi="Times New Roman" w:eastAsia="Times New Roman"/>
+          <w:b w:val="0"/>
+          <w:i w:val="0"/>
+          <w:color w:val="000000"/>
+          <w:sz w:val="24"/>
+        </w:rPr>
+        <w:t>If departmentMatch is false: 'This question does not match the selected department'</w:t>
+      </w:r>
+    </w:p>
+    <w:p>
+      <w:pPr>
+        <w:pStyle w:val="ListBullet"/>
+      </w:pPr>
+      <w:r>
+        <w:rPr>
+          <w:rFonts w:ascii="Times New Roman" w:hAnsi="Times New Roman" w:eastAsia="Times New Roman"/>
+          <w:b w:val="0"/>
+          <w:i w:val="0"/>
+          <w:color w:val="000000"/>
+          <w:sz w:val="24"/>
+        </w:rPr>
+        <w:t>If matchedTopic is null: 'No closed topic on the whitelist matches this question'</w:t>
+      </w:r>
+    </w:p>
+    <w:p>
+      <w:pPr>
+        <w:pStyle w:val="ListBullet"/>
+      </w:pPr>
+      <w:r>
+        <w:rPr>
+          <w:rFonts w:ascii="Times New Roman" w:hAnsi="Times New Roman" w:eastAsia="Times New Roman"/>
+          <w:b w:val="0"/>
+          <w:i w:val="0"/>
+          <w:color w:val="000000"/>
+          <w:sz w:val="24"/>
+        </w:rPr>
+        <w:t>If matchedTopic does not match selectedTopic: 'Selected topic is not the matching closed topic (matched: {matchedTopic})'</w:t>
+      </w:r>
+    </w:p>
+    <w:p>
+      <w:pPr>
+        <w:ind w:firstLine="720"/>
+      </w:pPr>
+      <w:r>
+        <w:rPr>
+          <w:rFonts w:ascii="Times New Roman" w:hAnsi="Times New Roman" w:eastAsia="Times New Roman"/>
+          <w:b w:val="0"/>
+          <w:i w:val="0"/>
+          <w:color w:val="000000"/>
+          <w:sz w:val="24"/>
+        </w:rPr>
+        <w:t>Environment Variable and Security Limitation: The integration authenticates using the VITE_MERCURY_KEY environment variable. In the prototype, accessing this key directly via import.meta.env on the client exposes the credential in client-side JavaScript bundles. While acceptable for prototype testing and evaluation, production deployments must proxy the verification request through a secure Convex serverless action so that API credentials never reach the browser.</w:t>
+      </w:r>
+    </w:p>
     <w:sectPr>
       <w:pgSz w:w="12240" w:h="15840"/>
       <w:pgMar w:top="1440" w:right="1440" w:bottom="1440" w:left="1800" w:header="720" w:footer="720" w:gutter="0"/>

--- a/Documentation/Chapter_3_Methodology.docx
+++ b/Documentation/Chapter_3_Methodology.docx
@@ -1951,7 +1951,7 @@
           <w:color w:val="000000"/>
           <w:sz w:val="24"/>
         </w:rPr>
-        <w:t>Question Submission Flow (with AI Verification): Student enters question title and details → Selects target department and topic → Optionally attaches research document or code file → Client triggers AI academic verification via verifyAcademicQuestion() → Mercury 2 API evaluates title, details, department, and closed topic whitelist → If validation fails, specific inline field errors are displayed and submission is blocked → If verified, client generates SHA-256 payload digest and commits hash to local Hyperledger Besu blockchain → Convex askQuestion mutation executes and persists question → Real-time department_question notification dispatched to verified lecturers in target department.</w:t>
+        <w:t>Question Submission Flow (with AI Verification): Student enters question title and details → Form enforces client-side hard character constraints (Title: 100 max, Details: 500 max with 12-character minimum, Hashtags: 100 max) with real-time reactive counter telemetry → Pre-flight guards validate lengths prior to network dispatch to prevent token waste → Student selects target department and topic → Optionally attaches research document or code file → Client triggers AI academic verification via verifyAcademicQuestion() → Inputs are defensively truncated before payload construction → Mercury 2 API evaluates title, details, department, and topic within a 1500-token budget at temperature 0.5 → If validation fails, specific inline field errors or length warnings are displayed and submission is blocked → If verified, client generates SHA-256 payload digest and commits hash to local Hyperledger Besu blockchain → Convex askQuestion mutation executes and persists question → Real-time department_question notification dispatched to verified lecturers in target department.</w:t>
       </w:r>
     </w:p>
     <w:p>
@@ -2350,6 +2350,62 @@
                 <w:color w:val="000000"/>
                 <w:sz w:val="20"/>
               </w:rPr>
+              <w:t>Oversized / DoS payload injection</w:t>
+            </w:r>
+          </w:p>
+        </w:tc>
+        <w:tc>
+          <w:tcPr>
+            <w:tcW w:type="dxa" w:w="3000"/>
+          </w:tcPr>
+          <w:p>
+            <w:r/>
+            <w:r>
+              <w:rPr>
+                <w:rFonts w:ascii="Times New Roman" w:hAnsi="Times New Roman" w:eastAsia="Times New Roman"/>
+                <w:b w:val="0"/>
+                <w:i w:val="0"/>
+                <w:color w:val="000000"/>
+                <w:sz w:val="20"/>
+              </w:rPr>
+              <w:t>Exhaustion of LLM inference tokens and memory bloat</w:t>
+            </w:r>
+          </w:p>
+        </w:tc>
+        <w:tc>
+          <w:tcPr>
+            <w:tcW w:type="dxa" w:w="3000"/>
+          </w:tcPr>
+          <w:p>
+            <w:r/>
+            <w:r>
+              <w:rPr>
+                <w:rFonts w:ascii="Times New Roman" w:hAnsi="Times New Roman" w:eastAsia="Times New Roman"/>
+                <w:b w:val="0"/>
+                <w:i w:val="0"/>
+                <w:color w:val="000000"/>
+                <w:sz w:val="20"/>
+              </w:rPr>
+              <w:t>Client maxLength + pre-flight JS guards + defensive verifier slicing (100/500 chars)</w:t>
+            </w:r>
+          </w:p>
+        </w:tc>
+      </w:tr>
+      <w:tr>
+        <w:tc>
+          <w:tcPr>
+            <w:tcW w:type="dxa" w:w="3000"/>
+          </w:tcPr>
+          <w:p>
+            <w:r/>
+            <w:r>
+              <w:rPr>
+                <w:rFonts w:ascii="Times New Roman" w:hAnsi="Times New Roman" w:eastAsia="Times New Roman"/>
+                <w:b w:val="0"/>
+                <w:i w:val="0"/>
+                <w:color w:val="000000"/>
+                <w:sz w:val="20"/>
+              </w:rPr>
               <w:t>Cloud Eavesdropping</w:t>
             </w:r>
           </w:p>
@@ -2491,7 +2547,7 @@
           <w:color w:val="000000"/>
           <w:sz w:val="24"/>
         </w:rPr>
-        <w:t>The core verification routine is verifyAcademicQuestion(title, details, department, validTopics, userSelectedTopic). The function takes the user-provided title, extended body details, selected target department name, an array of approved canonical topics for that department, and the user's selected topic.</w:t>
+        <w:t>The core verification routine is verifyAcademicQuestion(title, details, department, userSelectedTopic). The function takes the user-provided title, extended body details, selected target department name, and the user's selected topic.</w:t>
       </w:r>
     </w:p>
     <w:p>
@@ -2506,53 +2562,7 @@
           <w:color w:val="000000"/>
           <w:sz w:val="24"/>
         </w:rPr>
-        <w:t>The architecture enforces a closed-list topic whitelist approach (DEPARTMENT_TOPICS). Each academic department maps to a strictly defined array of canonical topics. For example, 'Computer Science And Informatics' maps to canonical areas including Algorithms, Data Structures, Programming, Databases, Networks, Artificial Intelligence, Machine Learning, Computer Vision, Natural Language Processing, Operating Systems, Software Engineering, Computer Architecture, and Distributed Systems. If a department does not have configured topics on the whitelist, the valid topics list evaluates to empty, meaning no topic match can be established and unapproved submissions are blocked.</w:t>
-      </w:r>
-    </w:p>
-    <w:p>
-      <w:pPr>
-        <w:ind w:firstLine="720"/>
-      </w:pPr>
-      <w:r>
-        <w:rPr>
-          <w:rFonts w:ascii="Times New Roman" w:hAnsi="Times New Roman" w:eastAsia="Times New Roman"/>
-          <w:b w:val="0"/>
-          <w:i w:val="0"/>
-          <w:color w:val="000000"/>
-          <w:sz w:val="24"/>
-        </w:rPr>
-        <w:t>During execution, verifyAcademicQuestion constructs an HTTP POST request to the Mercury 2 completion endpoint (https://api.inceptionlabs.ai/v1/chat/completions) with temperature 0.1 and max_tokens 256. The call employs the following exact system prompt:</w:t>
-      </w:r>
-    </w:p>
-    <w:p>
-      <w:pPr>
-        <w:spacing w:before="120" w:after="120"/>
-        <w:ind w:left="360"/>
-      </w:pPr>
-      <w:r>
-        <w:rPr>
-          <w:rFonts w:ascii="Courier New" w:hAnsi="Courier New" w:eastAsia="Courier New"/>
-          <w:b w:val="0"/>
-          <w:i w:val="0"/>
-          <w:color w:val="000000"/>
-          <w:sz w:val="18"/>
-        </w:rPr>
-        <w:t>You are an academic moderator. Evaluate TITLE and DETAILS against DEPARTMENT and the closed TOPIC LIST. Set matchedTopic to the best match from the list or null. isAcademic is true ONLY if titleOk, detailsOk, departmentMatch are all true AND matchedTopic is not null. Return ONLY JSON.</w:t>
-      </w:r>
-    </w:p>
-    <w:p>
-      <w:pPr>
-        <w:ind w:firstLine="720"/>
-      </w:pPr>
-      <w:r>
-        <w:rPr>
-          <w:rFonts w:ascii="Times New Roman" w:hAnsi="Times New Roman" w:eastAsia="Times New Roman"/>
-          <w:b w:val="0"/>
-          <w:i w:val="0"/>
-          <w:color w:val="000000"/>
-          <w:sz w:val="24"/>
-        </w:rPr>
-        <w:t>By specifying response_format: { type: 'json_object' }, the model is constrained to return a structured JSON response schema:</w:t>
+        <w:t>During execution, verifyAcademicQuestion constructs an HTTP POST request to the Mercury 2 completion endpoint (https://api.inceptionlabs.ai/v1/chat/completions) with temperature 0.5 and max_tokens 1500. The call employs a comprehensive system prompt enforcing four strict academic criteria: titleOk (must name a specific, real academic subject), detailsOk (must state a real academic question or problem a lecturer can answer), departmentMatch (subject matter must belong to the selected department), and topicMatch (the selected topic must be academic and match the inquiry content). By specifying response_format: { type: 'json_object' }, the model returns a deterministic JSON evaluation schema:</w:t>
       </w:r>
     </w:p>
     <w:p>
@@ -2578,7 +2588,7 @@
         <w:br/>
         <w:t xml:space="preserve">  "departmentMatch": boolean,</w:t>
         <w:br/>
-        <w:t xml:space="preserve">  "matchedTopic": string | null,</w:t>
+        <w:t xml:space="preserve">  "topicMatch": boolean,</w:t>
         <w:br/>
         <w:t xml:space="preserve">  "reason": string</w:t>
         <w:br/>
@@ -2597,7 +2607,7 @@
           <w:color w:val="000000"/>
           <w:sz w:val="24"/>
         </w:rPr>
-        <w:t>The verifier evaluates isAcademic as true strictly when titleOk, detailsOk, and departmentMatch are all true AND matchedTopic is not null. If the Mercury 2 service experiences network failure, HTTP error codes, or invalid payloads, the system implements a fail-open fallback behavior, returning isAcademic=true, titleOk=true, detailsOk=true, departmentMatch=true, and matchedTopic set to userSelectedTopic. This ensures that a transient third-party API disruption never blocks valid student coursework inquiries.</w:t>
+        <w:t>The verifier evaluates isAcademic as true strictly when titleOk, detailsOk, departmentMatch, and topicMatch are all true. If the Mercury 2 service experiences network failure, HTTP error codes, or invalid payloads, the system sets error: true and informs the student that the verification service is temporarily unavailable, prompting a retry without silently allowing unverified content.</w:t>
       </w:r>
     </w:p>
     <w:p>
@@ -2627,7 +2637,7 @@
           <w:color w:val="000000"/>
           <w:sz w:val="24"/>
         </w:rPr>
-        <w:t>If titleOk is false: 'Please make your title academic'</w:t>
+        <w:t>If titleOk is false: "Your title doesn't look like a real academic topic. Please use a clear subject name like 'RSA encryption' or 'Operating Systems scheduling'."</w:t>
       </w:r>
     </w:p>
     <w:p>
@@ -2642,7 +2652,7 @@
           <w:color w:val="000000"/>
           <w:sz w:val="24"/>
         </w:rPr>
-        <w:t>If detailsOk is false: 'Please add meaningful academic details'</w:t>
+        <w:t>If detailsOk is false: "Your details don't contain a real academic question. Please describe what you're trying to understand so a lecturer can help."</w:t>
       </w:r>
     </w:p>
     <w:p>
@@ -2657,7 +2667,7 @@
           <w:color w:val="000000"/>
           <w:sz w:val="24"/>
         </w:rPr>
-        <w:t>If departmentMatch is false: 'This question does not match the selected department'</w:t>
+        <w:t>If departmentMatch is false: "Your question doesn't match the selected Department. Please choose the correct department or rewrite your question."</w:t>
       </w:r>
     </w:p>
     <w:p>
@@ -2672,7 +2682,7 @@
           <w:color w:val="000000"/>
           <w:sz w:val="24"/>
         </w:rPr>
-        <w:t>If matchedTopic is null: 'No closed topic on the whitelist matches this question'</w:t>
+        <w:t>If topicMatch is false: "Your question doesn't match the selected Topic. Please pick a different topic or edit your question."</w:t>
       </w:r>
     </w:p>
     <w:p>
@@ -2687,7 +2697,202 @@
           <w:color w:val="000000"/>
           <w:sz w:val="24"/>
         </w:rPr>
-        <w:t>If matchedTopic does not match selectedTopic: 'Selected topic is not the matching closed topic (matched: {matchedTopic})'</w:t>
+        <w:t>If token length limit is hit: "Your question is too long to verify — please shorten it."</w:t>
+      </w:r>
+    </w:p>
+    <w:p>
+      <w:pPr>
+        <w:pStyle w:val="Heading3"/>
+      </w:pPr>
+      <w:r>
+        <w:rPr>
+          <w:rFonts w:ascii="Times New Roman" w:hAnsi="Times New Roman" w:eastAsia="Times New Roman"/>
+          <w:b/>
+          <w:i w:val="0"/>
+          <w:color w:val="000000"/>
+          <w:sz w:val="26"/>
+        </w:rPr>
+        <w:t>3.10.1 Input Boundaries, Character Limits, and Counter Telemetry</w:t>
+      </w:r>
+    </w:p>
+    <w:p>
+      <w:pPr>
+        <w:ind w:firstLine="720"/>
+      </w:pPr>
+      <w:r>
+        <w:rPr>
+          <w:rFonts w:ascii="Times New Roman" w:hAnsi="Times New Roman" w:eastAsia="Times New Roman"/>
+          <w:b w:val="0"/>
+          <w:i w:val="0"/>
+          <w:color w:val="000000"/>
+          <w:sz w:val="24"/>
+        </w:rPr>
+        <w:t>To guarantee interface responsiveness, prevent token depletion, and maintain high pedagogical signal-to-noise ratios, the question submission form in src/route/QAPage.tsx enforces strict character boundaries across all user inputs:</w:t>
+      </w:r>
+    </w:p>
+    <w:p>
+      <w:pPr>
+        <w:pStyle w:val="ListBullet"/>
+      </w:pPr>
+      <w:r>
+        <w:rPr>
+          <w:rFonts w:ascii="Times New Roman" w:hAnsi="Times New Roman" w:eastAsia="Times New Roman"/>
+          <w:b w:val="0"/>
+          <w:i w:val="0"/>
+          <w:color w:val="000000"/>
+          <w:sz w:val="24"/>
+        </w:rPr>
+        <w:t>Question Title (100 Characters Maximum): Enforces a hard limit of 100 characters on the title input via the HTML5 maxLength attribute. A live reactive counter ({currentLength}/100) provides continuous visual feedback, rendering in subtle outline grey under standard conditions, transitioning to alert red when reaching 90% capacity (90+ characters), and escalating to bold red at exactly 100 characters.</w:t>
+      </w:r>
+    </w:p>
+    <w:p>
+      <w:pPr>
+        <w:pStyle w:val="ListBullet"/>
+      </w:pPr>
+      <w:r>
+        <w:rPr>
+          <w:rFonts w:ascii="Times New Roman" w:hAnsi="Times New Roman" w:eastAsia="Times New Roman"/>
+          <w:b w:val="0"/>
+          <w:i w:val="0"/>
+          <w:color w:val="000000"/>
+          <w:sz w:val="24"/>
+        </w:rPr>
+        <w:t>Question Details (500 Characters Maximum, 12 Characters Minimum): Enforces a hard limit of 500 characters on the details textarea via maxLength={500}. A right-aligned live counter ({currentLength}/500) displays character progress, turning red at 450+ characters (90%) and bold red at 500 characters. Keystrokes beyond 500 are blocked automatically by the browser engine, preventing paste overflow attacks. Concurrently, a pre-flight validation check enforces a minimum threshold of 12 characters, rejecting one-word or empty inquiries before network transmission.</w:t>
+      </w:r>
+    </w:p>
+    <w:p>
+      <w:pPr>
+        <w:pStyle w:val="ListBullet"/>
+      </w:pPr>
+      <w:r>
+        <w:rPr>
+          <w:rFonts w:ascii="Times New Roman" w:hAnsi="Times New Roman" w:eastAsia="Times New Roman"/>
+          <w:b w:val="0"/>
+          <w:i w:val="0"/>
+          <w:color w:val="000000"/>
+          <w:sz w:val="24"/>
+        </w:rPr>
+        <w:t>Question Hashtags (100 Characters Maximum): Implements a 100-character ceiling on optional indexing tags via maxLength={100}, backed by a live ({currentLength}/100) reactive counter with 90% and 100% color escalation.</w:t>
+      </w:r>
+    </w:p>
+    <w:p>
+      <w:pPr>
+        <w:pStyle w:val="ListBullet"/>
+      </w:pPr>
+      <w:r>
+        <w:rPr>
+          <w:rFonts w:ascii="Times New Roman" w:hAnsi="Times New Roman" w:eastAsia="Times New Roman"/>
+          <w:b w:val="0"/>
+          <w:i w:val="0"/>
+          <w:color w:val="000000"/>
+          <w:sz w:val="24"/>
+        </w:rPr>
+        <w:t>Multi-Layer Client Validation Guards: Before triggering verifyAcademicQuestion, the handleAsk submission handler runs defensive JavaScript checks on trimmed strings. If title.trim().length === 0, details.trim().length &lt; 12, title.length &gt; 100, body.length &gt; 500, or hashtags.length &gt; 100, submission is halted instantly and descriptive alerts are rendered in the moderation error banner.</w:t>
+      </w:r>
+    </w:p>
+    <w:p>
+      <w:pPr>
+        <w:pStyle w:val="ListBullet"/>
+      </w:pPr>
+      <w:r>
+        <w:rPr>
+          <w:rFonts w:ascii="Times New Roman" w:hAnsi="Times New Roman" w:eastAsia="Times New Roman"/>
+          <w:b w:val="0"/>
+          <w:i w:val="0"/>
+          <w:color w:val="000000"/>
+          <w:sz w:val="24"/>
+        </w:rPr>
+        <w:t>Defensive Moderation Area Telemetry: Even if a malicious actor bypasses browser maxLength attributes (e.g., via browser developer tools or DOM manipulation), the form's error container defensively computes string lengths and renders explicit character overflow diagnostics (for example, 'Your details are too long (564/500). Please shorten to 500 characters.') alongside standard moderation alerts.</w:t>
+      </w:r>
+    </w:p>
+    <w:p>
+      <w:pPr>
+        <w:pStyle w:val="Heading3"/>
+      </w:pPr>
+      <w:r>
+        <w:rPr>
+          <w:rFonts w:ascii="Times New Roman" w:hAnsi="Times New Roman" w:eastAsia="Times New Roman"/>
+          <w:b/>
+          <w:i w:val="0"/>
+          <w:color w:val="000000"/>
+          <w:sz w:val="26"/>
+        </w:rPr>
+        <w:t>3.10.2 Architectural and Token Budget Rationales</w:t>
+      </w:r>
+    </w:p>
+    <w:p>
+      <w:pPr>
+        <w:ind w:firstLine="720"/>
+      </w:pPr>
+      <w:r>
+        <w:rPr>
+          <w:rFonts w:ascii="Times New Roman" w:hAnsi="Times New Roman" w:eastAsia="Times New Roman"/>
+          <w:b w:val="0"/>
+          <w:i w:val="0"/>
+          <w:color w:val="000000"/>
+          <w:sz w:val="24"/>
+        </w:rPr>
+        <w:t>The introduction of rigorous text boundaries and live counter telemetry addresses four critical architectural and economic imperatives:</w:t>
+      </w:r>
+    </w:p>
+    <w:p>
+      <w:pPr>
+        <w:pStyle w:val="ListNumber"/>
+      </w:pPr>
+      <w:r>
+        <w:rPr>
+          <w:rFonts w:ascii="Times New Roman" w:hAnsi="Times New Roman" w:eastAsia="Times New Roman"/>
+          <w:b w:val="0"/>
+          <w:i w:val="0"/>
+          <w:color w:val="000000"/>
+          <w:sz w:val="24"/>
+        </w:rPr>
+        <w:t>Inference Token Budget Optimization: Large language model verification charges and processing latencies are directly proportional to token counts in the prompt payload. Without input bounds, students could paste multi-page laboratory manuals or uncompiled codebase dumps, incurring massive token costs per submission. Limiting titles to 100 characters and details to 500 characters bounds the input token consumption to a predictable, minimal envelope.</w:t>
+      </w:r>
+    </w:p>
+    <w:p>
+      <w:pPr>
+        <w:pStyle w:val="ListNumber"/>
+      </w:pPr>
+      <w:r>
+        <w:rPr>
+          <w:rFonts w:ascii="Times New Roman" w:hAnsi="Times New Roman" w:eastAsia="Times New Roman"/>
+          <w:b w:val="0"/>
+          <w:i w:val="0"/>
+          <w:color w:val="000000"/>
+          <w:sz w:val="24"/>
+        </w:rPr>
+        <w:t>Elimination of Completion Truncation (finish_reason === 'length'): Mercury 2 operates with a maximum generation budget of max_tokens: 1500 (expanded from an initial prototype budget of 256). In early testing, unbounded user questions consumed disproportionate token headroom, leaving insufficient capacity for the model to generate its structured JSON output. This resulted in the API returning finish_reason: 'length' and truncating the JSON string mid-stream. Enforcing 100-character and 500-character boundaries guarantees that the model has ample generation budget to return a complete, valid JSON object.</w:t>
+      </w:r>
+    </w:p>
+    <w:p>
+      <w:pPr>
+        <w:pStyle w:val="ListNumber"/>
+      </w:pPr>
+      <w:r>
+        <w:rPr>
+          <w:rFonts w:ascii="Times New Roman" w:hAnsi="Times New Roman" w:eastAsia="Times New Roman"/>
+          <w:b w:val="0"/>
+          <w:i w:val="0"/>
+          <w:color w:val="000000"/>
+          <w:sz w:val="24"/>
+        </w:rPr>
+        <w:t>Defensive In-Depth Payload Sanitization: In src/services/academicVerifier.ts, inputs are defensively sliced before constructing the JSON payload (title to 100 chars, details to 500 chars, department to 200 chars, and topic to 100 chars). Furthermore, if the Mercury 2 completion endpoint ever signals finish_reason === 'length', the verifier catches the condition gracefully, logs the event, and returns isAcademic: false with the clear directive: 'Your question is too long to verify — please shorten it.'</w:t>
+      </w:r>
+    </w:p>
+    <w:p>
+      <w:pPr>
+        <w:pStyle w:val="ListNumber"/>
+      </w:pPr>
+      <w:r>
+        <w:rPr>
+          <w:rFonts w:ascii="Times New Roman" w:hAnsi="Times New Roman" w:eastAsia="Times New Roman"/>
+          <w:b w:val="0"/>
+          <w:i w:val="0"/>
+          <w:color w:val="000000"/>
+          <w:sz w:val="24"/>
+        </w:rPr>
+        <w:t>Scholarly Brevity and Faculty Reading Efficiency: On a university-wide forum, faculty members review dozens of inquiries daily across departmental feeds. Unbounded, rambling prose impedes quick triage. Restricting titles to 100 characters forces students to synthesize their inquiry into a precise academic subject (e.g., 'Cache Coherence in Multi-Core Architectures'), while 500-character details encourage clear, problem-focused explanations without irrelevant narrative padding.</w:t>
       </w:r>
     </w:p>
     <w:p>
